--- a/docs/resume/FastWAM项目经历_详细版.docx
+++ b/docs/resume/FastWAM项目经历_详细版.docx
@@ -6,7 +6,7 @@
       <w:pPr>
         <w:pStyle w:val="Heading1"/>
         <w:bidi w:val="0"/>
-        <w:spacing w:before="240" w:after="280"/>
+        <w:spacing w:before="240" w:after="200"/>
         <w:jc w:val="start"/>
         <w:rPr/>
       </w:pPr>
@@ -35,8 +35,8 @@
       <w:pPr>
         <w:pStyle w:val="TextBody"/>
         <w:bidi w:val="0"/>
-        <w:spacing w:before="100" w:after="100"/>
-        <w:ind w:start="100" w:end="100" w:hanging="0"/>
+        <w:spacing w:before="80" w:after="120"/>
+        <w:ind w:start="80" w:end="80" w:hanging="0"/>
         <w:jc w:val="start"/>
         <w:rPr/>
       </w:pPr>
@@ -88,8 +88,7 @@
       </w:r>
       <w:r>
         <w:rPr/>
-        <w:t>2026.07</w:t>
-        <w:br/>
+        <w:t xml:space="preserve">2026.07–2026.08 </w:t>
       </w:r>
       <w:r>
         <w:rPr>
@@ -190,8 +189,8 @@
       <w:pPr>
         <w:pStyle w:val="TextBody"/>
         <w:bidi w:val="0"/>
-        <w:spacing w:before="100" w:after="100"/>
-        <w:ind w:start="100" w:end="100" w:hanging="0"/>
+        <w:spacing w:before="80" w:after="120"/>
+        <w:ind w:start="80" w:end="80" w:hanging="0"/>
         <w:jc w:val="start"/>
         <w:rPr/>
       </w:pPr>
@@ -227,7 +226,7 @@
       </w:r>
       <w:r>
         <w:rPr/>
-        <w:t xml:space="preserve">一致性诊断、动作输入反事实和轻量 </w:t>
+        <w:t xml:space="preserve">一致性诊断、动作输入反事实、轻量 </w:t>
       </w:r>
       <w:r>
         <w:rPr/>
@@ -235,7 +234,15 @@
       </w:r>
       <w:r>
         <w:rPr/>
-        <w:t xml:space="preserve">效用验证的四层研究与工程系统。项目强调同 </w:t>
+        <w:t>效用验证、</w:t>
+      </w:r>
+      <w:r>
+        <w:rPr/>
+        <w:t xml:space="preserve">geometry–action </w:t>
+      </w:r>
+      <w:r>
+        <w:rPr/>
+        <w:t xml:space="preserve">缺口定位和针对性方法干预的六层研究与工程系统。项目强调同 </w:t>
       </w:r>
       <w:r>
         <w:rPr/>
@@ -259,11 +266,11 @@
       </w:r>
       <w:r>
         <w:rPr/>
-        <w:t xml:space="preserve">鲁棒性结果，也保留未观察到 </w:t>
-      </w:r>
-      <w:r>
-        <w:rPr/>
-        <w:t xml:space="preserve">future utility </w:t>
+        <w:t xml:space="preserve">鲁棒性结果，也连续保留未观察到 </w:t>
+      </w:r>
+      <w:r>
+        <w:rPr/>
+        <w:t xml:space="preserve">future utility/GeoEq gain </w:t>
       </w:r>
       <w:r>
         <w:rPr/>
@@ -286,8 +293,8 @@
       <w:pPr>
         <w:pStyle w:val="TextBody"/>
         <w:bidi w:val="0"/>
-        <w:spacing w:before="100" w:after="100"/>
-        <w:ind w:start="100" w:end="100" w:hanging="0"/>
+        <w:spacing w:before="80" w:after="120"/>
+        <w:ind w:start="80" w:end="80" w:hanging="0"/>
         <w:jc w:val="start"/>
         <w:rPr/>
       </w:pPr>
@@ -315,7 +322,7 @@
       </w:r>
       <w:r>
         <w:rPr/>
-        <w:t>2026.07</w:t>
+        <w:t>2026.07–08</w:t>
       </w:r>
     </w:p>
     <w:p>
@@ -327,11 +334,11 @@
         </w:numPr>
         <w:tabs>
           <w:tab w:val="clear" w:pos="1134"/>
-          <w:tab w:val="left" w:pos="809" w:leader="none"/>
-        </w:tabs>
-        <w:bidi w:val="0"/>
-        <w:spacing w:before="100" w:after="0"/>
-        <w:ind w:start="809" w:end="100" w:hanging="283"/>
+          <w:tab w:val="left" w:pos="789" w:leader="none"/>
+        </w:tabs>
+        <w:bidi w:val="0"/>
+        <w:spacing w:before="80" w:after="0"/>
+        <w:ind w:start="789" w:end="80" w:hanging="283"/>
         <w:jc w:val="start"/>
         <w:rPr/>
       </w:pPr>
@@ -345,7 +352,7 @@
       </w:r>
       <w:r>
         <w:rPr/>
-        <w:t xml:space="preserve">官方推理链路与训练配置，将模糊的“未来想象能否改善泛化”拆成行为鲁棒性、观察关联、动作技术依赖和任务效用四层问题，避免把不同 </w:t>
+        <w:t xml:space="preserve">官方推理链路与训练配置，将模糊的“未来想象能否改善泛化”拆成行为鲁棒性、观察关联、动作技术依赖、任务效用、缺口定位与针对性干预六层问题，避免把不同 </w:t>
       </w:r>
       <w:r>
         <w:rPr/>
@@ -365,11 +372,11 @@
         </w:numPr>
         <w:tabs>
           <w:tab w:val="clear" w:pos="1134"/>
-          <w:tab w:val="left" w:pos="809" w:leader="none"/>
-        </w:tabs>
-        <w:bidi w:val="0"/>
-        <w:spacing w:before="100" w:after="0"/>
-        <w:ind w:start="809" w:end="100" w:hanging="283"/>
+          <w:tab w:val="left" w:pos="789" w:leader="none"/>
+        </w:tabs>
+        <w:bidi w:val="0"/>
+        <w:spacing w:before="80" w:after="0"/>
+        <w:ind w:start="789" w:end="80" w:hanging="283"/>
         <w:jc w:val="start"/>
         <w:rPr/>
       </w:pPr>
@@ -475,11 +482,11 @@
         </w:numPr>
         <w:tabs>
           <w:tab w:val="clear" w:pos="1134"/>
-          <w:tab w:val="left" w:pos="809" w:leader="none"/>
-        </w:tabs>
-        <w:bidi w:val="0"/>
-        <w:spacing w:before="100" w:after="0"/>
-        <w:ind w:start="809" w:end="100" w:hanging="283"/>
+          <w:tab w:val="left" w:pos="789" w:leader="none"/>
+        </w:tabs>
+        <w:bidi w:val="0"/>
+        <w:spacing w:before="80" w:after="0"/>
+        <w:ind w:start="789" w:end="80" w:hanging="283"/>
         <w:jc w:val="start"/>
         <w:rPr/>
       </w:pPr>
@@ -651,11 +658,11 @@
         </w:numPr>
         <w:tabs>
           <w:tab w:val="clear" w:pos="1134"/>
-          <w:tab w:val="left" w:pos="809" w:leader="none"/>
-        </w:tabs>
-        <w:bidi w:val="0"/>
-        <w:spacing w:before="100" w:after="0"/>
-        <w:ind w:start="809" w:end="100" w:hanging="283"/>
+          <w:tab w:val="left" w:pos="789" w:leader="none"/>
+        </w:tabs>
+        <w:bidi w:val="0"/>
+        <w:spacing w:before="80" w:after="0"/>
+        <w:ind w:start="789" w:end="80" w:hanging="283"/>
         <w:jc w:val="start"/>
         <w:rPr/>
       </w:pPr>
@@ -823,11 +830,11 @@
         </w:numPr>
         <w:tabs>
           <w:tab w:val="clear" w:pos="1134"/>
-          <w:tab w:val="left" w:pos="809" w:leader="none"/>
-        </w:tabs>
-        <w:bidi w:val="0"/>
-        <w:spacing w:before="100" w:after="0"/>
-        <w:ind w:start="809" w:end="100" w:hanging="283"/>
+          <w:tab w:val="left" w:pos="789" w:leader="none"/>
+        </w:tabs>
+        <w:bidi w:val="0"/>
+        <w:spacing w:before="80" w:after="0"/>
+        <w:ind w:start="789" w:end="80" w:hanging="283"/>
         <w:jc w:val="start"/>
         <w:rPr/>
       </w:pPr>
@@ -971,11 +978,11 @@
         </w:numPr>
         <w:tabs>
           <w:tab w:val="clear" w:pos="1134"/>
-          <w:tab w:val="left" w:pos="809" w:leader="none"/>
-        </w:tabs>
-        <w:bidi w:val="0"/>
-        <w:spacing w:before="100" w:after="0"/>
-        <w:ind w:start="809" w:end="100" w:hanging="283"/>
+          <w:tab w:val="left" w:pos="789" w:leader="none"/>
+        </w:tabs>
+        <w:bidi w:val="0"/>
+        <w:spacing w:before="80" w:after="0"/>
+        <w:ind w:start="789" w:end="80" w:hanging="283"/>
         <w:jc w:val="start"/>
         <w:rPr/>
       </w:pPr>
@@ -1089,11 +1096,11 @@
         </w:numPr>
         <w:tabs>
           <w:tab w:val="clear" w:pos="1134"/>
-          <w:tab w:val="left" w:pos="809" w:leader="none"/>
-        </w:tabs>
-        <w:bidi w:val="0"/>
-        <w:spacing w:before="100" w:after="0"/>
-        <w:ind w:start="809" w:end="100" w:hanging="283"/>
+          <w:tab w:val="left" w:pos="789" w:leader="none"/>
+        </w:tabs>
+        <w:bidi w:val="0"/>
+        <w:spacing w:before="80" w:after="0"/>
+        <w:ind w:start="789" w:end="80" w:hanging="283"/>
         <w:jc w:val="start"/>
         <w:rPr/>
       </w:pPr>
@@ -1209,11 +1216,11 @@
         </w:numPr>
         <w:tabs>
           <w:tab w:val="clear" w:pos="1134"/>
-          <w:tab w:val="left" w:pos="809" w:leader="none"/>
-        </w:tabs>
-        <w:bidi w:val="0"/>
-        <w:spacing w:before="100" w:after="0"/>
-        <w:ind w:start="809" w:end="100" w:hanging="283"/>
+          <w:tab w:val="left" w:pos="789" w:leader="none"/>
+        </w:tabs>
+        <w:bidi w:val="0"/>
+        <w:spacing w:before="80" w:after="0"/>
+        <w:ind w:start="789" w:end="80" w:hanging="283"/>
         <w:jc w:val="start"/>
         <w:rPr/>
       </w:pPr>
@@ -1325,11 +1332,11 @@
         </w:numPr>
         <w:tabs>
           <w:tab w:val="clear" w:pos="1134"/>
-          <w:tab w:val="left" w:pos="809" w:leader="none"/>
-        </w:tabs>
-        <w:bidi w:val="0"/>
-        <w:spacing w:before="100" w:after="0"/>
-        <w:ind w:start="809" w:end="100" w:hanging="283"/>
+          <w:tab w:val="left" w:pos="789" w:leader="none"/>
+        </w:tabs>
+        <w:bidi w:val="0"/>
+        <w:spacing w:before="80" w:after="0"/>
+        <w:ind w:start="789" w:end="80" w:hanging="283"/>
         <w:jc w:val="start"/>
         <w:rPr/>
       </w:pPr>
@@ -1521,10 +1528,582 @@
         </w:numPr>
         <w:tabs>
           <w:tab w:val="clear" w:pos="1134"/>
-          <w:tab w:val="left" w:pos="809" w:leader="none"/>
-        </w:tabs>
-        <w:bidi w:val="0"/>
-        <w:ind w:start="809" w:end="100" w:hanging="283"/>
+          <w:tab w:val="left" w:pos="789" w:leader="none"/>
+        </w:tabs>
+        <w:bidi w:val="0"/>
+        <w:spacing w:before="80" w:after="0"/>
+        <w:ind w:start="789" w:end="80" w:hanging="283"/>
+        <w:jc w:val="start"/>
+        <w:rPr/>
+      </w:pPr>
+      <w:r>
+        <w:rPr/>
+        <w:t xml:space="preserve">设计冻结 </w:t>
+      </w:r>
+      <w:r>
+        <w:rPr/>
+        <w:t>geometry–action diagnosis</w:t>
+      </w:r>
+      <w:r>
+        <w:rPr/>
+        <w:t xml:space="preserve">：在 </w:t>
+      </w:r>
+      <w:r>
+        <w:rPr>
+          <w:rStyle w:val="SourceText"/>
+        </w:rPr>
+        <w:t>64</w:t>
+      </w:r>
+      <w:r>
+        <w:rPr/>
+        <w:t xml:space="preserve"> </w:t>
+      </w:r>
+      <w:r>
+        <w:rPr/>
+        <w:t xml:space="preserve">个 </w:t>
+      </w:r>
+      <w:r>
+        <w:rPr/>
+        <w:t xml:space="preserve">base state </w:t>
+      </w:r>
+      <w:r>
+        <w:rPr/>
+        <w:t xml:space="preserve">上构造 </w:t>
+      </w:r>
+      <w:r>
+        <w:rPr>
+          <w:rStyle w:val="SourceText"/>
+        </w:rPr>
+        <w:t>256</w:t>
+      </w:r>
+      <w:r>
+        <w:rPr/>
+        <w:t xml:space="preserve"> </w:t>
+      </w:r>
+      <w:r>
+        <w:rPr/>
+        <w:t xml:space="preserve">个 </w:t>
+      </w:r>
+      <w:r>
+        <w:rPr/>
+        <w:t>exact-state/</w:t>
+      </w:r>
+      <w:r>
+        <w:rPr/>
+        <w:t xml:space="preserve">探索配对样本并捕获 </w:t>
+      </w:r>
+      <w:r>
+        <w:rPr>
+          <w:rStyle w:val="SourceText"/>
+        </w:rPr>
+        <w:t>12,544</w:t>
+      </w:r>
+      <w:r>
+        <w:rPr/>
+        <w:t xml:space="preserve"> </w:t>
+      </w:r>
+      <w:r>
+        <w:rPr/>
+        <w:t xml:space="preserve">条特征；测得 </w:t>
+      </w:r>
+      <w:r>
+        <w:rPr/>
+        <w:t xml:space="preserve">Video Camera−Clean geometry gap </w:t>
+      </w:r>
+      <w:r>
+        <w:rPr>
+          <w:rStyle w:val="SourceText"/>
+        </w:rPr>
+        <w:t>+0.020273 m</w:t>
+      </w:r>
+      <w:r>
+        <w:rPr/>
+        <w:t xml:space="preserve">，高于 </w:t>
+      </w:r>
+      <w:r>
+        <w:rPr/>
+        <w:t xml:space="preserve">Lighting </w:t>
+      </w:r>
+      <w:r>
+        <w:rPr>
+          <w:rStyle w:val="SourceText"/>
+        </w:rPr>
+        <w:t>+0.011660 m</w:t>
+      </w:r>
+      <w:r>
+        <w:rPr/>
+        <w:t xml:space="preserve">，且 </w:t>
+      </w:r>
+      <w:r>
+        <w:rPr/>
+        <w:t xml:space="preserve">rank-3 subspace shuffle </w:t>
+      </w:r>
+      <w:r>
+        <w:rPr/>
+        <w:t xml:space="preserve">在 </w:t>
+      </w:r>
+      <w:r>
+        <w:rPr>
+          <w:rStyle w:val="SourceText"/>
+        </w:rPr>
+        <w:t>36/36</w:t>
+      </w:r>
+      <w:r>
+        <w:rPr/>
+        <w:t xml:space="preserve"> </w:t>
+      </w:r>
+      <w:r>
+        <w:rPr/>
+        <w:t xml:space="preserve">次干预中改变动作而 </w:t>
+      </w:r>
+      <w:r>
+        <w:rPr/>
+        <w:t xml:space="preserve">correct control </w:t>
+      </w:r>
+      <w:r>
+        <w:rPr/>
+        <w:t xml:space="preserve">逐位恢复，将下一假设定位为 </w:t>
+      </w:r>
+      <w:r>
+        <w:rPr>
+          <w:rStyle w:val="SourceText"/>
+        </w:rPr>
+        <w:t>camera_equivariance_gap</w:t>
+      </w:r>
+      <w:r>
+        <w:rPr/>
+        <w:t xml:space="preserve">，不越界声称新方法或成功率收益。 </w:t>
+      </w:r>
+    </w:p>
+    <w:p>
+      <w:pPr>
+        <w:pStyle w:val="TextBody"/>
+        <w:numPr>
+          <w:ilvl w:val="0"/>
+          <w:numId w:val="1"/>
+        </w:numPr>
+        <w:tabs>
+          <w:tab w:val="clear" w:pos="1134"/>
+          <w:tab w:val="left" w:pos="789" w:leader="none"/>
+        </w:tabs>
+        <w:bidi w:val="0"/>
+        <w:spacing w:before="80" w:after="0"/>
+        <w:ind w:start="789" w:end="80" w:hanging="283"/>
+        <w:jc w:val="start"/>
+        <w:rPr/>
+      </w:pPr>
+      <w:r>
+        <w:rPr/>
+        <w:t xml:space="preserve">基于 </w:t>
+      </w:r>
+      <w:r>
+        <w:rPr/>
+        <w:t xml:space="preserve">Thought4 </w:t>
+      </w:r>
+      <w:r>
+        <w:rPr/>
+        <w:t xml:space="preserve">诊断实现 </w:t>
+      </w:r>
+      <w:r>
+        <w:rPr>
+          <w:rStyle w:val="SourceText"/>
+        </w:rPr>
+        <w:t>1,335,320</w:t>
+      </w:r>
+      <w:r>
+        <w:rPr/>
+        <w:t xml:space="preserve"> </w:t>
+      </w:r>
+      <w:r>
+        <w:rPr/>
+        <w:t xml:space="preserve">参数 </w:t>
+      </w:r>
+      <w:r>
+        <w:rPr/>
+        <w:t>Fast-WAM-GeoEq</w:t>
+      </w:r>
+      <w:r>
+        <w:rPr/>
+        <w:t xml:space="preserve">：在 </w:t>
+      </w:r>
+      <w:r>
+        <w:rPr/>
+        <w:t xml:space="preserve">action-consumed layer-15 K/V projection </w:t>
+      </w:r>
+      <w:r>
+        <w:rPr/>
+        <w:t xml:space="preserve">安装 </w:t>
+      </w:r>
+      <w:r>
+        <w:rPr/>
+        <w:t>rank-8 LoRA</w:t>
+      </w:r>
+      <w:r>
+        <w:rPr/>
+        <w:t xml:space="preserve">，加入 </w:t>
+      </w:r>
+      <w:r>
+        <w:rPr/>
+        <w:t xml:space="preserve">RayPose/relative-pose residual </w:t>
+      </w:r>
+      <w:r>
+        <w:rPr/>
+        <w:t xml:space="preserve">与训练期 </w:t>
+      </w:r>
+      <w:r>
+        <w:rPr/>
+        <w:t>Geo-REPA</w:t>
+      </w:r>
+      <w:r>
+        <w:rPr/>
+        <w:t xml:space="preserve">，并以 </w:t>
+      </w:r>
+      <w:r>
+        <w:rPr/>
+        <w:t xml:space="preserve">shuffled-target G4 </w:t>
+      </w:r>
+      <w:r>
+        <w:rPr/>
+        <w:t xml:space="preserve">作为 </w:t>
+      </w:r>
+      <w:r>
+        <w:rPr/>
+        <w:t>specificity control</w:t>
+      </w:r>
+      <w:r>
+        <w:rPr/>
+        <w:t>；</w:t>
+      </w:r>
+      <w:r>
+        <w:rPr/>
+        <w:t xml:space="preserve">Action DiT </w:t>
+      </w:r>
+      <w:r>
+        <w:rPr/>
+        <w:t>冻结、</w:t>
+      </w:r>
+      <w:r>
+        <w:rPr/>
+        <w:t xml:space="preserve">GeoProjector </w:t>
+      </w:r>
+      <w:r>
+        <w:rPr/>
+        <w:t>推理移除、</w:t>
+      </w:r>
+      <w:r>
+        <w:rPr/>
+        <w:t xml:space="preserve">GT depth </w:t>
+      </w:r>
+      <w:r>
+        <w:rPr/>
+        <w:t xml:space="preserve">不进入策略。 </w:t>
+      </w:r>
+    </w:p>
+    <w:p>
+      <w:pPr>
+        <w:pStyle w:val="TextBody"/>
+        <w:numPr>
+          <w:ilvl w:val="0"/>
+          <w:numId w:val="1"/>
+        </w:numPr>
+        <w:tabs>
+          <w:tab w:val="clear" w:pos="1134"/>
+          <w:tab w:val="left" w:pos="789" w:leader="none"/>
+        </w:tabs>
+        <w:bidi w:val="0"/>
+        <w:spacing w:before="80" w:after="0"/>
+        <w:ind w:start="789" w:end="80" w:hanging="283"/>
+        <w:jc w:val="start"/>
+        <w:rPr/>
+      </w:pPr>
+      <w:r>
+        <w:rPr/>
+        <w:t xml:space="preserve">在 </w:t>
+      </w:r>
+      <w:r>
+        <w:rPr>
+          <w:rStyle w:val="SourceText"/>
+        </w:rPr>
+        <w:t>3×RTX 4090</w:t>
+      </w:r>
+      <w:r>
+        <w:rPr/>
+        <w:t xml:space="preserve"> </w:t>
+      </w:r>
+      <w:r>
+        <w:rPr/>
+        <w:t xml:space="preserve">上完成单 </w:t>
+      </w:r>
+      <w:r>
+        <w:rPr/>
+        <w:t xml:space="preserve">task 8-train/4-development/4-test </w:t>
+      </w:r>
+      <w:r>
+        <w:rPr/>
+        <w:t xml:space="preserve">的 </w:t>
+      </w:r>
+      <w:r>
+        <w:rPr/>
+        <w:t>B1/G3/G4 matched Pilot</w:t>
+      </w:r>
+      <w:r>
+        <w:rPr/>
+        <w:t xml:space="preserve">（约 </w:t>
+      </w:r>
+      <w:r>
+        <w:rPr>
+          <w:rStyle w:val="SourceText"/>
+        </w:rPr>
+        <w:t>2h29m</w:t>
+      </w:r>
+      <w:r>
+        <w:rPr/>
+        <w:t>）：</w:t>
+      </w:r>
+      <w:r>
+        <w:rPr/>
+        <w:t xml:space="preserve">G3 Camera gap </w:t>
+      </w:r>
+      <w:r>
+        <w:rPr/>
+        <w:t xml:space="preserve">缩小 </w:t>
+      </w:r>
+      <w:r>
+        <w:rPr>
+          <w:rStyle w:val="SourceText"/>
+        </w:rPr>
+        <w:t>20.94%&lt;25%</w:t>
+      </w:r>
+      <w:r>
+        <w:rPr/>
+        <w:t xml:space="preserve">，主 </w:t>
+      </w:r>
+      <w:r>
+        <w:rPr/>
+        <w:t xml:space="preserve">future geometry RMSE </w:t>
+      </w:r>
+      <w:r>
+        <w:rPr/>
+        <w:t>未改善，</w:t>
+      </w:r>
+      <w:r>
+        <w:rPr/>
+        <w:t xml:space="preserve">future utility </w:t>
+      </w:r>
+      <w:r>
+        <w:rPr/>
+        <w:t xml:space="preserve">为 </w:t>
+      </w:r>
+      <w:r>
+        <w:rPr>
+          <w:rStyle w:val="SourceText"/>
+        </w:rPr>
+        <w:t>−</w:t>
+      </w:r>
+      <w:r>
+        <w:rPr>
+          <w:rStyle w:val="SourceText"/>
+        </w:rPr>
+        <w:t>0.005231</w:t>
+      </w:r>
+      <w:r>
+        <w:rPr/>
+        <w:t>，</w:t>
+      </w:r>
+      <w:r>
+        <w:rPr/>
+        <w:t xml:space="preserve">Camera success </w:t>
+      </w:r>
+      <w:r>
+        <w:rPr/>
+        <w:t xml:space="preserve">与 </w:t>
+      </w:r>
+      <w:r>
+        <w:rPr/>
+        <w:t xml:space="preserve">B1 </w:t>
+      </w:r>
+      <w:r>
+        <w:rPr/>
+        <w:t xml:space="preserve">同为 </w:t>
+      </w:r>
+      <w:r>
+        <w:rPr>
+          <w:rStyle w:val="SourceText"/>
+        </w:rPr>
+        <w:t>1/4</w:t>
+      </w:r>
+      <w:r>
+        <w:rPr/>
+        <w:t xml:space="preserve">；五项 </w:t>
+      </w:r>
+      <w:r>
+        <w:rPr/>
+        <w:t xml:space="preserve">Gate </w:t>
+      </w:r>
+      <w:r>
+        <w:rPr/>
+        <w:t xml:space="preserve">全 </w:t>
+      </w:r>
+      <w:r>
+        <w:rPr/>
+        <w:t xml:space="preserve">false </w:t>
+      </w:r>
+      <w:r>
+        <w:rPr/>
+        <w:t xml:space="preserve">后停止预计 </w:t>
+      </w:r>
+      <w:r>
+        <w:rPr>
+          <w:rStyle w:val="SourceText"/>
+        </w:rPr>
+        <w:t>28–45 h</w:t>
+      </w:r>
+      <w:r>
+        <w:rPr/>
+        <w:t xml:space="preserve"> formal</w:t>
+      </w:r>
+      <w:r>
+        <w:rPr/>
+        <w:t xml:space="preserve">，避免结果后扩大计算。 </w:t>
+      </w:r>
+    </w:p>
+    <w:p>
+      <w:pPr>
+        <w:pStyle w:val="TextBody"/>
+        <w:numPr>
+          <w:ilvl w:val="0"/>
+          <w:numId w:val="1"/>
+        </w:numPr>
+        <w:tabs>
+          <w:tab w:val="clear" w:pos="1134"/>
+          <w:tab w:val="left" w:pos="789" w:leader="none"/>
+        </w:tabs>
+        <w:bidi w:val="0"/>
+        <w:spacing w:before="80" w:after="0"/>
+        <w:ind w:start="789" w:end="80" w:hanging="283"/>
+        <w:jc w:val="start"/>
+        <w:rPr/>
+      </w:pPr>
+      <w:r>
+        <w:rPr/>
+        <w:t xml:space="preserve">对 </w:t>
+      </w:r>
+      <w:r>
+        <w:rPr/>
+        <w:t xml:space="preserve">Pilot </w:t>
+      </w:r>
+      <w:r>
+        <w:rPr/>
+        <w:t xml:space="preserve">的 </w:t>
+      </w:r>
+      <w:r>
+        <w:rPr/>
+        <w:t xml:space="preserve">25 </w:t>
+      </w:r>
+      <w:r>
+        <w:rPr/>
+        <w:t xml:space="preserve">项冻结输入做 </w:t>
+      </w:r>
+      <w:r>
+        <w:rPr/>
+        <w:t xml:space="preserve">CPU-only </w:t>
+      </w:r>
+      <w:r>
+        <w:rPr/>
+        <w:t xml:space="preserve">只读失败分解，定位 </w:t>
+      </w:r>
+      <w:r>
+        <w:rPr/>
+        <w:t xml:space="preserve">G3 Clean utility </w:t>
+      </w:r>
+      <w:r>
+        <w:rPr>
+          <w:rStyle w:val="SourceText"/>
+        </w:rPr>
+        <w:t>−0.015268</w:t>
+      </w:r>
+      <w:r>
+        <w:rPr/>
+        <w:t>、</w:t>
+      </w:r>
+      <w:r>
+        <w:rPr/>
+        <w:t xml:space="preserve">Camera </w:t>
+      </w:r>
+      <w:r>
+        <w:rPr>
+          <w:rStyle w:val="SourceText"/>
+        </w:rPr>
+        <w:t>+0.004807</w:t>
+      </w:r>
+      <w:r>
+        <w:rPr/>
+        <w:t xml:space="preserve"> </w:t>
+      </w:r>
+      <w:r>
+        <w:rPr/>
+        <w:t xml:space="preserve">与低 </w:t>
+      </w:r>
+      <w:r>
+        <w:rPr/>
+        <w:t xml:space="preserve">effective-sigma </w:t>
+      </w:r>
+      <w:r>
+        <w:rPr/>
+        <w:t xml:space="preserve">伤害；验证 </w:t>
+      </w:r>
+      <w:r>
+        <w:rPr/>
+        <w:t xml:space="preserve">RayPose gate/grad/injection </w:t>
+      </w:r>
+      <w:r>
+        <w:rPr/>
+        <w:t xml:space="preserve">非零，同时因缺少 </w:t>
+      </w:r>
+      <w:r>
+        <w:rPr/>
+        <w:t xml:space="preserve">gate-zero/G1/G2 </w:t>
+      </w:r>
+      <w:r>
+        <w:rPr/>
+        <w:t xml:space="preserve">对照而拒绝独立因果归因，并用 </w:t>
+      </w:r>
+      <w:r>
+        <w:rPr/>
+        <w:t xml:space="preserve">G3/G4 </w:t>
+      </w:r>
+      <w:r>
+        <w:rPr/>
+        <w:t xml:space="preserve">轨迹相关 </w:t>
+      </w:r>
+      <w:r>
+        <w:rPr>
+          <w:rStyle w:val="SourceText"/>
+        </w:rPr>
+        <w:t>0.999986</w:t>
+      </w:r>
+      <w:r>
+        <w:rPr/>
+        <w:t xml:space="preserve"> </w:t>
+      </w:r>
+      <w:r>
+        <w:rPr/>
+        <w:t xml:space="preserve">识别共享正则混淆。 </w:t>
+      </w:r>
+    </w:p>
+    <w:p>
+      <w:pPr>
+        <w:pStyle w:val="TextBody"/>
+        <w:numPr>
+          <w:ilvl w:val="0"/>
+          <w:numId w:val="1"/>
+        </w:numPr>
+        <w:tabs>
+          <w:tab w:val="clear" w:pos="1134"/>
+          <w:tab w:val="left" w:pos="789" w:leader="none"/>
+        </w:tabs>
+        <w:bidi w:val="0"/>
+        <w:ind w:start="789" w:end="80" w:hanging="283"/>
         <w:jc w:val="start"/>
         <w:rPr/>
       </w:pPr>
@@ -1562,7 +2141,23 @@
       </w:r>
       <w:r>
         <w:rPr/>
-        <w:t xml:space="preserve">冻结、反事实和旧 </w:t>
+        <w:t>冻结、反事实、</w:t>
+      </w:r>
+      <w:r>
+        <w:rPr/>
+        <w:t>FP32 reconstruction</w:t>
+      </w:r>
+      <w:r>
+        <w:rPr/>
+        <w:t xml:space="preserve">、三卡 </w:t>
+      </w:r>
+      <w:r>
+        <w:rPr/>
+        <w:t xml:space="preserve">worker </w:t>
+      </w:r>
+      <w:r>
+        <w:rPr/>
+        <w:t xml:space="preserve">和旧 </w:t>
       </w:r>
       <w:r>
         <w:rPr/>
@@ -1576,7 +2171,7 @@
         <w:rPr>
           <w:rStyle w:val="SourceText"/>
         </w:rPr>
-        <w:t>397 passed</w:t>
+        <w:t>504 passed</w:t>
       </w:r>
       <w:r>
         <w:rPr/>
@@ -1639,8 +2234,8 @@
       <w:pPr>
         <w:pStyle w:val="TextBody"/>
         <w:bidi w:val="0"/>
-        <w:spacing w:before="100" w:after="100"/>
-        <w:ind w:start="100" w:end="100" w:hanging="0"/>
+        <w:spacing w:before="80" w:after="120"/>
+        <w:ind w:start="80" w:end="80" w:hanging="0"/>
         <w:jc w:val="start"/>
         <w:rPr/>
       </w:pPr>
@@ -1723,8 +2318,8 @@
       <w:pPr>
         <w:pStyle w:val="TextBody"/>
         <w:bidi w:val="0"/>
-        <w:spacing w:before="100" w:after="100"/>
-        <w:ind w:start="100" w:end="100" w:hanging="0"/>
+        <w:spacing w:before="80" w:after="120"/>
+        <w:ind w:start="80" w:end="80" w:hanging="0"/>
         <w:jc w:val="start"/>
         <w:rPr/>
       </w:pPr>
@@ -1769,8 +2364,8 @@
       <w:pPr>
         <w:pStyle w:val="TextBody"/>
         <w:bidi w:val="0"/>
-        <w:spacing w:before="100" w:after="100"/>
-        <w:ind w:start="100" w:end="100" w:hanging="0"/>
+        <w:spacing w:before="80" w:after="120"/>
+        <w:ind w:start="80" w:end="80" w:hanging="0"/>
         <w:jc w:val="start"/>
         <w:rPr/>
       </w:pPr>
@@ -1851,8 +2446,8 @@
       <w:pPr>
         <w:pStyle w:val="TextBody"/>
         <w:bidi w:val="0"/>
-        <w:spacing w:before="100" w:after="100"/>
-        <w:ind w:start="100" w:end="100" w:hanging="0"/>
+        <w:spacing w:before="80" w:after="120"/>
+        <w:ind w:start="80" w:end="80" w:hanging="0"/>
         <w:jc w:val="start"/>
         <w:rPr/>
       </w:pPr>
@@ -1929,8 +2524,8 @@
       <w:pPr>
         <w:pStyle w:val="TextBody"/>
         <w:bidi w:val="0"/>
-        <w:spacing w:before="100" w:after="100"/>
-        <w:ind w:start="100" w:end="100" w:hanging="0"/>
+        <w:spacing w:before="80" w:after="120"/>
+        <w:ind w:start="80" w:end="80" w:hanging="0"/>
         <w:jc w:val="start"/>
         <w:rPr/>
       </w:pPr>
@@ -1974,10 +2569,12 @@
     <w:p>
       <w:pPr>
         <w:pStyle w:val="PreformattedText"/>
-        <w:pBdr/>
-        <w:shd w:fill="F5F7F9" w:val="clear"/>
-        <w:bidi w:val="0"/>
-        <w:spacing w:before="0" w:after="0"/>
+        <w:pBdr>
+          <w:left w:val="single" w:sz="24" w:space="7" w:color="7D9FC4"/>
+        </w:pBdr>
+        <w:shd w:fill="F3F6F9" w:val="clear"/>
+        <w:bidi w:val="0"/>
+        <w:spacing w:lineRule="auto" w:line="324" w:before="0" w:after="0"/>
         <w:jc w:val="start"/>
         <w:rPr/>
       </w:pPr>
@@ -1997,10 +2594,12 @@
     <w:p>
       <w:pPr>
         <w:pStyle w:val="PreformattedText"/>
-        <w:pBdr/>
-        <w:shd w:fill="F5F7F9" w:val="clear"/>
-        <w:bidi w:val="0"/>
-        <w:spacing w:before="0" w:after="0"/>
+        <w:pBdr>
+          <w:left w:val="single" w:sz="24" w:space="7" w:color="7D9FC4"/>
+        </w:pBdr>
+        <w:shd w:fill="F3F6F9" w:val="clear"/>
+        <w:bidi w:val="0"/>
+        <w:spacing w:lineRule="auto" w:line="324" w:before="0" w:after="0"/>
         <w:jc w:val="start"/>
         <w:rPr/>
       </w:pPr>
@@ -2072,8 +2671,8 @@
       <w:pPr>
         <w:pStyle w:val="TextBody"/>
         <w:bidi w:val="0"/>
-        <w:spacing w:before="100" w:after="100"/>
-        <w:ind w:start="100" w:end="100" w:hanging="0"/>
+        <w:spacing w:before="80" w:after="120"/>
+        <w:ind w:start="80" w:end="80" w:hanging="0"/>
         <w:jc w:val="start"/>
         <w:rPr/>
       </w:pPr>
@@ -2178,8 +2777,8 @@
       <w:pPr>
         <w:pStyle w:val="TextBody"/>
         <w:bidi w:val="0"/>
-        <w:spacing w:before="100" w:after="100"/>
-        <w:ind w:start="100" w:end="100" w:hanging="0"/>
+        <w:spacing w:before="80" w:after="120"/>
+        <w:ind w:start="80" w:end="80" w:hanging="0"/>
         <w:jc w:val="start"/>
         <w:rPr/>
       </w:pPr>
@@ -2288,8 +2887,8 @@
       <w:pPr>
         <w:pStyle w:val="TextBody"/>
         <w:bidi w:val="0"/>
-        <w:spacing w:before="100" w:after="100"/>
-        <w:ind w:start="100" w:end="100" w:hanging="0"/>
+        <w:spacing w:before="80" w:after="120"/>
+        <w:ind w:start="80" w:end="80" w:hanging="0"/>
         <w:jc w:val="start"/>
         <w:rPr/>
       </w:pPr>
@@ -2383,16 +2982,402 @@
       </w:r>
       <w:r>
         <w:rPr/>
+        <w:t xml:space="preserve">负结果后先做机制定位，而不是继续增加 </w:t>
+      </w:r>
+      <w:r>
+        <w:rPr/>
+        <w:t>K</w:t>
+      </w:r>
+    </w:p>
+    <w:p>
+      <w:pPr>
+        <w:pStyle w:val="TextBody"/>
+        <w:bidi w:val="0"/>
+        <w:spacing w:before="80" w:after="120"/>
+        <w:ind w:start="80" w:end="80" w:hanging="0"/>
+        <w:jc w:val="start"/>
+        <w:rPr/>
+      </w:pPr>
+      <w:r>
+        <w:rPr/>
+        <w:t xml:space="preserve">K=1 </w:t>
+      </w:r>
+      <w:r>
+        <w:rPr/>
+        <w:t xml:space="preserve">没有通过 </w:t>
+      </w:r>
+      <w:r>
+        <w:rPr/>
+        <w:t xml:space="preserve">held-out utility </w:t>
+      </w:r>
+      <w:r>
+        <w:rPr/>
+        <w:t xml:space="preserve">后，项目没有直接训练 </w:t>
+      </w:r>
+      <w:r>
+        <w:rPr/>
+        <w:t>K=2/K=4</w:t>
+      </w:r>
+      <w:r>
+        <w:rPr/>
+        <w:t>。</w:t>
+      </w:r>
+      <w:r>
+        <w:rPr/>
+        <w:t xml:space="preserve">Thought4 </w:t>
+      </w:r>
+      <w:r>
+        <w:rPr/>
+        <w:t xml:space="preserve">先用 </w:t>
+      </w:r>
+      <w:r>
+        <w:rPr/>
+        <w:t xml:space="preserve">exact-state Camera/Lighting </w:t>
+      </w:r>
+      <w:r>
+        <w:rPr/>
+        <w:t xml:space="preserve">对照回答“信息根本不可读”还是“相机变化下不稳定”： </w:t>
+      </w:r>
+      <w:r>
+        <w:rPr/>
+        <w:t xml:space="preserve">Clean geometry/motion </w:t>
+      </w:r>
+      <w:r>
+        <w:rPr/>
+        <w:t xml:space="preserve">均可线性读取，但 </w:t>
+      </w:r>
+      <w:r>
+        <w:rPr/>
+        <w:t xml:space="preserve">Camera gap </w:t>
+      </w:r>
+      <w:r>
+        <w:rPr/>
+        <w:t xml:space="preserve">高于 </w:t>
+      </w:r>
+      <w:r>
+        <w:rPr/>
+        <w:t>Lighting</w:t>
+      </w:r>
+      <w:r>
+        <w:rPr/>
+        <w:t>，</w:t>
+      </w:r>
+      <w:r>
+        <w:rPr/>
+        <w:t xml:space="preserve">rank-3 coordinate shuffle </w:t>
+      </w:r>
+      <w:r>
+        <w:rPr/>
+        <w:t xml:space="preserve">又会改变动作。由此把搜索空间从任意 </w:t>
+      </w:r>
+      <w:r>
+        <w:rPr/>
+        <w:t xml:space="preserve">future Adapter </w:t>
+      </w:r>
+      <w:r>
+        <w:rPr/>
+        <w:t xml:space="preserve">收窄为 </w:t>
+      </w:r>
+      <w:r>
+        <w:rPr>
+          <w:rStyle w:val="SourceText"/>
+        </w:rPr>
+        <w:t>camera_equivariance_gap</w:t>
+      </w:r>
+      <w:r>
+        <w:rPr/>
+        <w:t xml:space="preserve">，同时用 </w:t>
+      </w:r>
+      <w:r>
+        <w:rPr/>
+        <w:t xml:space="preserve">FP32 arithmetic + bitwise correct control </w:t>
+      </w:r>
+      <w:r>
+        <w:rPr/>
+        <w:t xml:space="preserve">排除 </w:t>
+      </w:r>
+      <w:r>
+        <w:rPr/>
+        <w:t xml:space="preserve">BF16 reconstruction </w:t>
+      </w:r>
+      <w:r>
+        <w:rPr/>
+        <w:t>伪差。</w:t>
+      </w:r>
+    </w:p>
+    <w:p>
+      <w:pPr>
+        <w:pStyle w:val="Heading3"/>
+        <w:bidi w:val="0"/>
+        <w:jc w:val="start"/>
+        <w:rPr/>
+      </w:pPr>
+      <w:r>
+        <w:rPr/>
+        <w:t xml:space="preserve">6. </w:t>
+      </w:r>
+      <w:r>
+        <w:rPr/>
+        <w:t xml:space="preserve">针对性方法也要经过 </w:t>
+      </w:r>
+      <w:r>
+        <w:rPr/>
+        <w:t>specificity</w:t>
+      </w:r>
+      <w:r>
+        <w:rPr/>
+        <w:t>、</w:t>
+      </w:r>
+      <w:r>
+        <w:rPr/>
+        <w:t xml:space="preserve">utility </w:t>
+      </w:r>
+      <w:r>
+        <w:rPr/>
+        <w:t xml:space="preserve">与 </w:t>
+      </w:r>
+      <w:r>
+        <w:rPr/>
+        <w:t xml:space="preserve">rollout </w:t>
+      </w:r>
+      <w:r>
+        <w:rPr/>
+        <w:t>三重门禁</w:t>
+      </w:r>
+    </w:p>
+    <w:p>
+      <w:pPr>
+        <w:pStyle w:val="TextBody"/>
+        <w:bidi w:val="0"/>
+        <w:spacing w:before="80" w:after="120"/>
+        <w:ind w:start="80" w:end="80" w:hanging="0"/>
+        <w:jc w:val="start"/>
+        <w:rPr/>
+      </w:pPr>
+      <w:r>
+        <w:rPr/>
+        <w:t xml:space="preserve">Thought5 </w:t>
+      </w:r>
+      <w:r>
+        <w:rPr/>
+        <w:t xml:space="preserve">没有把方法推荐当成方法有效，而是实现 </w:t>
+      </w:r>
+      <w:r>
+        <w:rPr/>
+        <w:t>matched B1/G3/G4</w:t>
+      </w:r>
+      <w:r>
+        <w:rPr/>
+        <w:t>：</w:t>
+      </w:r>
+      <w:r>
+        <w:rPr/>
+        <w:t xml:space="preserve">G3 </w:t>
+      </w:r>
+      <w:r>
+        <w:rPr/>
+        <w:t xml:space="preserve">使用正确 </w:t>
+      </w:r>
+      <w:r>
+        <w:rPr/>
+        <w:t>Geo-REPA correspondence</w:t>
+      </w:r>
+      <w:r>
+        <w:rPr/>
+        <w:t>，</w:t>
+      </w:r>
+      <w:r>
+        <w:rPr/>
+        <w:t xml:space="preserve">G4 </w:t>
+      </w:r>
+      <w:r>
+        <w:rPr/>
+        <w:t xml:space="preserve">只打乱 </w:t>
+      </w:r>
+      <w:r>
+        <w:rPr/>
+        <w:t>correspondence</w:t>
+      </w:r>
+      <w:r>
+        <w:rPr/>
+        <w:t xml:space="preserve">，二者共享 </w:t>
+      </w:r>
+      <w:r>
+        <w:rPr/>
+        <w:t>RayPose</w:t>
+      </w:r>
+      <w:r>
+        <w:rPr/>
+        <w:t>、</w:t>
+      </w:r>
+      <w:r>
+        <w:rPr/>
+        <w:t xml:space="preserve">auxiliary loss </w:t>
+      </w:r>
+      <w:r>
+        <w:rPr/>
+        <w:t xml:space="preserve">与 </w:t>
+      </w:r>
+      <w:r>
+        <w:rPr/>
+        <w:t>LoRA</w:t>
+      </w:r>
+      <w:r>
+        <w:rPr/>
+        <w:t>。</w:t>
+      </w:r>
+      <w:r>
+        <w:rPr/>
+        <w:t xml:space="preserve">G3 </w:t>
+      </w:r>
+      <w:r>
+        <w:rPr/>
+        <w:t xml:space="preserve">虽缩小 </w:t>
+      </w:r>
+      <w:r>
+        <w:rPr/>
+        <w:t>20.94% Camera gap</w:t>
+      </w:r>
+      <w:r>
+        <w:rPr/>
+        <w:t xml:space="preserve">，却低于 </w:t>
+      </w:r>
+      <w:r>
+        <w:rPr/>
+        <w:t xml:space="preserve">25% </w:t>
+      </w:r>
+      <w:r>
+        <w:rPr/>
+        <w:t xml:space="preserve">门槛且 </w:t>
+      </w:r>
+      <w:r>
+        <w:rPr/>
+        <w:t xml:space="preserve">G4 </w:t>
+      </w:r>
+      <w:r>
+        <w:rPr/>
+        <w:t>更小；</w:t>
+      </w:r>
+      <w:r>
+        <w:rPr/>
+        <w:t xml:space="preserve">future utility </w:t>
+      </w:r>
+      <w:r>
+        <w:rPr/>
+        <w:t>仍负、</w:t>
+      </w:r>
+      <w:r>
+        <w:rPr/>
+        <w:t xml:space="preserve">Camera success </w:t>
+      </w:r>
+      <w:r>
+        <w:rPr/>
+        <w:t xml:space="preserve">没有提升。因此停止预计 </w:t>
+      </w:r>
+      <w:r>
+        <w:rPr/>
+        <w:t xml:space="preserve">28–45 </w:t>
+      </w:r>
+      <w:r>
+        <w:rPr/>
+        <w:t xml:space="preserve">小时 </w:t>
+      </w:r>
+      <w:r>
+        <w:rPr/>
+        <w:t>formal</w:t>
+      </w:r>
+      <w:r>
+        <w:rPr/>
+        <w:t>。</w:t>
+      </w:r>
+    </w:p>
+    <w:p>
+      <w:pPr>
+        <w:pStyle w:val="TextBody"/>
+        <w:bidi w:val="0"/>
+        <w:spacing w:before="80" w:after="120"/>
+        <w:ind w:start="80" w:end="80" w:hanging="0"/>
+        <w:jc w:val="start"/>
+        <w:rPr/>
+      </w:pPr>
+      <w:r>
+        <w:rPr/>
+        <w:t xml:space="preserve">停止后只解析已有工件，发现伤害集中在 </w:t>
+      </w:r>
+      <w:r>
+        <w:rPr/>
+        <w:t>Clean/</w:t>
+      </w:r>
+      <w:r>
+        <w:rPr/>
+        <w:t xml:space="preserve">低 </w:t>
+      </w:r>
+      <w:r>
+        <w:rPr/>
+        <w:t>sigma</w:t>
+      </w:r>
+      <w:r>
+        <w:rPr/>
+        <w:t xml:space="preserve">，同时 </w:t>
+      </w:r>
+      <w:r>
+        <w:rPr/>
+        <w:t xml:space="preserve">RayPose </w:t>
+      </w:r>
+      <w:r>
+        <w:rPr/>
+        <w:t xml:space="preserve">路径虽非零 但缺少独立 </w:t>
+      </w:r>
+      <w:r>
+        <w:rPr/>
+        <w:t>ablation</w:t>
+      </w:r>
+      <w:r>
+        <w:rPr/>
+        <w:t xml:space="preserve">。这个步骤生成了下一假设，却没有改变旧 </w:t>
+      </w:r>
+      <w:r>
+        <w:rPr/>
+        <w:t>Gate</w:t>
+      </w:r>
+      <w:r>
+        <w:rPr/>
+        <w:t xml:space="preserve">，也没有用 </w:t>
+      </w:r>
+      <w:r>
+        <w:rPr/>
+        <w:t xml:space="preserve">Pilot </w:t>
+      </w:r>
+      <w:r>
+        <w:rPr/>
+        <w:t>继续调参。</w:t>
+      </w:r>
+    </w:p>
+    <w:p>
+      <w:pPr>
+        <w:pStyle w:val="Heading3"/>
+        <w:bidi w:val="0"/>
+        <w:jc w:val="start"/>
+        <w:rPr/>
+      </w:pPr>
+      <w:r>
+        <w:rPr/>
+        <w:t xml:space="preserve">7. </w:t>
+      </w:r>
+      <w:r>
+        <w:rPr/>
         <w:t>整体决策链</w:t>
       </w:r>
     </w:p>
     <w:p>
       <w:pPr>
         <w:pStyle w:val="PreformattedText"/>
-        <w:pBdr/>
-        <w:shd w:fill="F5F7F9" w:val="clear"/>
-        <w:bidi w:val="0"/>
-        <w:spacing w:before="0" w:after="0"/>
+        <w:pBdr>
+          <w:left w:val="single" w:sz="24" w:space="7" w:color="7D9FC4"/>
+        </w:pBdr>
+        <w:shd w:fill="F3F6F9" w:val="clear"/>
+        <w:bidi w:val="0"/>
+        <w:spacing w:lineRule="auto" w:line="324" w:before="0" w:after="0"/>
         <w:jc w:val="start"/>
         <w:rPr/>
       </w:pPr>
@@ -2418,10 +3403,12 @@
     <w:p>
       <w:pPr>
         <w:pStyle w:val="PreformattedText"/>
-        <w:pBdr/>
-        <w:shd w:fill="F5F7F9" w:val="clear"/>
-        <w:bidi w:val="0"/>
-        <w:spacing w:before="0" w:after="0"/>
+        <w:pBdr>
+          <w:left w:val="single" w:sz="24" w:space="7" w:color="7D9FC4"/>
+        </w:pBdr>
+        <w:shd w:fill="F3F6F9" w:val="clear"/>
+        <w:bidi w:val="0"/>
+        <w:spacing w:lineRule="auto" w:line="324" w:before="0" w:after="0"/>
         <w:jc w:val="start"/>
         <w:rPr/>
       </w:pPr>
@@ -2447,10 +3434,12 @@
     <w:p>
       <w:pPr>
         <w:pStyle w:val="PreformattedText"/>
-        <w:pBdr/>
-        <w:shd w:fill="F5F7F9" w:val="clear"/>
-        <w:bidi w:val="0"/>
-        <w:spacing w:before="0" w:after="0"/>
+        <w:pBdr>
+          <w:left w:val="single" w:sz="24" w:space="7" w:color="7D9FC4"/>
+        </w:pBdr>
+        <w:shd w:fill="F3F6F9" w:val="clear"/>
+        <w:bidi w:val="0"/>
+        <w:spacing w:lineRule="auto" w:line="324" w:before="0" w:after="0"/>
         <w:jc w:val="start"/>
         <w:rPr/>
       </w:pPr>
@@ -2464,10 +3453,12 @@
     <w:p>
       <w:pPr>
         <w:pStyle w:val="PreformattedText"/>
-        <w:pBdr/>
-        <w:shd w:fill="F5F7F9" w:val="clear"/>
-        <w:bidi w:val="0"/>
-        <w:spacing w:before="0" w:after="0"/>
+        <w:pBdr>
+          <w:left w:val="single" w:sz="24" w:space="7" w:color="7D9FC4"/>
+        </w:pBdr>
+        <w:shd w:fill="F3F6F9" w:val="clear"/>
+        <w:bidi w:val="0"/>
+        <w:spacing w:lineRule="auto" w:line="324" w:before="0" w:after="0"/>
         <w:jc w:val="start"/>
         <w:rPr/>
       </w:pPr>
@@ -2499,10 +3490,12 @@
     <w:p>
       <w:pPr>
         <w:pStyle w:val="PreformattedText"/>
-        <w:pBdr/>
-        <w:shd w:fill="F5F7F9" w:val="clear"/>
-        <w:bidi w:val="0"/>
-        <w:spacing w:before="0" w:after="0"/>
+        <w:pBdr>
+          <w:left w:val="single" w:sz="24" w:space="7" w:color="7D9FC4"/>
+        </w:pBdr>
+        <w:shd w:fill="F3F6F9" w:val="clear"/>
+        <w:bidi w:val="0"/>
+        <w:spacing w:lineRule="auto" w:line="324" w:before="0" w:after="0"/>
         <w:jc w:val="start"/>
         <w:rPr/>
       </w:pPr>
@@ -2522,10 +3515,12 @@
     <w:p>
       <w:pPr>
         <w:pStyle w:val="PreformattedText"/>
-        <w:pBdr/>
-        <w:shd w:fill="F5F7F9" w:val="clear"/>
-        <w:bidi w:val="0"/>
-        <w:spacing w:before="0" w:after="0"/>
+        <w:pBdr>
+          <w:left w:val="single" w:sz="24" w:space="7" w:color="7D9FC4"/>
+        </w:pBdr>
+        <w:shd w:fill="F3F6F9" w:val="clear"/>
+        <w:bidi w:val="0"/>
+        <w:spacing w:lineRule="auto" w:line="324" w:before="0" w:after="0"/>
         <w:jc w:val="start"/>
         <w:rPr/>
       </w:pPr>
@@ -2539,10 +3534,12 @@
     <w:p>
       <w:pPr>
         <w:pStyle w:val="PreformattedText"/>
-        <w:pBdr/>
-        <w:shd w:fill="F5F7F9" w:val="clear"/>
-        <w:bidi w:val="0"/>
-        <w:spacing w:before="0" w:after="0"/>
+        <w:pBdr>
+          <w:left w:val="single" w:sz="24" w:space="7" w:color="7D9FC4"/>
+        </w:pBdr>
+        <w:shd w:fill="F3F6F9" w:val="clear"/>
+        <w:bidi w:val="0"/>
+        <w:spacing w:lineRule="auto" w:line="324" w:before="0" w:after="0"/>
         <w:jc w:val="start"/>
         <w:rPr/>
       </w:pPr>
@@ -2568,10 +3565,12 @@
     <w:p>
       <w:pPr>
         <w:pStyle w:val="PreformattedText"/>
-        <w:pBdr/>
-        <w:shd w:fill="F5F7F9" w:val="clear"/>
-        <w:bidi w:val="0"/>
-        <w:spacing w:before="0" w:after="0"/>
+        <w:pBdr>
+          <w:left w:val="single" w:sz="24" w:space="7" w:color="7D9FC4"/>
+        </w:pBdr>
+        <w:shd w:fill="F3F6F9" w:val="clear"/>
+        <w:bidi w:val="0"/>
+        <w:spacing w:lineRule="auto" w:line="324" w:before="0" w:after="0"/>
         <w:jc w:val="start"/>
         <w:rPr/>
       </w:pPr>
@@ -2603,10 +3602,12 @@
     <w:p>
       <w:pPr>
         <w:pStyle w:val="PreformattedText"/>
-        <w:pBdr/>
-        <w:shd w:fill="F5F7F9" w:val="clear"/>
-        <w:bidi w:val="0"/>
-        <w:spacing w:before="0" w:after="0"/>
+        <w:pBdr>
+          <w:left w:val="single" w:sz="24" w:space="7" w:color="7D9FC4"/>
+        </w:pBdr>
+        <w:shd w:fill="F3F6F9" w:val="clear"/>
+        <w:bidi w:val="0"/>
+        <w:spacing w:lineRule="auto" w:line="324" w:before="0" w:after="0"/>
         <w:jc w:val="start"/>
         <w:rPr/>
       </w:pPr>
@@ -2620,10 +3621,12 @@
     <w:p>
       <w:pPr>
         <w:pStyle w:val="PreformattedText"/>
-        <w:pBdr/>
-        <w:shd w:fill="F5F7F9" w:val="clear"/>
-        <w:bidi w:val="0"/>
-        <w:spacing w:before="0" w:after="0"/>
+        <w:pBdr>
+          <w:left w:val="single" w:sz="24" w:space="7" w:color="7D9FC4"/>
+        </w:pBdr>
+        <w:shd w:fill="F3F6F9" w:val="clear"/>
+        <w:bidi w:val="0"/>
+        <w:spacing w:lineRule="auto" w:line="324" w:before="0" w:after="0"/>
         <w:jc w:val="start"/>
         <w:rPr/>
       </w:pPr>
@@ -2649,10 +3652,12 @@
     <w:p>
       <w:pPr>
         <w:pStyle w:val="PreformattedText"/>
-        <w:pBdr/>
-        <w:shd w:fill="F5F7F9" w:val="clear"/>
-        <w:bidi w:val="0"/>
-        <w:spacing w:before="0" w:after="0"/>
+        <w:pBdr>
+          <w:left w:val="single" w:sz="24" w:space="7" w:color="7D9FC4"/>
+        </w:pBdr>
+        <w:shd w:fill="F3F6F9" w:val="clear"/>
+        <w:bidi w:val="0"/>
+        <w:spacing w:lineRule="auto" w:line="324" w:before="0" w:after="0"/>
         <w:jc w:val="start"/>
         <w:rPr/>
       </w:pPr>
@@ -2672,10 +3677,12 @@
     <w:p>
       <w:pPr>
         <w:pStyle w:val="PreformattedText"/>
-        <w:pBdr/>
-        <w:shd w:fill="F5F7F9" w:val="clear"/>
-        <w:bidi w:val="0"/>
-        <w:spacing w:before="0" w:after="0"/>
+        <w:pBdr>
+          <w:left w:val="single" w:sz="24" w:space="7" w:color="7D9FC4"/>
+        </w:pBdr>
+        <w:shd w:fill="F3F6F9" w:val="clear"/>
+        <w:bidi w:val="0"/>
+        <w:spacing w:lineRule="auto" w:line="324" w:before="0" w:after="0"/>
         <w:jc w:val="start"/>
         <w:rPr/>
       </w:pPr>
@@ -2689,6 +3696,192 @@
     <w:p>
       <w:pPr>
         <w:pStyle w:val="PreformattedText"/>
+        <w:pBdr>
+          <w:left w:val="single" w:sz="24" w:space="7" w:color="7D9FC4"/>
+        </w:pBdr>
+        <w:shd w:fill="F3F6F9" w:val="clear"/>
+        <w:bidi w:val="0"/>
+        <w:spacing w:lineRule="auto" w:line="324" w:before="0" w:after="0"/>
+        <w:jc w:val="start"/>
+        <w:rPr/>
+      </w:pPr>
+      <w:r>
+        <w:rPr>
+          <w:rStyle w:val="SourceText"/>
+        </w:rPr>
+        <w:t xml:space="preserve">Camera </w:t>
+      </w:r>
+      <w:r>
+        <w:rPr>
+          <w:rStyle w:val="SourceText"/>
+        </w:rPr>
+        <w:t>缺口更符合哪类机制？</w:t>
+      </w:r>
+    </w:p>
+    <w:p>
+      <w:pPr>
+        <w:pStyle w:val="PreformattedText"/>
+        <w:pBdr>
+          <w:left w:val="single" w:sz="24" w:space="7" w:color="7D9FC4"/>
+        </w:pBdr>
+        <w:shd w:fill="F3F6F9" w:val="clear"/>
+        <w:bidi w:val="0"/>
+        <w:spacing w:lineRule="auto" w:line="324" w:before="0" w:after="0"/>
+        <w:jc w:val="start"/>
+        <w:rPr/>
+      </w:pPr>
+      <w:r>
+        <w:rPr>
+          <w:rStyle w:val="SourceText"/>
+        </w:rPr>
+        <w:t xml:space="preserve">        │  </w:t>
+      </w:r>
+      <w:r>
+        <w:rPr>
+          <w:rStyle w:val="SourceText"/>
+        </w:rPr>
+        <w:t>camera equivariance gap</w:t>
+      </w:r>
+    </w:p>
+    <w:p>
+      <w:pPr>
+        <w:pStyle w:val="PreformattedText"/>
+        <w:pBdr>
+          <w:left w:val="single" w:sz="24" w:space="7" w:color="7D9FC4"/>
+        </w:pBdr>
+        <w:shd w:fill="F3F6F9" w:val="clear"/>
+        <w:bidi w:val="0"/>
+        <w:spacing w:lineRule="auto" w:line="324" w:before="0" w:after="0"/>
+        <w:jc w:val="start"/>
+        <w:rPr/>
+      </w:pPr>
+      <w:r>
+        <w:rPr>
+          <w:rStyle w:val="SourceText"/>
+        </w:rPr>
+        <w:t xml:space="preserve">        ▼</w:t>
+      </w:r>
+    </w:p>
+    <w:p>
+      <w:pPr>
+        <w:pStyle w:val="PreformattedText"/>
+        <w:pBdr>
+          <w:left w:val="single" w:sz="24" w:space="7" w:color="7D9FC4"/>
+        </w:pBdr>
+        <w:shd w:fill="F3F6F9" w:val="clear"/>
+        <w:bidi w:val="0"/>
+        <w:spacing w:lineRule="auto" w:line="324" w:before="0" w:after="0"/>
+        <w:jc w:val="start"/>
+        <w:rPr/>
+      </w:pPr>
+      <w:r>
+        <w:rPr>
+          <w:rStyle w:val="SourceText"/>
+        </w:rPr>
+        <w:t xml:space="preserve">针对性 </w:t>
+      </w:r>
+      <w:r>
+        <w:rPr>
+          <w:rStyle w:val="SourceText"/>
+        </w:rPr>
+        <w:t xml:space="preserve">GeoEq </w:t>
+      </w:r>
+      <w:r>
+        <w:rPr>
+          <w:rStyle w:val="SourceText"/>
+        </w:rPr>
+        <w:t xml:space="preserve">是否通过 </w:t>
+      </w:r>
+      <w:r>
+        <w:rPr>
+          <w:rStyle w:val="SourceText"/>
+        </w:rPr>
+        <w:t>representation/utility/rollout Gate</w:t>
+      </w:r>
+      <w:r>
+        <w:rPr>
+          <w:rStyle w:val="SourceText"/>
+        </w:rPr>
+        <w:t>？</w:t>
+      </w:r>
+    </w:p>
+    <w:p>
+      <w:pPr>
+        <w:pStyle w:val="PreformattedText"/>
+        <w:pBdr>
+          <w:left w:val="single" w:sz="24" w:space="7" w:color="7D9FC4"/>
+        </w:pBdr>
+        <w:shd w:fill="F3F6F9" w:val="clear"/>
+        <w:bidi w:val="0"/>
+        <w:spacing w:lineRule="auto" w:line="324" w:before="0" w:after="0"/>
+        <w:jc w:val="start"/>
+        <w:rPr/>
+      </w:pPr>
+      <w:r>
+        <w:rPr>
+          <w:rStyle w:val="SourceText"/>
+        </w:rPr>
+        <w:t xml:space="preserve">        │  </w:t>
+      </w:r>
+      <w:r>
+        <w:rPr>
+          <w:rStyle w:val="SourceText"/>
+        </w:rPr>
+        <w:t>没有：弱且非特异、</w:t>
+      </w:r>
+      <w:r>
+        <w:rPr>
+          <w:rStyle w:val="SourceText"/>
+        </w:rPr>
+        <w:t>utility&lt;0</w:t>
+      </w:r>
+      <w:r>
+        <w:rPr>
+          <w:rStyle w:val="SourceText"/>
+        </w:rPr>
+        <w:t>、</w:t>
+      </w:r>
+      <w:r>
+        <w:rPr>
+          <w:rStyle w:val="SourceText"/>
+        </w:rPr>
+        <w:t xml:space="preserve">success </w:t>
+      </w:r>
+      <w:r>
+        <w:rPr>
+          <w:rStyle w:val="SourceText"/>
+        </w:rPr>
+        <w:t xml:space="preserve">无 </w:t>
+      </w:r>
+      <w:r>
+        <w:rPr>
+          <w:rStyle w:val="SourceText"/>
+        </w:rPr>
+        <w:t>gain</w:t>
+      </w:r>
+    </w:p>
+    <w:p>
+      <w:pPr>
+        <w:pStyle w:val="PreformattedText"/>
+        <w:pBdr>
+          <w:left w:val="single" w:sz="24" w:space="7" w:color="7D9FC4"/>
+        </w:pBdr>
+        <w:shd w:fill="F3F6F9" w:val="clear"/>
+        <w:bidi w:val="0"/>
+        <w:spacing w:lineRule="auto" w:line="324" w:before="0" w:after="0"/>
+        <w:jc w:val="start"/>
+        <w:rPr/>
+      </w:pPr>
+      <w:r>
+        <w:rPr>
+          <w:rStyle w:val="SourceText"/>
+        </w:rPr>
+        <w:t xml:space="preserve">        ▼</w:t>
+      </w:r>
+    </w:p>
+    <w:p>
+      <w:pPr>
+        <w:pStyle w:val="PreformattedText"/>
         <w:bidi w:val="0"/>
         <w:spacing w:before="0" w:after="283"/>
         <w:jc w:val="start"/>
@@ -2698,19 +3891,31 @@
         <w:rPr>
           <w:rStyle w:val="SourceText"/>
         </w:rPr>
-        <w:t xml:space="preserve">按停止规则锁定 </w:t>
-      </w:r>
-      <w:r>
-        <w:rPr>
-          <w:rStyle w:val="SourceText"/>
-        </w:rPr>
-        <w:t>OOD/K2/K4</w:t>
-      </w:r>
-      <w:r>
-        <w:rPr>
-          <w:rStyle w:val="SourceText"/>
-        </w:rPr>
-        <w:t>，登记有效负结果</w:t>
+        <w:t xml:space="preserve">停止 </w:t>
+      </w:r>
+      <w:r>
+        <w:rPr>
+          <w:rStyle w:val="SourceText"/>
+        </w:rPr>
+        <w:t>formal</w:t>
+      </w:r>
+      <w:r>
+        <w:rPr>
+          <w:rStyle w:val="SourceText"/>
+        </w:rPr>
+        <w:t xml:space="preserve">；只读定位下一条 </w:t>
+      </w:r>
+      <w:r>
+        <w:rPr>
+          <w:rStyle w:val="SourceText"/>
+        </w:rPr>
+        <w:t xml:space="preserve">condition-aware/low-noise </w:t>
+      </w:r>
+      <w:r>
+        <w:rPr>
+          <w:rStyle w:val="SourceText"/>
+        </w:rPr>
+        <w:t>假设</w:t>
       </w:r>
     </w:p>
     <w:p>
@@ -2727,7 +3932,7 @@
     </w:p>
     <w:tbl>
       <w:tblPr>
-        <w:tblW w:w="11339" w:type="dxa"/>
+        <w:tblW w:w="5619" w:type="dxa"/>
         <w:jc w:val="start"/>
         <w:tblInd w:w="0" w:type="dxa"/>
         <w:tblLayout w:type="fixed"/>
@@ -2739,10 +3944,10 @@
         </w:tblCellMar>
       </w:tblPr>
       <w:tblGrid>
-        <w:gridCol w:w="2210"/>
-        <w:gridCol w:w="4067"/>
-        <w:gridCol w:w="2185"/>
-        <w:gridCol w:w="2877"/>
+        <w:gridCol w:w="1416"/>
+        <w:gridCol w:w="1686"/>
+        <w:gridCol w:w="1161"/>
+        <w:gridCol w:w="1356"/>
       </w:tblGrid>
       <w:tr>
         <w:trPr>
@@ -2750,7 +3955,7 @@
         </w:trPr>
         <w:tc>
           <w:tcPr>
-            <w:tcW w:w="2210" w:type="dxa"/>
+            <w:tcW w:w="1416" w:type="dxa"/>
             <w:tcBorders/>
             <w:vAlign w:val="center"/>
           </w:tcPr>
@@ -2758,9 +3963,9 @@
             <w:pPr>
               <w:pStyle w:val="TableHeading"/>
               <w:suppressLineNumbers/>
-              <w:shd w:fill="EAF0F5" w:val="clear"/>
+              <w:shd w:fill="DCE8F7" w:val="clear"/>
               <w:bidi w:val="0"/>
-              <w:spacing w:before="100" w:after="100"/>
+              <w:spacing w:before="80" w:after="120"/>
               <w:jc w:val="center"/>
               <w:rPr/>
             </w:pPr>
@@ -2772,7 +3977,7 @@
         </w:tc>
         <w:tc>
           <w:tcPr>
-            <w:tcW w:w="4067" w:type="dxa"/>
+            <w:tcW w:w="1686" w:type="dxa"/>
             <w:tcBorders/>
             <w:vAlign w:val="center"/>
           </w:tcPr>
@@ -2780,9 +3985,9 @@
             <w:pPr>
               <w:pStyle w:val="TableHeading"/>
               <w:suppressLineNumbers/>
-              <w:shd w:fill="EAF0F5" w:val="clear"/>
+              <w:shd w:fill="DCE8F7" w:val="clear"/>
               <w:bidi w:val="0"/>
-              <w:spacing w:before="100" w:after="100"/>
+              <w:spacing w:before="80" w:after="120"/>
               <w:jc w:val="center"/>
               <w:rPr/>
             </w:pPr>
@@ -2794,7 +3999,7 @@
         </w:tc>
         <w:tc>
           <w:tcPr>
-            <w:tcW w:w="2185" w:type="dxa"/>
+            <w:tcW w:w="1161" w:type="dxa"/>
             <w:tcBorders/>
             <w:vAlign w:val="center"/>
           </w:tcPr>
@@ -2802,9 +4007,9 @@
             <w:pPr>
               <w:pStyle w:val="TableHeading"/>
               <w:suppressLineNumbers/>
-              <w:shd w:fill="EAF0F5" w:val="clear"/>
+              <w:shd w:fill="DCE8F7" w:val="clear"/>
               <w:bidi w:val="0"/>
-              <w:spacing w:before="100" w:after="100"/>
+              <w:spacing w:before="80" w:after="120"/>
               <w:jc w:val="center"/>
               <w:rPr/>
             </w:pPr>
@@ -2816,7 +4021,7 @@
         </w:tc>
         <w:tc>
           <w:tcPr>
-            <w:tcW w:w="2877" w:type="dxa"/>
+            <w:tcW w:w="1356" w:type="dxa"/>
             <w:tcBorders/>
             <w:vAlign w:val="center"/>
           </w:tcPr>
@@ -2824,9 +4029,9 @@
             <w:pPr>
               <w:pStyle w:val="TableHeading"/>
               <w:suppressLineNumbers/>
-              <w:shd w:fill="EAF0F5" w:val="clear"/>
+              <w:shd w:fill="DCE8F7" w:val="clear"/>
               <w:bidi w:val="0"/>
-              <w:spacing w:before="100" w:after="100"/>
+              <w:spacing w:before="80" w:after="120"/>
               <w:jc w:val="center"/>
               <w:rPr/>
             </w:pPr>
@@ -2841,7 +4046,7 @@
         <w:trPr/>
         <w:tc>
           <w:tcPr>
-            <w:tcW w:w="2210" w:type="dxa"/>
+            <w:tcW w:w="1416" w:type="dxa"/>
             <w:tcBorders/>
             <w:vAlign w:val="center"/>
           </w:tcPr>
@@ -2849,7 +4054,7 @@
             <w:pPr>
               <w:pStyle w:val="TableContents"/>
               <w:bidi w:val="0"/>
-              <w:spacing w:before="100" w:after="100"/>
+              <w:spacing w:before="80" w:after="120"/>
               <w:jc w:val="start"/>
               <w:rPr/>
             </w:pPr>
@@ -2883,7 +4088,7 @@
         </w:tc>
         <w:tc>
           <w:tcPr>
-            <w:tcW w:w="4067" w:type="dxa"/>
+            <w:tcW w:w="1686" w:type="dxa"/>
             <w:tcBorders/>
             <w:vAlign w:val="center"/>
           </w:tcPr>
@@ -2891,7 +4096,7 @@
             <w:pPr>
               <w:pStyle w:val="TableContents"/>
               <w:bidi w:val="0"/>
-              <w:spacing w:before="100" w:after="100"/>
+              <w:spacing w:before="80" w:after="120"/>
               <w:jc w:val="start"/>
               <w:rPr/>
             </w:pPr>
@@ -2917,7 +4122,7 @@
         </w:tc>
         <w:tc>
           <w:tcPr>
-            <w:tcW w:w="2185" w:type="dxa"/>
+            <w:tcW w:w="1161" w:type="dxa"/>
             <w:tcBorders/>
             <w:vAlign w:val="center"/>
           </w:tcPr>
@@ -2925,7 +4130,7 @@
             <w:pPr>
               <w:pStyle w:val="TableContents"/>
               <w:bidi w:val="0"/>
-              <w:spacing w:before="100" w:after="100"/>
+              <w:spacing w:before="80" w:after="120"/>
               <w:jc w:val="start"/>
               <w:rPr/>
             </w:pPr>
@@ -2941,7 +4146,7 @@
         </w:tc>
         <w:tc>
           <w:tcPr>
-            <w:tcW w:w="2877" w:type="dxa"/>
+            <w:tcW w:w="1356" w:type="dxa"/>
             <w:tcBorders/>
             <w:vAlign w:val="center"/>
           </w:tcPr>
@@ -2949,7 +4154,7 @@
             <w:pPr>
               <w:pStyle w:val="TableContents"/>
               <w:bidi w:val="0"/>
-              <w:spacing w:before="100" w:after="100"/>
+              <w:spacing w:before="80" w:after="120"/>
               <w:jc w:val="start"/>
               <w:rPr/>
             </w:pPr>
@@ -2982,7 +4187,7 @@
         <w:trPr/>
         <w:tc>
           <w:tcPr>
-            <w:tcW w:w="2210" w:type="dxa"/>
+            <w:tcW w:w="1416" w:type="dxa"/>
             <w:tcBorders/>
             <w:vAlign w:val="center"/>
           </w:tcPr>
@@ -2990,7 +4195,7 @@
             <w:pPr>
               <w:pStyle w:val="TableContents"/>
               <w:bidi w:val="0"/>
-              <w:spacing w:before="100" w:after="100"/>
+              <w:spacing w:before="80" w:after="120"/>
               <w:jc w:val="start"/>
               <w:rPr/>
             </w:pPr>
@@ -3014,7 +4219,7 @@
         </w:tc>
         <w:tc>
           <w:tcPr>
-            <w:tcW w:w="4067" w:type="dxa"/>
+            <w:tcW w:w="1686" w:type="dxa"/>
             <w:tcBorders/>
             <w:vAlign w:val="center"/>
           </w:tcPr>
@@ -3022,7 +4227,7 @@
             <w:pPr>
               <w:pStyle w:val="TableContents"/>
               <w:bidi w:val="0"/>
-              <w:spacing w:before="100" w:after="100"/>
+              <w:spacing w:before="80" w:after="120"/>
               <w:jc w:val="start"/>
               <w:rPr/>
             </w:pPr>
@@ -3062,7 +4267,7 @@
         </w:tc>
         <w:tc>
           <w:tcPr>
-            <w:tcW w:w="2185" w:type="dxa"/>
+            <w:tcW w:w="1161" w:type="dxa"/>
             <w:tcBorders/>
             <w:vAlign w:val="center"/>
           </w:tcPr>
@@ -3070,7 +4275,7 @@
             <w:pPr>
               <w:pStyle w:val="TableContents"/>
               <w:bidi w:val="0"/>
-              <w:spacing w:before="100" w:after="100"/>
+              <w:spacing w:before="80" w:after="120"/>
               <w:jc w:val="start"/>
               <w:rPr/>
             </w:pPr>
@@ -3110,7 +4315,7 @@
         </w:tc>
         <w:tc>
           <w:tcPr>
-            <w:tcW w:w="2877" w:type="dxa"/>
+            <w:tcW w:w="1356" w:type="dxa"/>
             <w:tcBorders/>
             <w:vAlign w:val="center"/>
           </w:tcPr>
@@ -3118,7 +4323,7 @@
             <w:pPr>
               <w:pStyle w:val="TableContents"/>
               <w:bidi w:val="0"/>
-              <w:spacing w:before="100" w:after="100"/>
+              <w:spacing w:before="80" w:after="120"/>
               <w:jc w:val="start"/>
               <w:rPr/>
             </w:pPr>
@@ -3141,7 +4346,7 @@
         <w:trPr/>
         <w:tc>
           <w:tcPr>
-            <w:tcW w:w="2210" w:type="dxa"/>
+            <w:tcW w:w="1416" w:type="dxa"/>
             <w:tcBorders/>
             <w:vAlign w:val="center"/>
           </w:tcPr>
@@ -3149,7 +4354,7 @@
             <w:pPr>
               <w:pStyle w:val="TableContents"/>
               <w:bidi w:val="0"/>
-              <w:spacing w:before="100" w:after="100"/>
+              <w:spacing w:before="80" w:after="120"/>
               <w:jc w:val="start"/>
               <w:rPr/>
             </w:pPr>
@@ -3173,7 +4378,7 @@
         </w:tc>
         <w:tc>
           <w:tcPr>
-            <w:tcW w:w="4067" w:type="dxa"/>
+            <w:tcW w:w="1686" w:type="dxa"/>
             <w:tcBorders/>
             <w:vAlign w:val="center"/>
           </w:tcPr>
@@ -3181,7 +4386,7 @@
             <w:pPr>
               <w:pStyle w:val="TableContents"/>
               <w:bidi w:val="0"/>
-              <w:spacing w:before="100" w:after="100"/>
+              <w:spacing w:before="80" w:after="120"/>
               <w:jc w:val="start"/>
               <w:rPr/>
             </w:pPr>
@@ -3235,7 +4440,7 @@
         </w:tc>
         <w:tc>
           <w:tcPr>
-            <w:tcW w:w="2185" w:type="dxa"/>
+            <w:tcW w:w="1161" w:type="dxa"/>
             <w:tcBorders/>
             <w:vAlign w:val="center"/>
           </w:tcPr>
@@ -3243,7 +4448,7 @@
             <w:pPr>
               <w:pStyle w:val="TableContents"/>
               <w:bidi w:val="0"/>
-              <w:spacing w:before="100" w:after="100"/>
+              <w:spacing w:before="80" w:after="120"/>
               <w:jc w:val="start"/>
               <w:rPr/>
             </w:pPr>
@@ -3271,7 +4476,7 @@
         </w:tc>
         <w:tc>
           <w:tcPr>
-            <w:tcW w:w="2877" w:type="dxa"/>
+            <w:tcW w:w="1356" w:type="dxa"/>
             <w:tcBorders/>
             <w:vAlign w:val="center"/>
           </w:tcPr>
@@ -3279,7 +4484,7 @@
             <w:pPr>
               <w:pStyle w:val="TableContents"/>
               <w:bidi w:val="0"/>
-              <w:spacing w:before="100" w:after="100"/>
+              <w:spacing w:before="80" w:after="120"/>
               <w:jc w:val="start"/>
               <w:rPr/>
             </w:pPr>
@@ -3302,7 +4507,7 @@
         <w:trPr/>
         <w:tc>
           <w:tcPr>
-            <w:tcW w:w="2210" w:type="dxa"/>
+            <w:tcW w:w="1416" w:type="dxa"/>
             <w:tcBorders/>
             <w:vAlign w:val="center"/>
           </w:tcPr>
@@ -3310,7 +4515,7 @@
             <w:pPr>
               <w:pStyle w:val="TableContents"/>
               <w:bidi w:val="0"/>
-              <w:spacing w:before="100" w:after="100"/>
+              <w:spacing w:before="80" w:after="120"/>
               <w:jc w:val="start"/>
               <w:rPr/>
             </w:pPr>
@@ -3330,7 +4535,7 @@
         </w:tc>
         <w:tc>
           <w:tcPr>
-            <w:tcW w:w="4067" w:type="dxa"/>
+            <w:tcW w:w="1686" w:type="dxa"/>
             <w:tcBorders/>
             <w:vAlign w:val="center"/>
           </w:tcPr>
@@ -3338,7 +4543,7 @@
             <w:pPr>
               <w:pStyle w:val="TableContents"/>
               <w:bidi w:val="0"/>
-              <w:spacing w:before="100" w:after="100"/>
+              <w:spacing w:before="80" w:after="120"/>
               <w:jc w:val="start"/>
               <w:rPr/>
             </w:pPr>
@@ -3378,7 +4583,7 @@
         </w:tc>
         <w:tc>
           <w:tcPr>
-            <w:tcW w:w="2185" w:type="dxa"/>
+            <w:tcW w:w="1161" w:type="dxa"/>
             <w:tcBorders/>
             <w:vAlign w:val="center"/>
           </w:tcPr>
@@ -3386,7 +4591,7 @@
             <w:pPr>
               <w:pStyle w:val="TableContents"/>
               <w:bidi w:val="0"/>
-              <w:spacing w:before="100" w:after="100"/>
+              <w:spacing w:before="80" w:after="120"/>
               <w:jc w:val="start"/>
               <w:rPr/>
             </w:pPr>
@@ -3418,7 +4623,7 @@
         </w:tc>
         <w:tc>
           <w:tcPr>
-            <w:tcW w:w="2877" w:type="dxa"/>
+            <w:tcW w:w="1356" w:type="dxa"/>
             <w:tcBorders/>
             <w:vAlign w:val="center"/>
           </w:tcPr>
@@ -3426,7 +4631,7 @@
             <w:pPr>
               <w:pStyle w:val="TableContents"/>
               <w:bidi w:val="0"/>
-              <w:spacing w:before="100" w:after="100"/>
+              <w:spacing w:before="80" w:after="120"/>
               <w:jc w:val="start"/>
               <w:rPr/>
             </w:pPr>
@@ -3441,7 +4646,7 @@
         <w:trPr/>
         <w:tc>
           <w:tcPr>
-            <w:tcW w:w="2210" w:type="dxa"/>
+            <w:tcW w:w="1416" w:type="dxa"/>
             <w:tcBorders/>
             <w:vAlign w:val="center"/>
           </w:tcPr>
@@ -3449,7 +4654,7 @@
             <w:pPr>
               <w:pStyle w:val="TableContents"/>
               <w:bidi w:val="0"/>
-              <w:spacing w:before="100" w:after="100"/>
+              <w:spacing w:before="80" w:after="120"/>
               <w:jc w:val="start"/>
               <w:rPr/>
             </w:pPr>
@@ -3465,7 +4670,7 @@
         </w:tc>
         <w:tc>
           <w:tcPr>
-            <w:tcW w:w="4067" w:type="dxa"/>
+            <w:tcW w:w="1686" w:type="dxa"/>
             <w:tcBorders/>
             <w:vAlign w:val="center"/>
           </w:tcPr>
@@ -3473,7 +4678,7 @@
             <w:pPr>
               <w:pStyle w:val="TableContents"/>
               <w:bidi w:val="0"/>
-              <w:spacing w:before="100" w:after="100"/>
+              <w:spacing w:before="80" w:after="120"/>
               <w:jc w:val="start"/>
               <w:rPr/>
             </w:pPr>
@@ -3513,7 +4718,7 @@
         </w:tc>
         <w:tc>
           <w:tcPr>
-            <w:tcW w:w="2185" w:type="dxa"/>
+            <w:tcW w:w="1161" w:type="dxa"/>
             <w:tcBorders/>
             <w:vAlign w:val="center"/>
           </w:tcPr>
@@ -3521,7 +4726,7 @@
             <w:pPr>
               <w:pStyle w:val="TableContents"/>
               <w:bidi w:val="0"/>
-              <w:spacing w:before="100" w:after="100"/>
+              <w:spacing w:before="80" w:after="120"/>
               <w:jc w:val="start"/>
               <w:rPr/>
             </w:pPr>
@@ -3545,7 +4750,7 @@
         </w:tc>
         <w:tc>
           <w:tcPr>
-            <w:tcW w:w="2877" w:type="dxa"/>
+            <w:tcW w:w="1356" w:type="dxa"/>
             <w:tcBorders/>
             <w:vAlign w:val="center"/>
           </w:tcPr>
@@ -3553,7 +4758,7 @@
             <w:pPr>
               <w:pStyle w:val="TableContents"/>
               <w:bidi w:val="0"/>
-              <w:spacing w:before="100" w:after="100"/>
+              <w:spacing w:before="80" w:after="120"/>
               <w:jc w:val="start"/>
               <w:rPr/>
             </w:pPr>
@@ -3584,7 +4789,7 @@
         <w:trPr/>
         <w:tc>
           <w:tcPr>
-            <w:tcW w:w="2210" w:type="dxa"/>
+            <w:tcW w:w="1416" w:type="dxa"/>
             <w:tcBorders/>
             <w:vAlign w:val="center"/>
           </w:tcPr>
@@ -3592,7 +4797,7 @@
             <w:pPr>
               <w:pStyle w:val="TableContents"/>
               <w:bidi w:val="0"/>
-              <w:spacing w:before="100" w:after="100"/>
+              <w:spacing w:before="80" w:after="120"/>
               <w:jc w:val="start"/>
               <w:rPr/>
             </w:pPr>
@@ -3616,7 +4821,7 @@
         </w:tc>
         <w:tc>
           <w:tcPr>
-            <w:tcW w:w="4067" w:type="dxa"/>
+            <w:tcW w:w="1686" w:type="dxa"/>
             <w:tcBorders/>
             <w:vAlign w:val="center"/>
           </w:tcPr>
@@ -3624,7 +4829,7 @@
             <w:pPr>
               <w:pStyle w:val="TableContents"/>
               <w:bidi w:val="0"/>
-              <w:spacing w:before="100" w:after="100"/>
+              <w:spacing w:before="80" w:after="120"/>
               <w:jc w:val="start"/>
               <w:rPr/>
             </w:pPr>
@@ -3672,7 +4877,7 @@
         </w:tc>
         <w:tc>
           <w:tcPr>
-            <w:tcW w:w="2185" w:type="dxa"/>
+            <w:tcW w:w="1161" w:type="dxa"/>
             <w:tcBorders/>
             <w:vAlign w:val="center"/>
           </w:tcPr>
@@ -3680,7 +4885,7 @@
             <w:pPr>
               <w:pStyle w:val="TableContents"/>
               <w:bidi w:val="0"/>
-              <w:spacing w:before="100" w:after="100"/>
+              <w:spacing w:before="80" w:after="120"/>
               <w:jc w:val="start"/>
               <w:rPr/>
             </w:pPr>
@@ -3708,7 +4913,7 @@
         </w:tc>
         <w:tc>
           <w:tcPr>
-            <w:tcW w:w="2877" w:type="dxa"/>
+            <w:tcW w:w="1356" w:type="dxa"/>
             <w:tcBorders/>
             <w:vAlign w:val="center"/>
           </w:tcPr>
@@ -3716,7 +4921,7 @@
             <w:pPr>
               <w:pStyle w:val="TableContents"/>
               <w:bidi w:val="0"/>
-              <w:spacing w:before="100" w:after="100"/>
+              <w:spacing w:before="80" w:after="120"/>
               <w:jc w:val="start"/>
               <w:rPr/>
             </w:pPr>
@@ -3731,7 +4936,7 @@
         <w:trPr/>
         <w:tc>
           <w:tcPr>
-            <w:tcW w:w="2210" w:type="dxa"/>
+            <w:tcW w:w="1416" w:type="dxa"/>
             <w:tcBorders/>
             <w:vAlign w:val="center"/>
           </w:tcPr>
@@ -3739,7 +4944,7 @@
             <w:pPr>
               <w:pStyle w:val="TableContents"/>
               <w:bidi w:val="0"/>
-              <w:spacing w:before="100" w:after="100"/>
+              <w:spacing w:before="80" w:after="120"/>
               <w:jc w:val="start"/>
               <w:rPr/>
             </w:pPr>
@@ -3755,7 +4960,7 @@
         </w:tc>
         <w:tc>
           <w:tcPr>
-            <w:tcW w:w="4067" w:type="dxa"/>
+            <w:tcW w:w="1686" w:type="dxa"/>
             <w:tcBorders/>
             <w:vAlign w:val="center"/>
           </w:tcPr>
@@ -3763,7 +4968,7 @@
             <w:pPr>
               <w:pStyle w:val="TableContents"/>
               <w:bidi w:val="0"/>
-              <w:spacing w:before="100" w:after="100"/>
+              <w:spacing w:before="80" w:after="120"/>
               <w:jc w:val="start"/>
               <w:rPr/>
             </w:pPr>
@@ -3799,7 +5004,7 @@
         </w:tc>
         <w:tc>
           <w:tcPr>
-            <w:tcW w:w="2185" w:type="dxa"/>
+            <w:tcW w:w="1161" w:type="dxa"/>
             <w:tcBorders/>
             <w:vAlign w:val="center"/>
           </w:tcPr>
@@ -3807,7 +5012,7 @@
             <w:pPr>
               <w:pStyle w:val="TableContents"/>
               <w:bidi w:val="0"/>
-              <w:spacing w:before="100" w:after="100"/>
+              <w:spacing w:before="80" w:after="120"/>
               <w:jc w:val="start"/>
               <w:rPr/>
             </w:pPr>
@@ -3819,7 +5024,7 @@
         </w:tc>
         <w:tc>
           <w:tcPr>
-            <w:tcW w:w="2877" w:type="dxa"/>
+            <w:tcW w:w="1356" w:type="dxa"/>
             <w:tcBorders/>
             <w:vAlign w:val="center"/>
           </w:tcPr>
@@ -3827,7 +5032,7 @@
             <w:pPr>
               <w:pStyle w:val="TableContents"/>
               <w:bidi w:val="0"/>
-              <w:spacing w:before="100" w:after="100"/>
+              <w:spacing w:before="80" w:after="120"/>
               <w:jc w:val="start"/>
               <w:rPr/>
             </w:pPr>
@@ -3858,7 +5063,7 @@
         <w:trPr/>
         <w:tc>
           <w:tcPr>
-            <w:tcW w:w="2210" w:type="dxa"/>
+            <w:tcW w:w="1416" w:type="dxa"/>
             <w:tcBorders/>
             <w:vAlign w:val="center"/>
           </w:tcPr>
@@ -3866,7 +5071,7 @@
             <w:pPr>
               <w:pStyle w:val="TableContents"/>
               <w:bidi w:val="0"/>
-              <w:spacing w:before="100" w:after="100"/>
+              <w:spacing w:before="80" w:after="120"/>
               <w:jc w:val="start"/>
               <w:rPr/>
             </w:pPr>
@@ -3886,7 +5091,7 @@
         </w:tc>
         <w:tc>
           <w:tcPr>
-            <w:tcW w:w="4067" w:type="dxa"/>
+            <w:tcW w:w="1686" w:type="dxa"/>
             <w:tcBorders/>
             <w:vAlign w:val="center"/>
           </w:tcPr>
@@ -3894,7 +5099,7 @@
             <w:pPr>
               <w:pStyle w:val="TableContents"/>
               <w:bidi w:val="0"/>
-              <w:spacing w:before="100" w:after="100"/>
+              <w:spacing w:before="80" w:after="120"/>
               <w:jc w:val="start"/>
               <w:rPr/>
             </w:pPr>
@@ -3938,7 +5143,7 @@
         </w:tc>
         <w:tc>
           <w:tcPr>
-            <w:tcW w:w="2185" w:type="dxa"/>
+            <w:tcW w:w="1161" w:type="dxa"/>
             <w:tcBorders/>
             <w:vAlign w:val="center"/>
           </w:tcPr>
@@ -3946,7 +5151,7 @@
             <w:pPr>
               <w:pStyle w:val="TableContents"/>
               <w:bidi w:val="0"/>
-              <w:spacing w:before="100" w:after="100"/>
+              <w:spacing w:before="80" w:after="120"/>
               <w:jc w:val="start"/>
               <w:rPr/>
             </w:pPr>
@@ -3970,7 +5175,7 @@
         </w:tc>
         <w:tc>
           <w:tcPr>
-            <w:tcW w:w="2877" w:type="dxa"/>
+            <w:tcW w:w="1356" w:type="dxa"/>
             <w:tcBorders/>
             <w:vAlign w:val="center"/>
           </w:tcPr>
@@ -3978,7 +5183,7 @@
             <w:pPr>
               <w:pStyle w:val="TableContents"/>
               <w:bidi w:val="0"/>
-              <w:spacing w:before="100" w:after="100"/>
+              <w:spacing w:before="80" w:after="120"/>
               <w:jc w:val="start"/>
               <w:rPr/>
             </w:pPr>
@@ -4017,7 +5222,7 @@
         <w:trPr/>
         <w:tc>
           <w:tcPr>
-            <w:tcW w:w="2210" w:type="dxa"/>
+            <w:tcW w:w="1416" w:type="dxa"/>
             <w:tcBorders/>
             <w:vAlign w:val="center"/>
           </w:tcPr>
@@ -4025,7 +5230,7 @@
             <w:pPr>
               <w:pStyle w:val="TableContents"/>
               <w:bidi w:val="0"/>
-              <w:spacing w:before="100" w:after="100"/>
+              <w:spacing w:before="80" w:after="120"/>
               <w:jc w:val="start"/>
               <w:rPr/>
             </w:pPr>
@@ -4045,7 +5250,7 @@
         </w:tc>
         <w:tc>
           <w:tcPr>
-            <w:tcW w:w="4067" w:type="dxa"/>
+            <w:tcW w:w="1686" w:type="dxa"/>
             <w:tcBorders/>
             <w:vAlign w:val="center"/>
           </w:tcPr>
@@ -4053,7 +5258,7 @@
             <w:pPr>
               <w:pStyle w:val="TableContents"/>
               <w:bidi w:val="0"/>
-              <w:spacing w:before="100" w:after="100"/>
+              <w:spacing w:before="80" w:after="120"/>
               <w:jc w:val="start"/>
               <w:rPr/>
             </w:pPr>
@@ -4097,7 +5302,7 @@
         </w:tc>
         <w:tc>
           <w:tcPr>
-            <w:tcW w:w="2185" w:type="dxa"/>
+            <w:tcW w:w="1161" w:type="dxa"/>
             <w:tcBorders/>
             <w:vAlign w:val="center"/>
           </w:tcPr>
@@ -4105,7 +5310,7 @@
             <w:pPr>
               <w:pStyle w:val="TableContents"/>
               <w:bidi w:val="0"/>
-              <w:spacing w:before="100" w:after="100"/>
+              <w:spacing w:before="80" w:after="120"/>
               <w:jc w:val="start"/>
               <w:rPr/>
             </w:pPr>
@@ -4125,7 +5330,7 @@
         </w:tc>
         <w:tc>
           <w:tcPr>
-            <w:tcW w:w="2877" w:type="dxa"/>
+            <w:tcW w:w="1356" w:type="dxa"/>
             <w:tcBorders/>
             <w:vAlign w:val="center"/>
           </w:tcPr>
@@ -4133,7 +5338,7 @@
             <w:pPr>
               <w:pStyle w:val="TableContents"/>
               <w:bidi w:val="0"/>
-              <w:spacing w:before="100" w:after="100"/>
+              <w:spacing w:before="80" w:after="120"/>
               <w:jc w:val="start"/>
               <w:rPr/>
             </w:pPr>
@@ -4148,7 +5353,7 @@
         <w:trPr/>
         <w:tc>
           <w:tcPr>
-            <w:tcW w:w="2210" w:type="dxa"/>
+            <w:tcW w:w="1416" w:type="dxa"/>
             <w:tcBorders/>
             <w:vAlign w:val="center"/>
           </w:tcPr>
@@ -4156,7 +5361,7 @@
             <w:pPr>
               <w:pStyle w:val="TableContents"/>
               <w:bidi w:val="0"/>
-              <w:spacing w:before="100" w:after="100"/>
+              <w:spacing w:before="80" w:after="120"/>
               <w:jc w:val="start"/>
               <w:rPr/>
             </w:pPr>
@@ -4172,7 +5377,7 @@
         </w:tc>
         <w:tc>
           <w:tcPr>
-            <w:tcW w:w="4067" w:type="dxa"/>
+            <w:tcW w:w="1686" w:type="dxa"/>
             <w:tcBorders/>
             <w:vAlign w:val="center"/>
           </w:tcPr>
@@ -4180,7 +5385,7 @@
             <w:pPr>
               <w:pStyle w:val="TableContents"/>
               <w:bidi w:val="0"/>
-              <w:spacing w:before="100" w:after="100"/>
+              <w:spacing w:before="80" w:after="120"/>
               <w:jc w:val="start"/>
               <w:rPr/>
             </w:pPr>
@@ -4240,7 +5445,7 @@
         </w:tc>
         <w:tc>
           <w:tcPr>
-            <w:tcW w:w="2185" w:type="dxa"/>
+            <w:tcW w:w="1161" w:type="dxa"/>
             <w:tcBorders/>
             <w:vAlign w:val="center"/>
           </w:tcPr>
@@ -4248,7 +5453,7 @@
             <w:pPr>
               <w:pStyle w:val="TableContents"/>
               <w:bidi w:val="0"/>
-              <w:spacing w:before="100" w:after="100"/>
+              <w:spacing w:before="80" w:after="120"/>
               <w:jc w:val="start"/>
               <w:rPr/>
             </w:pPr>
@@ -4276,7 +5481,7 @@
         </w:tc>
         <w:tc>
           <w:tcPr>
-            <w:tcW w:w="2877" w:type="dxa"/>
+            <w:tcW w:w="1356" w:type="dxa"/>
             <w:tcBorders/>
             <w:vAlign w:val="center"/>
           </w:tcPr>
@@ -4284,7 +5489,7 @@
             <w:pPr>
               <w:pStyle w:val="TableContents"/>
               <w:bidi w:val="0"/>
-              <w:spacing w:before="100" w:after="100"/>
+              <w:spacing w:before="80" w:after="120"/>
               <w:jc w:val="start"/>
               <w:rPr/>
             </w:pPr>
@@ -4295,6 +5500,439 @@
             <w:r>
               <w:rPr/>
               <w:t>分层解决了哪些不同故障？</w:t>
+            </w:r>
+          </w:p>
+        </w:tc>
+      </w:tr>
+      <w:tr>
+        <w:trPr/>
+        <w:tc>
+          <w:tcPr>
+            <w:tcW w:w="1416" w:type="dxa"/>
+            <w:tcBorders/>
+            <w:vAlign w:val="center"/>
+          </w:tcPr>
+          <w:p>
+            <w:pPr>
+              <w:pStyle w:val="TableContents"/>
+              <w:bidi w:val="0"/>
+              <w:spacing w:before="80" w:after="120"/>
+              <w:jc w:val="start"/>
+              <w:rPr/>
+            </w:pPr>
+            <w:r>
+              <w:rPr/>
+              <w:t xml:space="preserve">BF16 subspace </w:t>
+            </w:r>
+            <w:r>
+              <w:rPr/>
+              <w:t>干预可能制造伪差</w:t>
+            </w:r>
+          </w:p>
+        </w:tc>
+        <w:tc>
+          <w:tcPr>
+            <w:tcW w:w="1686" w:type="dxa"/>
+            <w:tcBorders/>
+            <w:vAlign w:val="center"/>
+          </w:tcPr>
+          <w:p>
+            <w:pPr>
+              <w:pStyle w:val="TableContents"/>
+              <w:bidi w:val="0"/>
+              <w:spacing w:before="80" w:after="120"/>
+              <w:jc w:val="start"/>
+              <w:rPr/>
+            </w:pPr>
+            <w:r>
+              <w:rPr/>
+              <w:t xml:space="preserve">BF16 capture </w:t>
+            </w:r>
+            <w:r>
+              <w:rPr/>
+              <w:t xml:space="preserve">升 </w:t>
+            </w:r>
+            <w:r>
+              <w:rPr/>
+              <w:t xml:space="preserve">FP32 </w:t>
+            </w:r>
+            <w:r>
+              <w:rPr/>
+              <w:t xml:space="preserve">做 </w:t>
+            </w:r>
+            <w:r>
+              <w:rPr/>
+              <w:t>projection/reconstruction</w:t>
+            </w:r>
+            <w:r>
+              <w:rPr/>
+              <w:t xml:space="preserve">，只在 </w:t>
+            </w:r>
+            <w:r>
+              <w:rPr/>
+              <w:t xml:space="preserve">replacement </w:t>
+            </w:r>
+            <w:r>
+              <w:rPr/>
+              <w:t xml:space="preserve">前单次 </w:t>
+            </w:r>
+            <w:r>
+              <w:rPr/>
+              <w:t>cast</w:t>
+            </w:r>
+            <w:r>
+              <w:rPr/>
+              <w:t>；</w:t>
+            </w:r>
+            <w:r>
+              <w:rPr/>
+              <w:t xml:space="preserve">correct </w:t>
+            </w:r>
+            <w:r>
+              <w:rPr/>
+              <w:t>必须逐位恢复</w:t>
+            </w:r>
+          </w:p>
+        </w:tc>
+        <w:tc>
+          <w:tcPr>
+            <w:tcW w:w="1161" w:type="dxa"/>
+            <w:tcBorders/>
+            <w:vAlign w:val="center"/>
+          </w:tcPr>
+          <w:p>
+            <w:pPr>
+              <w:pStyle w:val="TableContents"/>
+              <w:bidi w:val="0"/>
+              <w:spacing w:before="80" w:after="120"/>
+              <w:jc w:val="start"/>
+              <w:rPr/>
+            </w:pPr>
+            <w:r>
+              <w:rPr/>
+              <w:t>36/36 correct bitwise</w:t>
+            </w:r>
+            <w:r>
+              <w:rPr/>
+              <w:t>；</w:t>
+            </w:r>
+            <w:r>
+              <w:rPr/>
+              <w:t xml:space="preserve">36/36 shuffle </w:t>
+            </w:r>
+            <w:r>
+              <w:rPr/>
+              <w:t xml:space="preserve">超 </w:t>
+            </w:r>
+            <w:r>
+              <w:rPr/>
+              <w:t>floor</w:t>
+            </w:r>
+          </w:p>
+        </w:tc>
+        <w:tc>
+          <w:tcPr>
+            <w:tcW w:w="1356" w:type="dxa"/>
+            <w:tcBorders/>
+            <w:vAlign w:val="center"/>
+          </w:tcPr>
+          <w:p>
+            <w:pPr>
+              <w:pStyle w:val="TableContents"/>
+              <w:bidi w:val="0"/>
+              <w:spacing w:before="80" w:after="120"/>
+              <w:jc w:val="start"/>
+              <w:rPr/>
+            </w:pPr>
+            <w:r>
+              <w:rPr/>
+              <w:t xml:space="preserve">为什么不能简单放宽 </w:t>
+            </w:r>
+            <w:r>
+              <w:rPr/>
+              <w:t>BF16 tolerance</w:t>
+            </w:r>
+            <w:r>
+              <w:rPr/>
+              <w:t>？</w:t>
+            </w:r>
+          </w:p>
+        </w:tc>
+      </w:tr>
+      <w:tr>
+        <w:trPr/>
+        <w:tc>
+          <w:tcPr>
+            <w:tcW w:w="1416" w:type="dxa"/>
+            <w:tcBorders/>
+            <w:vAlign w:val="center"/>
+          </w:tcPr>
+          <w:p>
+            <w:pPr>
+              <w:pStyle w:val="TableContents"/>
+              <w:bidi w:val="0"/>
+              <w:spacing w:before="80" w:after="120"/>
+              <w:jc w:val="start"/>
+              <w:rPr/>
+            </w:pPr>
+            <w:r>
+              <w:rPr/>
+              <w:t xml:space="preserve">三轨 </w:t>
+            </w:r>
+            <w:r>
+              <w:rPr/>
+              <w:t xml:space="preserve">Pilot </w:t>
+            </w:r>
+            <w:r>
+              <w:rPr/>
+              <w:t>的方法和执行易混淆</w:t>
+            </w:r>
+          </w:p>
+        </w:tc>
+        <w:tc>
+          <w:tcPr>
+            <w:tcW w:w="1686" w:type="dxa"/>
+            <w:tcBorders/>
+            <w:vAlign w:val="center"/>
+          </w:tcPr>
+          <w:p>
+            <w:pPr>
+              <w:pStyle w:val="TableContents"/>
+              <w:bidi w:val="0"/>
+              <w:spacing w:before="80" w:after="120"/>
+              <w:jc w:val="start"/>
+              <w:rPr/>
+            </w:pPr>
+            <w:r>
+              <w:rPr/>
+              <w:t xml:space="preserve">B1/G3/G4 matched </w:t>
+            </w:r>
+            <w:r>
+              <w:rPr/>
+              <w:t xml:space="preserve">参数预算与 </w:t>
+            </w:r>
+            <w:r>
+              <w:rPr/>
+              <w:t>seed</w:t>
+            </w:r>
+            <w:r>
+              <w:rPr/>
+              <w:t xml:space="preserve">；三卡只改变 </w:t>
+            </w:r>
+            <w:r>
+              <w:rPr/>
+              <w:t>wave</w:t>
+            </w:r>
+            <w:r>
+              <w:rPr/>
+              <w:t>；</w:t>
+            </w:r>
+            <w:r>
+              <w:rPr/>
+              <w:t xml:space="preserve">worker import preflight + dtype/device </w:t>
+            </w:r>
+            <w:r>
+              <w:rPr/>
+              <w:t>对齐</w:t>
+            </w:r>
+          </w:p>
+        </w:tc>
+        <w:tc>
+          <w:tcPr>
+            <w:tcW w:w="1161" w:type="dxa"/>
+            <w:tcBorders/>
+            <w:vAlign w:val="center"/>
+          </w:tcPr>
+          <w:p>
+            <w:pPr>
+              <w:pStyle w:val="TableContents"/>
+              <w:bidi w:val="0"/>
+              <w:spacing w:before="80" w:after="120"/>
+              <w:jc w:val="start"/>
+              <w:rPr/>
+            </w:pPr>
+            <w:r>
+              <w:rPr/>
+              <w:t xml:space="preserve">约 </w:t>
+            </w:r>
+            <w:r>
+              <w:rPr/>
+              <w:t xml:space="preserve">2h29m </w:t>
+            </w:r>
+            <w:r>
+              <w:rPr/>
+              <w:t>完成，</w:t>
+            </w:r>
+            <w:r>
+              <w:rPr/>
+              <w:t>0 worker failure</w:t>
+            </w:r>
+          </w:p>
+        </w:tc>
+        <w:tc>
+          <w:tcPr>
+            <w:tcW w:w="1356" w:type="dxa"/>
+            <w:tcBorders/>
+            <w:vAlign w:val="center"/>
+          </w:tcPr>
+          <w:p>
+            <w:pPr>
+              <w:pStyle w:val="TableContents"/>
+              <w:bidi w:val="0"/>
+              <w:spacing w:before="80" w:after="120"/>
+              <w:jc w:val="start"/>
+              <w:rPr/>
+            </w:pPr>
+            <w:r>
+              <w:rPr/>
+              <w:t>如何证明并行调度没有改变科学变量？</w:t>
+            </w:r>
+          </w:p>
+        </w:tc>
+      </w:tr>
+      <w:tr>
+        <w:trPr/>
+        <w:tc>
+          <w:tcPr>
+            <w:tcW w:w="1416" w:type="dxa"/>
+            <w:tcBorders/>
+            <w:vAlign w:val="center"/>
+          </w:tcPr>
+          <w:p>
+            <w:pPr>
+              <w:pStyle w:val="TableContents"/>
+              <w:bidi w:val="0"/>
+              <w:spacing w:before="80" w:after="120"/>
+              <w:jc w:val="start"/>
+              <w:rPr/>
+            </w:pPr>
+            <w:r>
+              <w:rPr/>
+              <w:t xml:space="preserve">Pilot </w:t>
+            </w:r>
+            <w:r>
+              <w:rPr/>
+              <w:t xml:space="preserve">出现弱正信号但总 </w:t>
+            </w:r>
+            <w:r>
+              <w:rPr/>
+              <w:t xml:space="preserve">Gate </w:t>
+            </w:r>
+            <w:r>
+              <w:rPr/>
+              <w:t>为负</w:t>
+            </w:r>
+          </w:p>
+        </w:tc>
+        <w:tc>
+          <w:tcPr>
+            <w:tcW w:w="1686" w:type="dxa"/>
+            <w:tcBorders/>
+            <w:vAlign w:val="center"/>
+          </w:tcPr>
+          <w:p>
+            <w:pPr>
+              <w:pStyle w:val="TableContents"/>
+              <w:bidi w:val="0"/>
+              <w:spacing w:before="80" w:after="120"/>
+              <w:jc w:val="start"/>
+              <w:rPr/>
+            </w:pPr>
+            <w:r>
+              <w:rPr/>
+              <w:t xml:space="preserve">冻结 </w:t>
+            </w:r>
+            <w:r>
+              <w:rPr/>
+              <w:t>recipe/formal</w:t>
+            </w:r>
+            <w:r>
+              <w:rPr/>
+              <w:t>；</w:t>
+            </w:r>
+            <w:r>
+              <w:rPr/>
+              <w:t xml:space="preserve">CPU-only </w:t>
+            </w:r>
+            <w:r>
+              <w:rPr/>
+              <w:t xml:space="preserve">分解 </w:t>
+            </w:r>
+            <w:r>
+              <w:rPr/>
+              <w:t>condition/sigma/RayPose/G3-G4</w:t>
+            </w:r>
+            <w:r>
+              <w:rPr/>
+              <w:t xml:space="preserve">，不读取新 </w:t>
+            </w:r>
+            <w:r>
+              <w:rPr/>
+              <w:t>outcome</w:t>
+            </w:r>
+          </w:p>
+        </w:tc>
+        <w:tc>
+          <w:tcPr>
+            <w:tcW w:w="1161" w:type="dxa"/>
+            <w:tcBorders/>
+            <w:vAlign w:val="center"/>
+          </w:tcPr>
+          <w:p>
+            <w:pPr>
+              <w:pStyle w:val="TableContents"/>
+              <w:bidi w:val="0"/>
+              <w:spacing w:before="80" w:after="120"/>
+              <w:jc w:val="start"/>
+              <w:rPr/>
+            </w:pPr>
+            <w:r>
+              <w:rPr/>
+              <w:t xml:space="preserve">避免 </w:t>
+            </w:r>
+            <w:r>
+              <w:rPr/>
+              <w:t>28–45h formal</w:t>
+            </w:r>
+            <w:r>
+              <w:rPr/>
+              <w:t>；</w:t>
+            </w:r>
+            <w:r>
+              <w:rPr/>
+              <w:t xml:space="preserve">25 </w:t>
+            </w:r>
+            <w:r>
+              <w:rPr/>
+              <w:t xml:space="preserve">项源 </w:t>
+            </w:r>
+            <w:r>
+              <w:rPr/>
+              <w:t xml:space="preserve">SHA </w:t>
+            </w:r>
+            <w:r>
+              <w:rPr/>
+              <w:t>前后不变</w:t>
+            </w:r>
+          </w:p>
+        </w:tc>
+        <w:tc>
+          <w:tcPr>
+            <w:tcW w:w="1356" w:type="dxa"/>
+            <w:tcBorders/>
+            <w:vAlign w:val="center"/>
+          </w:tcPr>
+          <w:p>
+            <w:pPr>
+              <w:pStyle w:val="TableContents"/>
+              <w:bidi w:val="0"/>
+              <w:spacing w:before="80" w:after="120"/>
+              <w:jc w:val="start"/>
+              <w:rPr/>
+            </w:pPr>
+            <w:r>
+              <w:rPr/>
+              <w:t>为什么停止比继续调参更有研究价值？</w:t>
             </w:r>
           </w:p>
         </w:tc>
@@ -4333,11 +5971,11 @@
         </w:numPr>
         <w:tabs>
           <w:tab w:val="clear" w:pos="1134"/>
-          <w:tab w:val="left" w:pos="809" w:leader="none"/>
-        </w:tabs>
-        <w:bidi w:val="0"/>
-        <w:spacing w:before="100" w:after="0"/>
-        <w:ind w:start="809" w:end="100" w:hanging="283"/>
+          <w:tab w:val="left" w:pos="789" w:leader="none"/>
+        </w:tabs>
+        <w:bidi w:val="0"/>
+        <w:spacing w:before="80" w:after="0"/>
+        <w:ind w:start="789" w:end="80" w:hanging="283"/>
         <w:jc w:val="start"/>
         <w:rPr/>
       </w:pPr>
@@ -4367,7 +6005,15 @@
       </w:r>
       <w:r>
         <w:rPr/>
-        <w:t xml:space="preserve">提高任务表现”混为同一命题，而是用四层证据逐级验证。 </w:t>
+        <w:t xml:space="preserve">提高任务表现”混为同一命题，而是用六层证据逐级验证、定位 </w:t>
+      </w:r>
+      <w:r>
+        <w:rPr/>
+        <w:t xml:space="preserve">Camera </w:t>
+      </w:r>
+      <w:r>
+        <w:rPr/>
+        <w:t xml:space="preserve">缺口并审计针对性修复。 </w:t>
       </w:r>
     </w:p>
     <w:p>
@@ -4379,11 +6025,11 @@
         </w:numPr>
         <w:tabs>
           <w:tab w:val="clear" w:pos="1134"/>
-          <w:tab w:val="left" w:pos="809" w:leader="none"/>
-        </w:tabs>
-        <w:bidi w:val="0"/>
-        <w:spacing w:before="100" w:after="0"/>
-        <w:ind w:start="809" w:end="100" w:hanging="283"/>
+          <w:tab w:val="left" w:pos="789" w:leader="none"/>
+        </w:tabs>
+        <w:bidi w:val="0"/>
+        <w:spacing w:before="80" w:after="0"/>
+        <w:ind w:start="789" w:end="80" w:hanging="283"/>
         <w:jc w:val="start"/>
         <w:rPr/>
       </w:pPr>
@@ -4401,10 +6047,10 @@
         </w:numPr>
         <w:tabs>
           <w:tab w:val="clear" w:pos="1134"/>
-          <w:tab w:val="left" w:pos="809" w:leader="none"/>
-        </w:tabs>
-        <w:bidi w:val="0"/>
-        <w:ind w:start="809" w:end="100" w:hanging="283"/>
+          <w:tab w:val="left" w:pos="789" w:leader="none"/>
+        </w:tabs>
+        <w:bidi w:val="0"/>
+        <w:ind w:start="789" w:end="80" w:hanging="283"/>
         <w:jc w:val="start"/>
         <w:rPr/>
       </w:pPr>
@@ -4466,11 +6112,11 @@
         </w:numPr>
         <w:tabs>
           <w:tab w:val="clear" w:pos="1134"/>
-          <w:tab w:val="left" w:pos="809" w:leader="none"/>
-        </w:tabs>
-        <w:bidi w:val="0"/>
-        <w:spacing w:before="100" w:after="0"/>
-        <w:ind w:start="809" w:end="100" w:hanging="283"/>
+          <w:tab w:val="left" w:pos="789" w:leader="none"/>
+        </w:tabs>
+        <w:bidi w:val="0"/>
+        <w:spacing w:before="80" w:after="0"/>
+        <w:ind w:start="789" w:end="80" w:hanging="283"/>
         <w:jc w:val="start"/>
         <w:rPr/>
       </w:pPr>
@@ -4504,11 +6150,11 @@
         </w:numPr>
         <w:tabs>
           <w:tab w:val="clear" w:pos="1134"/>
-          <w:tab w:val="left" w:pos="809" w:leader="none"/>
-        </w:tabs>
-        <w:bidi w:val="0"/>
-        <w:spacing w:before="100" w:after="0"/>
-        <w:ind w:start="809" w:end="100" w:hanging="283"/>
+          <w:tab w:val="left" w:pos="789" w:leader="none"/>
+        </w:tabs>
+        <w:bidi w:val="0"/>
+        <w:spacing w:before="80" w:after="0"/>
+        <w:ind w:start="789" w:end="80" w:hanging="283"/>
         <w:jc w:val="start"/>
         <w:rPr/>
       </w:pPr>
@@ -4534,11 +6180,11 @@
         </w:numPr>
         <w:tabs>
           <w:tab w:val="clear" w:pos="1134"/>
-          <w:tab w:val="left" w:pos="809" w:leader="none"/>
-        </w:tabs>
-        <w:bidi w:val="0"/>
-        <w:spacing w:before="100" w:after="0"/>
-        <w:ind w:start="809" w:end="100" w:hanging="283"/>
+          <w:tab w:val="left" w:pos="789" w:leader="none"/>
+        </w:tabs>
+        <w:bidi w:val="0"/>
+        <w:spacing w:before="80" w:after="0"/>
+        <w:ind w:start="789" w:end="80" w:hanging="283"/>
         <w:jc w:val="start"/>
         <w:rPr/>
       </w:pPr>
@@ -4580,10 +6226,10 @@
         </w:numPr>
         <w:tabs>
           <w:tab w:val="clear" w:pos="1134"/>
-          <w:tab w:val="left" w:pos="809" w:leader="none"/>
-        </w:tabs>
-        <w:bidi w:val="0"/>
-        <w:ind w:start="809" w:end="100" w:hanging="283"/>
+          <w:tab w:val="left" w:pos="789" w:leader="none"/>
+        </w:tabs>
+        <w:bidi w:val="0"/>
+        <w:ind w:start="789" w:end="80" w:hanging="283"/>
         <w:jc w:val="start"/>
         <w:rPr/>
       </w:pPr>
@@ -4595,7 +6241,7 @@
         <w:rPr>
           <w:rStyle w:val="SourceText"/>
         </w:rPr>
-        <w:t>397</w:t>
+        <w:t>504</w:t>
       </w:r>
       <w:r>
         <w:rPr/>
@@ -4607,19 +6253,27 @@
       </w:r>
       <w:r>
         <w:rPr/>
-        <w:t xml:space="preserve">CLI </w:t>
-      </w:r>
-      <w:r>
-        <w:rPr/>
-        <w:t>回归与新增研究链路，避免阶段三改动污染已经冻结的阶段一</w:t>
-      </w:r>
-      <w:r>
-        <w:rPr/>
-        <w:t>/</w:t>
-      </w:r>
-      <w:r>
-        <w:rPr/>
-        <w:t xml:space="preserve">二。 </w:t>
+        <w:t>CLI</w:t>
+      </w:r>
+      <w:r>
+        <w:rPr/>
+        <w:t>、</w:t>
+      </w:r>
+      <w:r>
+        <w:rPr/>
+        <w:t>Thought1–5</w:t>
+      </w:r>
+      <w:r>
+        <w:rPr/>
+        <w:t xml:space="preserve">、三卡 </w:t>
+      </w:r>
+      <w:r>
+        <w:rPr/>
+        <w:t xml:space="preserve">worker </w:t>
+      </w:r>
+      <w:r>
+        <w:rPr/>
+        <w:t xml:space="preserve">与只读分析，避免后续改动污染已冻结证据。 </w:t>
       </w:r>
     </w:p>
     <w:p>
@@ -4643,11 +6297,11 @@
         </w:numPr>
         <w:tabs>
           <w:tab w:val="clear" w:pos="1134"/>
-          <w:tab w:val="left" w:pos="809" w:leader="none"/>
-        </w:tabs>
-        <w:bidi w:val="0"/>
-        <w:spacing w:before="100" w:after="0"/>
-        <w:ind w:start="809" w:end="100" w:hanging="283"/>
+          <w:tab w:val="left" w:pos="789" w:leader="none"/>
+        </w:tabs>
+        <w:bidi w:val="0"/>
+        <w:spacing w:before="80" w:after="0"/>
+        <w:ind w:start="789" w:end="80" w:hanging="283"/>
         <w:jc w:val="start"/>
         <w:rPr/>
       </w:pPr>
@@ -4711,11 +6365,11 @@
         </w:numPr>
         <w:tabs>
           <w:tab w:val="clear" w:pos="1134"/>
-          <w:tab w:val="left" w:pos="809" w:leader="none"/>
-        </w:tabs>
-        <w:bidi w:val="0"/>
-        <w:spacing w:before="100" w:after="0"/>
-        <w:ind w:start="809" w:end="100" w:hanging="283"/>
+          <w:tab w:val="left" w:pos="789" w:leader="none"/>
+        </w:tabs>
+        <w:bidi w:val="0"/>
+        <w:spacing w:before="80" w:after="0"/>
+        <w:ind w:start="789" w:end="80" w:hanging="283"/>
         <w:jc w:val="start"/>
         <w:rPr/>
       </w:pPr>
@@ -4769,10 +6423,11 @@
         </w:numPr>
         <w:tabs>
           <w:tab w:val="clear" w:pos="1134"/>
-          <w:tab w:val="left" w:pos="809" w:leader="none"/>
-        </w:tabs>
-        <w:bidi w:val="0"/>
-        <w:ind w:start="809" w:end="100" w:hanging="283"/>
+          <w:tab w:val="left" w:pos="789" w:leader="none"/>
+        </w:tabs>
+        <w:bidi w:val="0"/>
+        <w:spacing w:before="80" w:after="0"/>
+        <w:ind w:start="789" w:end="80" w:hanging="283"/>
         <w:jc w:val="start"/>
         <w:rPr/>
       </w:pPr>
@@ -4833,6 +6488,117 @@
     </w:p>
     <w:p>
       <w:pPr>
+        <w:pStyle w:val="TextBody"/>
+        <w:numPr>
+          <w:ilvl w:val="0"/>
+          <w:numId w:val="4"/>
+        </w:numPr>
+        <w:tabs>
+          <w:tab w:val="clear" w:pos="1134"/>
+          <w:tab w:val="left" w:pos="789" w:leader="none"/>
+        </w:tabs>
+        <w:bidi w:val="0"/>
+        <w:ind w:start="789" w:end="80" w:hanging="283"/>
+        <w:jc w:val="start"/>
+        <w:rPr/>
+      </w:pPr>
+      <w:r>
+        <w:rPr>
+          <w:rStyle w:val="SourceText"/>
+        </w:rPr>
+        <w:t>1.335M</w:t>
+      </w:r>
+      <w:r>
+        <w:rPr/>
+        <w:t xml:space="preserve"> </w:t>
+      </w:r>
+      <w:r>
+        <w:rPr/>
+        <w:t xml:space="preserve">参数 </w:t>
+      </w:r>
+      <w:r>
+        <w:rPr/>
+        <w:t xml:space="preserve">GeoEq Pilot </w:t>
+      </w:r>
+      <w:r>
+        <w:rPr/>
+        <w:t xml:space="preserve">将 </w:t>
+      </w:r>
+      <w:r>
+        <w:rPr/>
+        <w:t xml:space="preserve">Camera gap </w:t>
+      </w:r>
+      <w:r>
+        <w:rPr/>
+        <w:t xml:space="preserve">缩小 </w:t>
+      </w:r>
+      <w:r>
+        <w:rPr/>
+        <w:t xml:space="preserve">20.94% </w:t>
+      </w:r>
+      <w:r>
+        <w:rPr/>
+        <w:t>但未过门、</w:t>
+      </w:r>
+      <w:r>
+        <w:rPr/>
+        <w:t xml:space="preserve">future utility </w:t>
+      </w:r>
+      <w:r>
+        <w:rPr/>
+        <w:t xml:space="preserve">仍为负且 </w:t>
+      </w:r>
+      <w:r>
+        <w:rPr/>
+        <w:t xml:space="preserve">success </w:t>
+      </w:r>
+      <w:r>
+        <w:rPr/>
+        <w:t xml:space="preserve">无 </w:t>
+      </w:r>
+      <w:r>
+        <w:rPr/>
+        <w:t>gain</w:t>
+      </w:r>
+      <w:r>
+        <w:rPr/>
+        <w:t xml:space="preserve">；按规则停止 </w:t>
+      </w:r>
+      <w:r>
+        <w:rPr/>
+        <w:t>formal</w:t>
+      </w:r>
+      <w:r>
+        <w:rPr/>
+        <w:t xml:space="preserve">，并定位 </w:t>
+      </w:r>
+      <w:r>
+        <w:rPr/>
+        <w:t>Clean/</w:t>
+      </w:r>
+      <w:r>
+        <w:rPr/>
+        <w:t xml:space="preserve">低 </w:t>
+      </w:r>
+      <w:r>
+        <w:rPr/>
+        <w:t xml:space="preserve">sigma </w:t>
+      </w:r>
+      <w:r>
+        <w:rPr/>
+        <w:t xml:space="preserve">与 </w:t>
+      </w:r>
+      <w:r>
+        <w:rPr/>
+        <w:t xml:space="preserve">RayPose </w:t>
+      </w:r>
+      <w:r>
+        <w:rPr/>
+        <w:t xml:space="preserve">因果缺口。 </w:t>
+      </w:r>
+    </w:p>
+    <w:p>
+      <w:pPr>
         <w:pStyle w:val="Heading2"/>
         <w:bidi w:val="0"/>
         <w:jc w:val="start"/>
@@ -4883,8 +6649,8 @@
       <w:pPr>
         <w:pStyle w:val="TextBody"/>
         <w:bidi w:val="0"/>
-        <w:spacing w:before="100" w:after="100"/>
-        <w:ind w:start="100" w:end="100" w:hanging="0"/>
+        <w:spacing w:before="80" w:after="120"/>
+        <w:ind w:start="80" w:end="80" w:hanging="0"/>
         <w:jc w:val="start"/>
         <w:rPr/>
       </w:pPr>
@@ -4989,8 +6755,8 @@
       <w:pPr>
         <w:pStyle w:val="TextBody"/>
         <w:bidi w:val="0"/>
-        <w:spacing w:before="100" w:after="100"/>
-        <w:ind w:start="100" w:end="100" w:hanging="0"/>
+        <w:spacing w:before="80" w:after="120"/>
+        <w:ind w:start="80" w:end="80" w:hanging="0"/>
         <w:jc w:val="start"/>
         <w:rPr/>
       </w:pPr>
@@ -5111,8 +6877,8 @@
       <w:pPr>
         <w:pStyle w:val="TextBody"/>
         <w:bidi w:val="0"/>
-        <w:spacing w:before="100" w:after="100"/>
-        <w:ind w:start="100" w:end="100" w:hanging="0"/>
+        <w:spacing w:before="80" w:after="120"/>
+        <w:ind w:start="80" w:end="80" w:hanging="0"/>
         <w:jc w:val="start"/>
         <w:rPr/>
       </w:pPr>
@@ -5213,8 +6979,8 @@
       <w:pPr>
         <w:pStyle w:val="TextBody"/>
         <w:bidi w:val="0"/>
-        <w:spacing w:before="100" w:after="100"/>
-        <w:ind w:start="100" w:end="100" w:hanging="0"/>
+        <w:spacing w:before="80" w:after="120"/>
+        <w:ind w:start="80" w:end="80" w:hanging="0"/>
         <w:jc w:val="start"/>
         <w:rPr/>
       </w:pPr>
@@ -5337,8 +7103,8 @@
       <w:pPr>
         <w:pStyle w:val="TextBody"/>
         <w:bidi w:val="0"/>
-        <w:spacing w:before="100" w:after="100"/>
-        <w:ind w:start="100" w:end="100" w:hanging="0"/>
+        <w:spacing w:before="80" w:after="120"/>
+        <w:ind w:start="80" w:end="80" w:hanging="0"/>
         <w:jc w:val="start"/>
         <w:rPr/>
       </w:pPr>
@@ -5427,8 +7193,8 @@
       <w:pPr>
         <w:pStyle w:val="TextBody"/>
         <w:bidi w:val="0"/>
-        <w:spacing w:before="100" w:after="100"/>
-        <w:ind w:start="100" w:end="100" w:hanging="0"/>
+        <w:spacing w:before="80" w:after="120"/>
+        <w:ind w:start="80" w:end="80" w:hanging="0"/>
         <w:jc w:val="start"/>
         <w:rPr/>
       </w:pPr>
@@ -5541,8 +7307,8 @@
       <w:pPr>
         <w:pStyle w:val="TextBody"/>
         <w:bidi w:val="0"/>
-        <w:spacing w:before="100" w:after="100"/>
-        <w:ind w:start="100" w:end="100" w:hanging="0"/>
+        <w:spacing w:before="80" w:after="120"/>
+        <w:ind w:start="80" w:end="80" w:hanging="0"/>
         <w:jc w:val="start"/>
         <w:rPr/>
       </w:pPr>
@@ -5655,8 +7421,8 @@
       <w:pPr>
         <w:pStyle w:val="TextBody"/>
         <w:bidi w:val="0"/>
-        <w:spacing w:before="100" w:after="100"/>
-        <w:ind w:start="100" w:end="100" w:hanging="0"/>
+        <w:spacing w:before="80" w:after="120"/>
+        <w:ind w:start="80" w:end="80" w:hanging="0"/>
         <w:jc w:val="start"/>
         <w:rPr/>
       </w:pPr>
@@ -5741,6 +7507,338 @@
     </w:p>
     <w:p>
       <w:pPr>
+        <w:pStyle w:val="Heading3"/>
+        <w:bidi w:val="0"/>
+        <w:jc w:val="start"/>
+        <w:rPr/>
+      </w:pPr>
+      <w:r>
+        <w:rPr/>
+        <w:t xml:space="preserve">伏笔 </w:t>
+      </w:r>
+      <w:r>
+        <w:rPr/>
+        <w:t>9</w:t>
+      </w:r>
+      <w:r>
+        <w:rPr/>
+        <w:t xml:space="preserve">：为什么 </w:t>
+      </w:r>
+      <w:r>
+        <w:rPr/>
+        <w:t xml:space="preserve">G4 </w:t>
+      </w:r>
+      <w:r>
+        <w:rPr/>
+        <w:t xml:space="preserve">的 </w:t>
+      </w:r>
+      <w:r>
+        <w:rPr/>
+        <w:t xml:space="preserve">representation gap </w:t>
+      </w:r>
+      <w:r>
+        <w:rPr/>
+        <w:t xml:space="preserve">比 </w:t>
+      </w:r>
+      <w:r>
+        <w:rPr/>
+        <w:t xml:space="preserve">G3 </w:t>
+      </w:r>
+      <w:r>
+        <w:rPr/>
+        <w:t>更小？</w:t>
+      </w:r>
+    </w:p>
+    <w:p>
+      <w:pPr>
+        <w:pStyle w:val="TextBody"/>
+        <w:bidi w:val="0"/>
+        <w:spacing w:before="80" w:after="120"/>
+        <w:ind w:start="80" w:end="80" w:hanging="0"/>
+        <w:jc w:val="start"/>
+        <w:rPr/>
+      </w:pPr>
+      <w:r>
+        <w:rPr/>
+        <w:t xml:space="preserve">G4 </w:t>
+      </w:r>
+      <w:r>
+        <w:rPr/>
+        <w:t xml:space="preserve">只打乱逐样本 </w:t>
+      </w:r>
+      <w:r>
+        <w:rPr/>
+        <w:t>Geo-REPA correspondence</w:t>
+      </w:r>
+      <w:r>
+        <w:rPr/>
+        <w:t xml:space="preserve">，仍保留和 </w:t>
+      </w:r>
+      <w:r>
+        <w:rPr/>
+        <w:t xml:space="preserve">G3 </w:t>
+      </w:r>
+      <w:r>
+        <w:rPr/>
+        <w:t xml:space="preserve">相同的 </w:t>
+      </w:r>
+      <w:r>
+        <w:rPr/>
+        <w:t>RayPose</w:t>
+      </w:r>
+      <w:r>
+        <w:rPr/>
+        <w:t xml:space="preserve">、正确 </w:t>
+      </w:r>
+      <w:r>
+        <w:rPr/>
+        <w:t xml:space="preserve">equivariance/pose auxiliary loss </w:t>
+      </w:r>
+      <w:r>
+        <w:rPr/>
+        <w:t xml:space="preserve">与 </w:t>
+      </w:r>
+      <w:r>
+        <w:rPr/>
+        <w:t>LoRA</w:t>
+      </w:r>
+      <w:r>
+        <w:rPr/>
+        <w:t xml:space="preserve">，因此它不是“没有 </w:t>
+      </w:r>
+      <w:r>
+        <w:rPr/>
+        <w:t>geometry”</w:t>
+      </w:r>
+      <w:r>
+        <w:rPr/>
+        <w:t xml:space="preserve">的 </w:t>
+      </w:r>
+      <w:r>
+        <w:rPr/>
+        <w:t>control</w:t>
+      </w:r>
+      <w:r>
+        <w:rPr/>
+        <w:t xml:space="preserve">。 </w:t>
+      </w:r>
+      <w:r>
+        <w:rPr/>
+        <w:t xml:space="preserve">G3/G4 training total correlation </w:t>
+      </w:r>
+      <w:r>
+        <w:rPr/>
+        <w:t xml:space="preserve">为 </w:t>
+      </w:r>
+      <w:r>
+        <w:rPr/>
+        <w:t>0.999986</w:t>
+      </w:r>
+      <w:r>
+        <w:rPr/>
+        <w:t>，</w:t>
+      </w:r>
+      <w:r>
+        <w:rPr/>
+        <w:t xml:space="preserve">Video feature-delta </w:t>
+      </w:r>
+      <w:r>
+        <w:rPr/>
+        <w:t xml:space="preserve">方向 </w:t>
+      </w:r>
+      <w:r>
+        <w:rPr/>
+        <w:t xml:space="preserve">cosine </w:t>
+      </w:r>
+      <w:r>
+        <w:rPr/>
+        <w:t xml:space="preserve">均值 </w:t>
+      </w:r>
+      <w:r>
+        <w:rPr/>
+        <w:t>0.938498</w:t>
+      </w:r>
+      <w:r>
+        <w:rPr/>
+        <w:t xml:space="preserve">，主 </w:t>
+      </w:r>
+      <w:r>
+        <w:rPr/>
+        <w:t xml:space="preserve">future geometry RMSE </w:t>
+      </w:r>
+      <w:r>
+        <w:rPr/>
+        <w:t xml:space="preserve">也都没改善。最严谨的结论是正确 </w:t>
+      </w:r>
+      <w:r>
+        <w:rPr/>
+        <w:t xml:space="preserve">correspondence </w:t>
+      </w:r>
+      <w:r>
+        <w:rPr/>
+        <w:t xml:space="preserve">没有被识别为变化来源；共享 </w:t>
+      </w:r>
+      <w:r>
+        <w:rPr/>
+        <w:t xml:space="preserve">conditioning/regularization </w:t>
+      </w:r>
+      <w:r>
+        <w:rPr/>
+        <w:t xml:space="preserve">更可能，但缺少 </w:t>
+      </w:r>
+      <w:r>
+        <w:rPr/>
+        <w:t>G1/G2</w:t>
+      </w:r>
+      <w:r>
+        <w:rPr/>
+        <w:t>， 不能继续归因。</w:t>
+      </w:r>
+    </w:p>
+    <w:p>
+      <w:pPr>
+        <w:pStyle w:val="Heading3"/>
+        <w:bidi w:val="0"/>
+        <w:jc w:val="start"/>
+        <w:rPr/>
+      </w:pPr>
+      <w:r>
+        <w:rPr/>
+        <w:t xml:space="preserve">伏笔 </w:t>
+      </w:r>
+      <w:r>
+        <w:rPr/>
+        <w:t>10</w:t>
+      </w:r>
+      <w:r>
+        <w:rPr/>
+        <w:t xml:space="preserve">：为什么不直接花 </w:t>
+      </w:r>
+      <w:r>
+        <w:rPr/>
+        <w:t xml:space="preserve">28–45 </w:t>
+      </w:r>
+      <w:r>
+        <w:rPr/>
+        <w:t xml:space="preserve">小时跑 </w:t>
+      </w:r>
+      <w:r>
+        <w:rPr/>
+        <w:t>formal</w:t>
+      </w:r>
+      <w:r>
+        <w:rPr/>
+        <w:t>？</w:t>
+      </w:r>
+    </w:p>
+    <w:p>
+      <w:pPr>
+        <w:pStyle w:val="TextBody"/>
+        <w:bidi w:val="0"/>
+        <w:spacing w:before="80" w:after="120"/>
+        <w:ind w:start="80" w:end="80" w:hanging="0"/>
+        <w:jc w:val="start"/>
+        <w:rPr/>
+      </w:pPr>
+      <w:r>
+        <w:rPr/>
+        <w:t xml:space="preserve">Pilot </w:t>
+      </w:r>
+      <w:r>
+        <w:rPr/>
+        <w:t>的职责就是决定是否值得扩展。</w:t>
+      </w:r>
+      <w:r>
+        <w:rPr/>
+        <w:t xml:space="preserve">G3 </w:t>
+      </w:r>
+      <w:r>
+        <w:rPr/>
+        <w:t xml:space="preserve">在 </w:t>
+      </w:r>
+      <w:r>
+        <w:rPr/>
+        <w:t>representation</w:t>
+      </w:r>
+      <w:r>
+        <w:rPr/>
+        <w:t>、</w:t>
+      </w:r>
+      <w:r>
+        <w:rPr/>
+        <w:t>future geometry</w:t>
+      </w:r>
+      <w:r>
+        <w:rPr/>
+        <w:t>、</w:t>
+      </w:r>
+      <w:r>
+        <w:rPr/>
+        <w:t>absolute utility</w:t>
+      </w:r>
+      <w:r>
+        <w:rPr/>
+        <w:t>、</w:t>
+      </w:r>
+      <w:r>
+        <w:rPr/>
+        <w:t xml:space="preserve">rollout </w:t>
+      </w:r>
+      <w:r>
+        <w:rPr/>
+        <w:t xml:space="preserve">与 </w:t>
+      </w:r>
+      <w:r>
+        <w:rPr/>
+        <w:t xml:space="preserve">training </w:t>
+      </w:r>
+      <w:r>
+        <w:rPr/>
+        <w:t xml:space="preserve">五项 </w:t>
+      </w:r>
+      <w:r>
+        <w:rPr/>
+        <w:t xml:space="preserve">Gate </w:t>
+      </w:r>
+      <w:r>
+        <w:rPr/>
+        <w:t xml:space="preserve">都未通过；此时继续 </w:t>
+      </w:r>
+      <w:r>
+        <w:rPr/>
+        <w:t xml:space="preserve">formal </w:t>
+      </w:r>
+      <w:r>
+        <w:rPr/>
+        <w:t xml:space="preserve">只会扩大一个 未达方向门的配方，并把 </w:t>
+      </w:r>
+      <w:r>
+        <w:rPr/>
+        <w:t xml:space="preserve">Pilot </w:t>
+      </w:r>
+      <w:r>
+        <w:rPr/>
+        <w:t xml:space="preserve">变成调参集。我冻结负结果，只做不加载模型和 </w:t>
+      </w:r>
+      <w:r>
+        <w:rPr/>
+        <w:t xml:space="preserve">outcome </w:t>
+      </w:r>
+      <w:r>
+        <w:rPr/>
+        <w:t xml:space="preserve">的只读分解；下一方法必须使用新预注册、新 </w:t>
+      </w:r>
+      <w:r>
+        <w:rPr/>
+        <w:t xml:space="preserve">cohort </w:t>
+      </w:r>
+      <w:r>
+        <w:rPr/>
+        <w:t>与单变量对照。</w:t>
+      </w:r>
+    </w:p>
+    <w:p>
+      <w:pPr>
         <w:pStyle w:val="Heading2"/>
         <w:bidi w:val="0"/>
         <w:jc w:val="start"/>
@@ -5775,14 +7873,14 @@
       <w:pPr>
         <w:pStyle w:val="TextBody"/>
         <w:bidi w:val="0"/>
-        <w:spacing w:before="100" w:after="100"/>
-        <w:ind w:start="100" w:end="100" w:hanging="0"/>
-        <w:jc w:val="start"/>
-        <w:rPr/>
-      </w:pPr>
-      <w:r>
-        <w:rPr/>
-        <w:t>优先保留四层证据链、</w:t>
+        <w:spacing w:before="80" w:after="120"/>
+        <w:ind w:start="80" w:end="80" w:hanging="0"/>
+        <w:jc w:val="start"/>
+        <w:rPr/>
+      </w:pPr>
+      <w:r>
+        <w:rPr/>
+        <w:t>优先保留六层证据链、</w:t>
       </w:r>
       <w:r>
         <w:rPr/>
@@ -5810,11 +7908,27 @@
       </w:r>
       <w:r>
         <w:rPr/>
-        <w:t xml:space="preserve">held-out flow </w:t>
-      </w:r>
-      <w:r>
-        <w:rPr/>
-        <w:t>和有效负结果，突出实验设计、模型理解与因果边界。</w:t>
+        <w:t>held-out flow</w:t>
+      </w:r>
+      <w:r>
+        <w:rPr/>
+        <w:t>、</w:t>
+      </w:r>
+      <w:r>
+        <w:rPr/>
+        <w:t xml:space="preserve">Camera </w:t>
+      </w:r>
+      <w:r>
+        <w:rPr/>
+        <w:t xml:space="preserve">等变性诊断和 </w:t>
+      </w:r>
+      <w:r>
+        <w:rPr/>
+        <w:t>GeoEq specificity control</w:t>
+      </w:r>
+      <w:r>
+        <w:rPr/>
+        <w:t>，突出实验设计、模型理解与因果边界。</w:t>
       </w:r>
     </w:p>
     <w:p>
@@ -5841,8 +7955,8 @@
       <w:pPr>
         <w:pStyle w:val="TextBody"/>
         <w:bidi w:val="0"/>
-        <w:spacing w:before="100" w:after="100"/>
-        <w:ind w:start="100" w:end="100" w:hanging="0"/>
+        <w:spacing w:before="80" w:after="120"/>
+        <w:ind w:start="80" w:end="80" w:hanging="0"/>
         <w:jc w:val="start"/>
         <w:rPr/>
       </w:pPr>
@@ -5892,7 +8006,7 @@
       </w:r>
       <w:r>
         <w:rPr/>
-        <w:t xml:space="preserve">397 </w:t>
+        <w:t xml:space="preserve">504 </w:t>
       </w:r>
       <w:r>
         <w:rPr/>
@@ -5931,8 +8045,8 @@
       <w:pPr>
         <w:pStyle w:val="TextBody"/>
         <w:bidi w:val="0"/>
-        <w:spacing w:before="100" w:after="100"/>
-        <w:ind w:start="100" w:end="100" w:hanging="0"/>
+        <w:spacing w:before="80" w:after="120"/>
+        <w:ind w:start="80" w:end="80" w:hanging="0"/>
         <w:jc w:val="start"/>
         <w:rPr/>
       </w:pPr>
@@ -5986,11 +8100,11 @@
         </w:numPr>
         <w:tabs>
           <w:tab w:val="clear" w:pos="1134"/>
-          <w:tab w:val="left" w:pos="809" w:leader="none"/>
-        </w:tabs>
-        <w:bidi w:val="0"/>
-        <w:spacing w:before="100" w:after="0"/>
-        <w:ind w:start="809" w:end="100" w:hanging="283"/>
+          <w:tab w:val="left" w:pos="789" w:leader="none"/>
+        </w:tabs>
+        <w:bidi w:val="0"/>
+        <w:spacing w:before="80" w:after="0"/>
+        <w:ind w:start="789" w:end="80" w:hanging="283"/>
         <w:jc w:val="start"/>
         <w:rPr/>
       </w:pPr>
@@ -6054,11 +8168,11 @@
         </w:numPr>
         <w:tabs>
           <w:tab w:val="clear" w:pos="1134"/>
-          <w:tab w:val="left" w:pos="809" w:leader="none"/>
-        </w:tabs>
-        <w:bidi w:val="0"/>
-        <w:spacing w:before="100" w:after="0"/>
-        <w:ind w:start="809" w:end="100" w:hanging="283"/>
+          <w:tab w:val="left" w:pos="789" w:leader="none"/>
+        </w:tabs>
+        <w:bidi w:val="0"/>
+        <w:spacing w:before="80" w:after="0"/>
+        <w:ind w:start="789" w:end="80" w:hanging="283"/>
         <w:jc w:val="start"/>
         <w:rPr/>
       </w:pPr>
@@ -6102,11 +8216,11 @@
         </w:numPr>
         <w:tabs>
           <w:tab w:val="clear" w:pos="1134"/>
-          <w:tab w:val="left" w:pos="809" w:leader="none"/>
-        </w:tabs>
-        <w:bidi w:val="0"/>
-        <w:spacing w:before="100" w:after="0"/>
-        <w:ind w:start="809" w:end="100" w:hanging="283"/>
+          <w:tab w:val="left" w:pos="789" w:leader="none"/>
+        </w:tabs>
+        <w:bidi w:val="0"/>
+        <w:spacing w:before="80" w:after="0"/>
+        <w:ind w:start="789" w:end="80" w:hanging="283"/>
         <w:jc w:val="start"/>
         <w:rPr/>
       </w:pPr>
@@ -6132,11 +8246,11 @@
         </w:numPr>
         <w:tabs>
           <w:tab w:val="clear" w:pos="1134"/>
-          <w:tab w:val="left" w:pos="809" w:leader="none"/>
-        </w:tabs>
-        <w:bidi w:val="0"/>
-        <w:spacing w:before="100" w:after="0"/>
-        <w:ind w:start="809" w:end="100" w:hanging="283"/>
+          <w:tab w:val="left" w:pos="789" w:leader="none"/>
+        </w:tabs>
+        <w:bidi w:val="0"/>
+        <w:spacing w:before="80" w:after="0"/>
+        <w:ind w:start="789" w:end="80" w:hanging="283"/>
         <w:jc w:val="start"/>
         <w:rPr/>
       </w:pPr>
@@ -6178,11 +8292,11 @@
         </w:numPr>
         <w:tabs>
           <w:tab w:val="clear" w:pos="1134"/>
-          <w:tab w:val="left" w:pos="809" w:leader="none"/>
-        </w:tabs>
-        <w:bidi w:val="0"/>
-        <w:spacing w:before="100" w:after="0"/>
-        <w:ind w:start="809" w:end="100" w:hanging="283"/>
+          <w:tab w:val="left" w:pos="789" w:leader="none"/>
+        </w:tabs>
+        <w:bidi w:val="0"/>
+        <w:spacing w:before="80" w:after="0"/>
+        <w:ind w:start="789" w:end="80" w:hanging="283"/>
         <w:jc w:val="start"/>
         <w:rPr/>
       </w:pPr>
@@ -6246,11 +8360,11 @@
         </w:numPr>
         <w:tabs>
           <w:tab w:val="clear" w:pos="1134"/>
-          <w:tab w:val="left" w:pos="809" w:leader="none"/>
-        </w:tabs>
-        <w:bidi w:val="0"/>
-        <w:spacing w:before="100" w:after="0"/>
-        <w:ind w:start="809" w:end="100" w:hanging="283"/>
+          <w:tab w:val="left" w:pos="789" w:leader="none"/>
+        </w:tabs>
+        <w:bidi w:val="0"/>
+        <w:spacing w:before="80" w:after="0"/>
+        <w:ind w:start="789" w:end="80" w:hanging="283"/>
         <w:jc w:val="start"/>
         <w:rPr/>
       </w:pPr>
@@ -6322,33 +8436,61 @@
         </w:numPr>
         <w:tabs>
           <w:tab w:val="clear" w:pos="1134"/>
-          <w:tab w:val="left" w:pos="809" w:leader="none"/>
-        </w:tabs>
-        <w:bidi w:val="0"/>
-        <w:spacing w:before="100" w:after="0"/>
-        <w:ind w:start="809" w:end="100" w:hanging="283"/>
-        <w:jc w:val="start"/>
-        <w:rPr/>
-      </w:pPr>
-      <w:r>
-        <w:rPr/>
-        <w:t xml:space="preserve">当前没有完成失败视频的人工 </w:t>
-      </w:r>
-      <w:r>
-        <w:rPr/>
-        <w:t>taxonomy</w:t>
-      </w:r>
-      <w:r>
-        <w:rPr/>
-        <w:t xml:space="preserve">；可以写“保存并审计 </w:t>
-      </w:r>
-      <w:r>
-        <w:rPr/>
-        <w:t xml:space="preserve">3,563 </w:t>
-      </w:r>
-      <w:r>
-        <w:rPr/>
-        <w:t xml:space="preserve">个失败视频”，不能写“人工归纳出若干失败模式”。 </w:t>
+          <w:tab w:val="left" w:pos="789" w:leader="none"/>
+        </w:tabs>
+        <w:bidi w:val="0"/>
+        <w:spacing w:before="80" w:after="0"/>
+        <w:ind w:start="789" w:end="80" w:hanging="283"/>
+        <w:jc w:val="start"/>
+        <w:rPr/>
+      </w:pPr>
+      <w:r>
+        <w:rPr/>
+        <w:t xml:space="preserve">Thought4 </w:t>
+      </w:r>
+      <w:r>
+        <w:rPr/>
+        <w:t xml:space="preserve">的 </w:t>
+      </w:r>
+      <w:r>
+        <w:rPr>
+          <w:rStyle w:val="SourceText"/>
+        </w:rPr>
+        <w:t>36/36</w:t>
+      </w:r>
+      <w:r>
+        <w:rPr/>
+        <w:t xml:space="preserve"> </w:t>
+      </w:r>
+      <w:r>
+        <w:rPr/>
+        <w:t xml:space="preserve">是离线 </w:t>
+      </w:r>
+      <w:r>
+        <w:rPr/>
+        <w:t xml:space="preserve">action tensor </w:t>
+      </w:r>
+      <w:r>
+        <w:rPr/>
+        <w:t xml:space="preserve">干预，不是机器人成功；分类为 </w:t>
+      </w:r>
+      <w:r>
+        <w:rPr>
+          <w:rStyle w:val="SourceText"/>
+        </w:rPr>
+        <w:t>camera_equivariance_gap</w:t>
+      </w:r>
+      <w:r>
+        <w:rPr/>
+        <w:t xml:space="preserve">，不能写成 </w:t>
+      </w:r>
+      <w:r>
+        <w:rPr/>
+        <w:t>Camera rollout improvement</w:t>
+      </w:r>
+      <w:r>
+        <w:rPr/>
+        <w:t xml:space="preserve">。 </w:t>
       </w:r>
     </w:p>
     <w:p>
@@ -6360,10 +8502,242 @@
         </w:numPr>
         <w:tabs>
           <w:tab w:val="clear" w:pos="1134"/>
-          <w:tab w:val="left" w:pos="809" w:leader="none"/>
-        </w:tabs>
-        <w:bidi w:val="0"/>
-        <w:ind w:start="809" w:end="100" w:hanging="283"/>
+          <w:tab w:val="left" w:pos="789" w:leader="none"/>
+        </w:tabs>
+        <w:bidi w:val="0"/>
+        <w:spacing w:before="80" w:after="0"/>
+        <w:ind w:start="789" w:end="80" w:hanging="283"/>
+        <w:jc w:val="start"/>
+        <w:rPr/>
+      </w:pPr>
+      <w:r>
+        <w:rPr/>
+        <w:t xml:space="preserve">Thought5 </w:t>
+      </w:r>
+      <w:r>
+        <w:rPr/>
+        <w:t xml:space="preserve">是单 </w:t>
+      </w:r>
+      <w:r>
+        <w:rPr/>
+        <w:t xml:space="preserve">task 8/4/4 </w:t>
+      </w:r>
+      <w:r>
+        <w:rPr/>
+        <w:t xml:space="preserve">的方向性 </w:t>
+      </w:r>
+      <w:r>
+        <w:rPr/>
+        <w:t>Pilot</w:t>
+      </w:r>
+      <w:r>
+        <w:rPr/>
+        <w:t>；</w:t>
+      </w:r>
+      <w:r>
+        <w:rPr>
+          <w:rStyle w:val="SourceText"/>
+        </w:rPr>
+        <w:t>1/4</w:t>
+      </w:r>
+      <w:r>
+        <w:rPr/>
+        <w:t xml:space="preserve"> </w:t>
+      </w:r>
+      <w:r>
+        <w:rPr/>
+        <w:t xml:space="preserve">是每 </w:t>
+      </w:r>
+      <w:r>
+        <w:rPr/>
+        <w:t xml:space="preserve">condition </w:t>
+      </w:r>
+      <w:r>
+        <w:rPr/>
+        <w:t xml:space="preserve">四条 </w:t>
+      </w:r>
+      <w:r>
+        <w:rPr/>
+        <w:t>rollout</w:t>
+      </w:r>
+      <w:r>
+        <w:rPr/>
+        <w:t>， 不能作总体成功率推断。</w:t>
+      </w:r>
+      <w:r>
+        <w:rPr/>
+        <w:t xml:space="preserve">G3 </w:t>
+      </w:r>
+      <w:r>
+        <w:rPr/>
+        <w:t xml:space="preserve">未通过当前 </w:t>
+      </w:r>
+      <w:r>
+        <w:rPr/>
+        <w:t xml:space="preserve">recipe </w:t>
+      </w:r>
+      <w:r>
+        <w:rPr/>
+        <w:t xml:space="preserve">的 </w:t>
+      </w:r>
+      <w:r>
+        <w:rPr/>
+        <w:t>Gate</w:t>
+      </w:r>
+      <w:r>
+        <w:rPr/>
+        <w:t xml:space="preserve">，不等于 </w:t>
+      </w:r>
+      <w:r>
+        <w:rPr/>
+        <w:t>Geo-REPA</w:t>
+      </w:r>
+      <w:r>
+        <w:rPr/>
+        <w:t>、</w:t>
+      </w:r>
+      <w:r>
+        <w:rPr/>
+        <w:t xml:space="preserve">RayPose </w:t>
+      </w:r>
+      <w:r>
+        <w:rPr/>
+        <w:t xml:space="preserve">或 </w:t>
+      </w:r>
+      <w:r>
+        <w:rPr/>
+        <w:t xml:space="preserve">future </w:t>
+      </w:r>
+      <w:r>
+        <w:rPr/>
+        <w:t xml:space="preserve">普遍无效。 </w:t>
+      </w:r>
+    </w:p>
+    <w:p>
+      <w:pPr>
+        <w:pStyle w:val="TextBody"/>
+        <w:numPr>
+          <w:ilvl w:val="0"/>
+          <w:numId w:val="5"/>
+        </w:numPr>
+        <w:tabs>
+          <w:tab w:val="clear" w:pos="1134"/>
+          <w:tab w:val="left" w:pos="789" w:leader="none"/>
+        </w:tabs>
+        <w:bidi w:val="0"/>
+        <w:spacing w:before="80" w:after="0"/>
+        <w:ind w:start="789" w:end="80" w:hanging="283"/>
+        <w:jc w:val="start"/>
+        <w:rPr/>
+      </w:pPr>
+      <w:r>
+        <w:rPr/>
+        <w:t xml:space="preserve">Thought5 </w:t>
+      </w:r>
+      <w:r>
+        <w:rPr/>
+        <w:t xml:space="preserve">只读分解是 </w:t>
+      </w:r>
+      <w:r>
+        <w:rPr/>
+        <w:t>post-hoc exploratory</w:t>
+      </w:r>
+      <w:r>
+        <w:rPr/>
+        <w:t>；</w:t>
+      </w:r>
+      <w:r>
+        <w:rPr/>
+        <w:t xml:space="preserve">Clean/Camera </w:t>
+      </w:r>
+      <w:r>
+        <w:rPr/>
+        <w:t xml:space="preserve">与 </w:t>
+      </w:r>
+      <w:r>
+        <w:rPr/>
+        <w:t xml:space="preserve">sigma </w:t>
+      </w:r>
+      <w:r>
+        <w:rPr/>
+        <w:t xml:space="preserve">结果只能生成 新假设，不能回改 </w:t>
+      </w:r>
+      <w:r>
+        <w:rPr/>
+        <w:t xml:space="preserve">25% </w:t>
+      </w:r>
+      <w:r>
+        <w:rPr/>
+        <w:t xml:space="preserve">门槛或解锁 </w:t>
+      </w:r>
+      <w:r>
+        <w:rPr/>
+        <w:t>formal</w:t>
+      </w:r>
+      <w:r>
+        <w:rPr/>
+        <w:t>。</w:t>
+      </w:r>
+      <w:r>
+        <w:rPr/>
+        <w:t xml:space="preserve">RayPose </w:t>
+      </w:r>
+      <w:r>
+        <w:rPr/>
+        <w:t xml:space="preserve">路径执行非零不等于其独立 因果贡献已识别。 </w:t>
+      </w:r>
+    </w:p>
+    <w:p>
+      <w:pPr>
+        <w:pStyle w:val="TextBody"/>
+        <w:numPr>
+          <w:ilvl w:val="0"/>
+          <w:numId w:val="5"/>
+        </w:numPr>
+        <w:tabs>
+          <w:tab w:val="clear" w:pos="1134"/>
+          <w:tab w:val="left" w:pos="789" w:leader="none"/>
+        </w:tabs>
+        <w:bidi w:val="0"/>
+        <w:spacing w:before="80" w:after="0"/>
+        <w:ind w:start="789" w:end="80" w:hanging="283"/>
+        <w:jc w:val="start"/>
+        <w:rPr/>
+      </w:pPr>
+      <w:r>
+        <w:rPr/>
+        <w:t xml:space="preserve">当前没有完成失败视频的人工 </w:t>
+      </w:r>
+      <w:r>
+        <w:rPr/>
+        <w:t>taxonomy</w:t>
+      </w:r>
+      <w:r>
+        <w:rPr/>
+        <w:t xml:space="preserve">；可以写“保存并审计 </w:t>
+      </w:r>
+      <w:r>
+        <w:rPr/>
+        <w:t xml:space="preserve">3,563 </w:t>
+      </w:r>
+      <w:r>
+        <w:rPr/>
+        <w:t xml:space="preserve">个失败视频”，不能写“人工归纳出若干失败模式”。 </w:t>
+      </w:r>
+    </w:p>
+    <w:p>
+      <w:pPr>
+        <w:pStyle w:val="TextBody"/>
+        <w:numPr>
+          <w:ilvl w:val="0"/>
+          <w:numId w:val="5"/>
+        </w:numPr>
+        <w:tabs>
+          <w:tab w:val="clear" w:pos="1134"/>
+          <w:tab w:val="left" w:pos="789" w:leader="none"/>
+        </w:tabs>
+        <w:bidi w:val="0"/>
+        <w:ind w:start="789" w:end="80" w:hanging="283"/>
         <w:jc w:val="start"/>
         <w:rPr/>
       </w:pPr>
@@ -6409,11 +8783,11 @@
         </w:numPr>
         <w:tabs>
           <w:tab w:val="clear" w:pos="1134"/>
-          <w:tab w:val="left" w:pos="809" w:leader="none"/>
-        </w:tabs>
-        <w:bidi w:val="0"/>
-        <w:spacing w:before="100" w:after="0"/>
-        <w:ind w:start="809" w:end="100" w:hanging="283"/>
+          <w:tab w:val="left" w:pos="789" w:leader="none"/>
+        </w:tabs>
+        <w:bidi w:val="0"/>
+        <w:spacing w:before="80" w:after="0"/>
+        <w:ind w:start="789" w:end="80" w:hanging="283"/>
         <w:jc w:val="start"/>
         <w:rPr/>
       </w:pPr>
@@ -6445,11 +8819,11 @@
         </w:numPr>
         <w:tabs>
           <w:tab w:val="clear" w:pos="1134"/>
-          <w:tab w:val="left" w:pos="809" w:leader="none"/>
-        </w:tabs>
-        <w:bidi w:val="0"/>
-        <w:spacing w:before="100" w:after="0"/>
-        <w:ind w:start="809" w:end="100" w:hanging="283"/>
+          <w:tab w:val="left" w:pos="789" w:leader="none"/>
+        </w:tabs>
+        <w:bidi w:val="0"/>
+        <w:spacing w:before="80" w:after="0"/>
+        <w:ind w:start="789" w:end="80" w:hanging="283"/>
         <w:jc w:val="start"/>
         <w:rPr/>
       </w:pPr>
@@ -6481,11 +8855,11 @@
         </w:numPr>
         <w:tabs>
           <w:tab w:val="clear" w:pos="1134"/>
-          <w:tab w:val="left" w:pos="809" w:leader="none"/>
-        </w:tabs>
-        <w:bidi w:val="0"/>
-        <w:spacing w:before="100" w:after="0"/>
-        <w:ind w:start="809" w:end="100" w:hanging="283"/>
+          <w:tab w:val="left" w:pos="789" w:leader="none"/>
+        </w:tabs>
+        <w:bidi w:val="0"/>
+        <w:spacing w:before="80" w:after="0"/>
+        <w:ind w:start="789" w:end="80" w:hanging="283"/>
         <w:jc w:val="start"/>
         <w:rPr/>
       </w:pPr>
@@ -6517,11 +8891,11 @@
         </w:numPr>
         <w:tabs>
           <w:tab w:val="clear" w:pos="1134"/>
-          <w:tab w:val="left" w:pos="809" w:leader="none"/>
-        </w:tabs>
-        <w:bidi w:val="0"/>
-        <w:spacing w:before="100" w:after="0"/>
-        <w:ind w:start="809" w:end="100" w:hanging="283"/>
+          <w:tab w:val="left" w:pos="789" w:leader="none"/>
+        </w:tabs>
+        <w:bidi w:val="0"/>
+        <w:spacing w:before="80" w:after="0"/>
+        <w:ind w:start="789" w:end="80" w:hanging="283"/>
         <w:jc w:val="start"/>
         <w:rPr/>
       </w:pPr>
@@ -6553,23 +8927,27 @@
         </w:numPr>
         <w:tabs>
           <w:tab w:val="clear" w:pos="1134"/>
-          <w:tab w:val="left" w:pos="809" w:leader="none"/>
-        </w:tabs>
-        <w:bidi w:val="0"/>
-        <w:spacing w:before="100" w:after="0"/>
-        <w:ind w:start="809" w:end="100" w:hanging="283"/>
-        <w:jc w:val="start"/>
-        <w:rPr/>
-      </w:pPr>
-      <w:r>
-        <w:rPr/>
-        <w:t>工程难点与阶段台账：</w:t>
-      </w:r>
-      <w:r>
-        <w:rPr>
-          <w:rStyle w:val="SourceText"/>
-        </w:rPr>
-        <w:t>docs/shared/engineering_highlights.md</w:t>
+          <w:tab w:val="left" w:pos="789" w:leader="none"/>
+        </w:tabs>
+        <w:bidi w:val="0"/>
+        <w:spacing w:before="80" w:after="0"/>
+        <w:ind w:start="789" w:end="80" w:hanging="283"/>
+        <w:jc w:val="start"/>
+        <w:rPr/>
+      </w:pPr>
+      <w:r>
+        <w:rPr/>
+        <w:t xml:space="preserve">Camera geometry–action </w:t>
+      </w:r>
+      <w:r>
+        <w:rPr/>
+        <w:t>正式诊断：</w:t>
+      </w:r>
+      <w:r>
+        <w:rPr>
+          <w:rStyle w:val="SourceText"/>
+        </w:rPr>
+        <w:t>docs/thought4/formal_v6_results.md</w:t>
       </w:r>
       <w:r>
         <w:rPr/>
@@ -6585,23 +8963,35 @@
         </w:numPr>
         <w:tabs>
           <w:tab w:val="clear" w:pos="1134"/>
-          <w:tab w:val="left" w:pos="809" w:leader="none"/>
-        </w:tabs>
-        <w:bidi w:val="0"/>
-        <w:spacing w:before="100" w:after="0"/>
-        <w:ind w:start="809" w:end="100" w:hanging="283"/>
-        <w:jc w:val="start"/>
-        <w:rPr/>
-      </w:pPr>
-      <w:r>
-        <w:rPr/>
-        <w:t>论文证据链：</w:t>
-      </w:r>
-      <w:r>
-        <w:rPr>
-          <w:rStyle w:val="SourceText"/>
-        </w:rPr>
-        <w:t>docs/paper/evidence_chain.md</w:t>
+          <w:tab w:val="left" w:pos="789" w:leader="none"/>
+        </w:tabs>
+        <w:bidi w:val="0"/>
+        <w:spacing w:before="80" w:after="0"/>
+        <w:ind w:start="789" w:end="80" w:hanging="283"/>
+        <w:jc w:val="start"/>
+        <w:rPr/>
+      </w:pPr>
+      <w:r>
+        <w:rPr/>
+        <w:t xml:space="preserve">GeoEq </w:t>
+      </w:r>
+      <w:r>
+        <w:rPr/>
+        <w:t xml:space="preserve">单任务方向 </w:t>
+      </w:r>
+      <w:r>
+        <w:rPr/>
+        <w:t>Pilot</w:t>
+      </w:r>
+      <w:r>
+        <w:rPr/>
+        <w:t>：</w:t>
+      </w:r>
+      <w:r>
+        <w:rPr>
+          <w:rStyle w:val="SourceText"/>
+        </w:rPr>
+        <w:t>docs/thought5/pilot_v4_results.md</w:t>
       </w:r>
       <w:r>
         <w:rPr/>
@@ -6617,11 +9007,143 @@
         </w:numPr>
         <w:tabs>
           <w:tab w:val="clear" w:pos="1134"/>
-          <w:tab w:val="left" w:pos="809" w:leader="none"/>
-        </w:tabs>
-        <w:bidi w:val="0"/>
-        <w:spacing w:before="100" w:after="100"/>
-        <w:ind w:start="809" w:end="100" w:hanging="283"/>
+          <w:tab w:val="left" w:pos="789" w:leader="none"/>
+        </w:tabs>
+        <w:bidi w:val="0"/>
+        <w:spacing w:before="80" w:after="0"/>
+        <w:ind w:start="789" w:end="80" w:hanging="283"/>
+        <w:jc w:val="start"/>
+        <w:rPr/>
+      </w:pPr>
+      <w:r>
+        <w:rPr/>
+        <w:t xml:space="preserve">Condition/flow/RayPose </w:t>
+      </w:r>
+      <w:r>
+        <w:rPr/>
+        <w:t>只读失败分解：</w:t>
+      </w:r>
+      <w:r>
+        <w:rPr>
+          <w:rStyle w:val="SourceText"/>
+        </w:rPr>
+        <w:t>docs/thought5/pilot_v4_readonly_failure_analysis.md</w:t>
+      </w:r>
+      <w:r>
+        <w:rPr/>
+        <w:t xml:space="preserve"> </w:t>
+      </w:r>
+    </w:p>
+    <w:p>
+      <w:pPr>
+        <w:pStyle w:val="TextBody"/>
+        <w:numPr>
+          <w:ilvl w:val="0"/>
+          <w:numId w:val="6"/>
+        </w:numPr>
+        <w:tabs>
+          <w:tab w:val="clear" w:pos="1134"/>
+          <w:tab w:val="left" w:pos="789" w:leader="none"/>
+        </w:tabs>
+        <w:bidi w:val="0"/>
+        <w:spacing w:before="80" w:after="0"/>
+        <w:ind w:start="789" w:end="80" w:hanging="283"/>
+        <w:jc w:val="start"/>
+        <w:rPr/>
+      </w:pPr>
+      <w:r>
+        <w:rPr/>
+        <w:t>最近工作时间线与统一口径：</w:t>
+      </w:r>
+      <w:r>
+        <w:rPr>
+          <w:rStyle w:val="SourceText"/>
+        </w:rPr>
+        <w:t>docs/shared/recent_work_2026-07-27_to_2026-08-06.md</w:t>
+      </w:r>
+      <w:r>
+        <w:rPr/>
+        <w:t xml:space="preserve"> </w:t>
+      </w:r>
+    </w:p>
+    <w:p>
+      <w:pPr>
+        <w:pStyle w:val="TextBody"/>
+        <w:numPr>
+          <w:ilvl w:val="0"/>
+          <w:numId w:val="6"/>
+        </w:numPr>
+        <w:tabs>
+          <w:tab w:val="clear" w:pos="1134"/>
+          <w:tab w:val="left" w:pos="789" w:leader="none"/>
+        </w:tabs>
+        <w:bidi w:val="0"/>
+        <w:spacing w:before="80" w:after="0"/>
+        <w:ind w:start="789" w:end="80" w:hanging="283"/>
+        <w:jc w:val="start"/>
+        <w:rPr/>
+      </w:pPr>
+      <w:r>
+        <w:rPr/>
+        <w:t>工程难点与阶段台账：</w:t>
+      </w:r>
+      <w:r>
+        <w:rPr>
+          <w:rStyle w:val="SourceText"/>
+        </w:rPr>
+        <w:t>docs/shared/engineering_highlights.md</w:t>
+      </w:r>
+      <w:r>
+        <w:rPr/>
+        <w:t xml:space="preserve"> </w:t>
+      </w:r>
+    </w:p>
+    <w:p>
+      <w:pPr>
+        <w:pStyle w:val="TextBody"/>
+        <w:numPr>
+          <w:ilvl w:val="0"/>
+          <w:numId w:val="6"/>
+        </w:numPr>
+        <w:tabs>
+          <w:tab w:val="clear" w:pos="1134"/>
+          <w:tab w:val="left" w:pos="789" w:leader="none"/>
+        </w:tabs>
+        <w:bidi w:val="0"/>
+        <w:spacing w:before="80" w:after="0"/>
+        <w:ind w:start="789" w:end="80" w:hanging="283"/>
+        <w:jc w:val="start"/>
+        <w:rPr/>
+      </w:pPr>
+      <w:r>
+        <w:rPr/>
+        <w:t>论文证据链：</w:t>
+      </w:r>
+      <w:r>
+        <w:rPr>
+          <w:rStyle w:val="SourceText"/>
+        </w:rPr>
+        <w:t>docs/paper/evidence_chain.md</w:t>
+      </w:r>
+      <w:r>
+        <w:rPr/>
+        <w:t xml:space="preserve"> </w:t>
+      </w:r>
+    </w:p>
+    <w:p>
+      <w:pPr>
+        <w:pStyle w:val="TextBody"/>
+        <w:numPr>
+          <w:ilvl w:val="0"/>
+          <w:numId w:val="6"/>
+        </w:numPr>
+        <w:tabs>
+          <w:tab w:val="clear" w:pos="1134"/>
+          <w:tab w:val="left" w:pos="789" w:leader="none"/>
+        </w:tabs>
+        <w:bidi w:val="0"/>
+        <w:spacing w:before="80" w:after="120"/>
+        <w:ind w:start="789" w:end="80" w:hanging="283"/>
         <w:jc w:val="start"/>
         <w:rPr/>
       </w:pPr>
@@ -6631,7 +9153,7 @@
       </w:r>
       <w:r>
         <w:rPr/>
-        <w:t xml:space="preserve">2026-07-30 </w:t>
+        <w:t xml:space="preserve">2026-08-06 </w:t>
       </w:r>
       <w:r>
         <w:rPr/>
@@ -6651,7 +9173,7 @@
         <w:rPr>
           <w:rStyle w:val="SourceText"/>
         </w:rPr>
-        <w:t>397 passed, 5 warnings</w:t>
+        <w:t>504 passed, 5 warnings</w:t>
       </w:r>
       <w:r>
         <w:rPr/>
@@ -6661,11 +9183,11 @@
     <w:sectPr>
       <w:type w:val="nextPage"/>
       <w:pgSz w:w="11906" w:h="16838"/>
-      <w:pgMar w:left="1134" w:right="1134" w:gutter="0" w:header="0" w:top="1020" w:footer="0" w:bottom="1020"/>
+      <w:pgMar w:left="879" w:right="879" w:gutter="0" w:header="0" w:top="822" w:footer="0" w:bottom="822"/>
       <w:pgNumType w:fmt="decimal"/>
       <w:formProt w:val="false"/>
       <w:textDirection w:val="lrTb"/>
-      <w:docGrid w:type="default" w:linePitch="600" w:charSpace="38911"/>
+      <w:docGrid w:type="default" w:linePitch="600" w:charSpace="40140"/>
     </w:sectPr>
   </w:body>
 </w:document>
@@ -7663,13 +10185,13 @@
     <w:pPr>
       <w:widowControl w:val="false"/>
       <w:bidi w:val="0"/>
-      <w:spacing w:lineRule="auto" w:line="372"/>
+      <w:spacing w:lineRule="auto" w:line="355"/>
     </w:pPr>
     <w:rPr>
       <w:rFonts w:ascii="Noto Sans CJK SC;Microsoft YaHei;sans-serif" w:hAnsi="Noto Sans CJK SC;Microsoft YaHei;sans-serif" w:eastAsia="Noto Sans CJK SC;Microsoft YaHei;sans-serif" w:cs="Noto Sans CJK SC;Microsoft YaHei;sans-serif"/>
-      <w:color w:val="20252B"/>
-      <w:sz w:val="21"/>
-      <w:szCs w:val="21"/>
+      <w:color w:val="172033"/>
+      <w:sz w:val="20"/>
+      <w:szCs w:val="20"/>
       <w:lang w:val="en-US" w:eastAsia="zh-CN" w:bidi="hi-IN"/>
     </w:rPr>
   </w:style>
@@ -7679,13 +10201,16 @@
     <w:next w:val="TextBody"/>
     <w:qFormat/>
     <w:pPr>
-      <w:spacing w:before="240" w:after="280"/>
+      <w:pBdr>
+        <w:bottom w:val="single" w:sz="16" w:space="5" w:color="3568B0"/>
+      </w:pBdr>
+      <w:spacing w:before="240" w:after="200"/>
     </w:pPr>
     <w:rPr>
       <w:rFonts w:ascii="Liberation Sans Unicode MS" w:hAnsi="Liberation Sans Unicode MS"/>
       <w:b/>
       <w:bCs/>
-      <w:color w:val="17365D"/>
+      <w:color w:val="173B66"/>
       <w:sz w:val="40"/>
       <w:szCs w:val="40"/>
     </w:rPr>
@@ -7697,16 +10222,17 @@
     <w:qFormat/>
     <w:pPr>
       <w:pBdr>
-        <w:bottom w:val="single" w:sz="2" w:space="4" w:color="B9C7D5"/>
+        <w:bottom w:val="single" w:sz="4" w:space="2" w:color="B7C9DF"/>
       </w:pBdr>
-      <w:spacing w:before="360" w:after="120"/>
+      <w:spacing w:before="280" w:after="120"/>
+      <w:ind w:start="280" w:end="280" w:hanging="0"/>
       <w:outlineLvl w:val="1"/>
     </w:pPr>
     <w:rPr>
       <w:rFonts w:ascii="Liberation Serif" w:hAnsi="Liberation Serif" w:eastAsia="Noto Serif CJK SC" w:cs="Lohit Devanagari"/>
       <w:b/>
       <w:bCs/>
-      <w:color w:val="244A73"/>
+      <w:color w:val="244F7F"/>
       <w:sz w:val="28"/>
       <w:szCs w:val="28"/>
     </w:rPr>
@@ -7717,14 +10243,15 @@
     <w:next w:val="TextBody"/>
     <w:qFormat/>
     <w:pPr>
-      <w:spacing w:before="280" w:after="120"/>
+      <w:spacing w:before="200" w:after="80"/>
+      <w:ind w:start="200" w:end="200" w:hanging="0"/>
       <w:outlineLvl w:val="2"/>
     </w:pPr>
     <w:rPr>
       <w:rFonts w:ascii="Liberation Serif" w:hAnsi="Liberation Serif" w:eastAsia="Noto Serif CJK SC" w:cs="Lohit Devanagari"/>
       <w:b/>
       <w:bCs/>
-      <w:color w:val="315F88"/>
+      <w:color w:val="315F8F"/>
       <w:sz w:val="23"/>
       <w:szCs w:val="23"/>
     </w:rPr>
@@ -7742,16 +10269,11 @@
   <w:style w:type="character" w:styleId="InternetLink">
     <w:name w:val="Hyperlink"/>
     <w:rPr>
-      <w:color w:val="000080"/>
-      <w:u w:val="single"/>
-    </w:rPr>
-  </w:style>
-  <w:style w:type="character" w:styleId="SourceText">
-    <w:name w:val="Source Text"/>
-    <w:qFormat/>
-    <w:rPr>
-      <w:rFonts w:ascii="Liberation Mono;monospace" w:hAnsi="Liberation Mono;monospace" w:eastAsia="Liberation Mono;monospace" w:cs="Liberation Mono;monospace"/>
-      <w:shd w:fill="F2F4F7" w:val="clear"/>
+      <w:strike w:val="false"/>
+      <w:dstrike w:val="false"/>
+      <w:color w:val="285F9D"/>
+      <w:u w:val="none"/>
+      <w:effect w:val="none"/>
     </w:rPr>
   </w:style>
   <w:style w:type="character" w:styleId="StrongEmphasis">
@@ -7760,6 +10282,18 @@
     <w:rPr>
       <w:b/>
       <w:bCs/>
+      <w:color w:val="152F4E"/>
+    </w:rPr>
+  </w:style>
+  <w:style w:type="character" w:styleId="SourceText">
+    <w:name w:val="Source Text"/>
+    <w:qFormat/>
+    <w:rPr>
+      <w:rFonts w:ascii="DejaVu Sans Mono;monospace" w:hAnsi="DejaVu Sans Mono;monospace" w:eastAsia="DejaVu Sans Mono;monospace" w:cs="DejaVu Sans Mono;monospace"/>
+      <w:color w:val="24364B"/>
+      <w:sz w:val="18"/>
+      <w:szCs w:val="18"/>
+      <w:shd w:fill="EEF3F8" w:val="clear"/>
     </w:rPr>
   </w:style>
   <w:style w:type="character" w:styleId="Bullets">
@@ -7767,6 +10301,16 @@
     <w:qFormat/>
     <w:rPr>
       <w:rFonts w:ascii="OpenSymbol" w:hAnsi="OpenSymbol" w:eastAsia="OpenSymbol" w:cs="OpenSymbol"/>
+    </w:rPr>
+  </w:style>
+  <w:style w:type="character" w:styleId="VisitedInternetLink">
+    <w:name w:val="FollowedHyperlink"/>
+    <w:rPr>
+      <w:strike w:val="false"/>
+      <w:dstrike w:val="false"/>
+      <w:color w:val="285F9D"/>
+      <w:u w:val="none"/>
+      <w:effect w:val="none"/>
     </w:rPr>
   </w:style>
   <w:style w:type="paragraph" w:styleId="HorizontalLine">
@@ -7878,8 +10422,8 @@
     <w:name w:val="Body Text"/>
     <w:basedOn w:val="Normal"/>
     <w:pPr>
-      <w:spacing w:before="100" w:after="100"/>
-      <w:ind w:start="100" w:end="100" w:hanging="0"/>
+      <w:spacing w:before="80" w:after="120"/>
+      <w:ind w:start="80" w:end="80" w:hanging="0"/>
     </w:pPr>
     <w:rPr/>
   </w:style>
@@ -7904,18 +10448,15 @@
     <w:qFormat/>
     <w:pPr>
       <w:pBdr>
-        <w:top w:val="single" w:sz="2" w:space="8" w:color="D7DDE3"/>
-        <w:left w:val="single" w:sz="2" w:space="8" w:color="D7DDE3"/>
-        <w:bottom w:val="single" w:sz="2" w:space="8" w:color="D7DDE3"/>
-        <w:right w:val="single" w:sz="2" w:space="8" w:color="D7DDE3"/>
+        <w:left w:val="single" w:sz="24" w:space="7" w:color="7D9FC4"/>
       </w:pBdr>
-      <w:shd w:fill="F5F7F9" w:val="clear"/>
-      <w:spacing w:before="0" w:after="0"/>
+      <w:shd w:fill="F3F6F9" w:val="clear"/>
+      <w:spacing w:lineRule="auto" w:line="324" w:before="0" w:after="0"/>
     </w:pPr>
     <w:rPr>
-      <w:rFonts w:ascii="Liberation Mono" w:hAnsi="Liberation Mono" w:eastAsia="Noto Sans Mono CJK SC" w:cs="Liberation Mono"/>
-      <w:sz w:val="20"/>
-      <w:szCs w:val="20"/>
+      <w:rFonts w:ascii="DejaVu Sans Mono;monospace" w:hAnsi="DejaVu Sans Mono;monospace" w:eastAsia="DejaVu Sans Mono;monospace" w:cs="DejaVu Sans Mono;monospace"/>
+      <w:sz w:val="17"/>
+      <w:szCs w:val="17"/>
     </w:rPr>
   </w:style>
   <w:style w:type="paragraph" w:styleId="Quotations">
@@ -7924,14 +10465,13 @@
     <w:qFormat/>
     <w:pPr>
       <w:pBdr>
-        <w:left w:val="single" w:sz="18" w:space="10" w:color="7B9BB8"/>
+        <w:left w:val="single" w:sz="24" w:space="9" w:color="3568B0"/>
       </w:pBdr>
-      <w:spacing w:before="0" w:after="283"/>
-      <w:ind w:start="567" w:end="567" w:hanging="0"/>
+      <w:shd w:fill="F3F7FB" w:val="clear"/>
+      <w:spacing w:before="120" w:after="120"/>
+      <w:ind w:start="120" w:end="120" w:hanging="0"/>
     </w:pPr>
-    <w:rPr>
-      <w:color w:val="4B5563"/>
-    </w:rPr>
+    <w:rPr/>
   </w:style>
   <w:style w:type="paragraph" w:styleId="TableHeading">
     <w:name w:val="Table Heading"/>
@@ -7939,13 +10479,13 @@
     <w:qFormat/>
     <w:pPr>
       <w:suppressLineNumbers/>
-      <w:shd w:fill="EAF0F5" w:val="clear"/>
+      <w:shd w:fill="DCE8F7" w:val="clear"/>
       <w:jc w:val="center"/>
     </w:pPr>
     <w:rPr>
       <w:b/>
       <w:bCs/>
-      <w:color w:val="17365D"/>
+      <w:color w:val="173B66"/>
     </w:rPr>
   </w:style>
 </w:styles>

--- a/docs/resume/FastWAM项目经历_详细版.docx
+++ b/docs/resume/FastWAM项目经历_详细版.docx
@@ -56,7 +56,15 @@
       </w:r>
       <w:r>
         <w:rPr/>
-        <w:t>泛化评测与未来效用审计</w:t>
+        <w:t xml:space="preserve">泛化与 </w:t>
+      </w:r>
+      <w:r>
+        <w:rPr/>
+        <w:t xml:space="preserve">Future Utility </w:t>
+      </w:r>
+      <w:r>
+        <w:rPr/>
+        <w:t>机制证伪</w:t>
       </w:r>
       <w:r>
         <w:rPr/>
@@ -88,7 +96,8 @@
       </w:r>
       <w:r>
         <w:rPr/>
-        <w:t xml:space="preserve">2026.07–2026.08 </w:t>
+        <w:t>2026.07–2026.08</w:t>
+        <w:br/>
       </w:r>
       <w:r>
         <w:rPr>
@@ -218,63 +227,79 @@
       </w:r>
       <w:r>
         <w:rPr/>
-        <w:t xml:space="preserve">是否真正改善动作”这一问题，搭建覆盖在线行为评测、离线 </w:t>
-      </w:r>
-      <w:r>
-        <w:rPr/>
-        <w:t xml:space="preserve">future </w:t>
-      </w:r>
-      <w:r>
-        <w:rPr/>
-        <w:t xml:space="preserve">一致性诊断、动作输入反事实、轻量 </w:t>
-      </w:r>
-      <w:r>
-        <w:rPr/>
-        <w:t xml:space="preserve">Adapter </w:t>
-      </w:r>
-      <w:r>
-        <w:rPr/>
-        <w:t>效用验证、</w:t>
-      </w:r>
-      <w:r>
-        <w:rPr/>
-        <w:t xml:space="preserve">geometry–action </w:t>
-      </w:r>
-      <w:r>
-        <w:rPr/>
-        <w:t xml:space="preserve">缺口定位和针对性方法干预的六层研究与工程系统。项目强调同 </w:t>
-      </w:r>
-      <w:r>
-        <w:rPr/>
-        <w:t xml:space="preserve">checkpoint </w:t>
-      </w:r>
-      <w:r>
-        <w:rPr/>
-        <w:t xml:space="preserve">公平比较、全过程 </w:t>
-      </w:r>
-      <w:r>
-        <w:rPr/>
-        <w:t>provenance</w:t>
-      </w:r>
-      <w:r>
-        <w:rPr/>
-        <w:t xml:space="preserve">、可恢复计算和结论边界，既给出大规模 </w:t>
-      </w:r>
-      <w:r>
-        <w:rPr/>
-        <w:t xml:space="preserve">OOD </w:t>
-      </w:r>
-      <w:r>
-        <w:rPr/>
-        <w:t xml:space="preserve">鲁棒性结果，也连续保留未观察到 </w:t>
-      </w:r>
-      <w:r>
-        <w:rPr/>
-        <w:t xml:space="preserve">future utility/GeoEq gain </w:t>
-      </w:r>
-      <w:r>
-        <w:rPr/>
-        <w:t>的有效负结果。</w:t>
+        <w:t xml:space="preserve">是否真正改善动作”这一问题，搭建 </w:t>
+      </w:r>
+      <w:r>
+        <w:rPr/>
+        <w:t xml:space="preserve">Failure→Representation→Sensitivity→Geometry→Intervention→Failure analysis </w:t>
+      </w:r>
+      <w:r>
+        <w:rPr/>
+        <w:t xml:space="preserve">的六层研究系统。原假设是 </w:t>
+      </w:r>
+      <w:r>
+        <w:rPr/>
+        <w:t xml:space="preserve">Camera Equivariance Gap </w:t>
+      </w:r>
+      <w:r>
+        <w:rPr/>
+        <w:t xml:space="preserve">可通过 </w:t>
+      </w:r>
+      <w:r>
+        <w:rPr/>
+        <w:t xml:space="preserve">Geo-REPA </w:t>
+      </w:r>
+      <w:r>
+        <w:rPr/>
+        <w:t xml:space="preserve">和 </w:t>
+      </w:r>
+      <w:r>
+        <w:rPr/>
+        <w:t xml:space="preserve">Pose/Ray </w:t>
+      </w:r>
+      <w:r>
+        <w:rPr/>
+        <w:t xml:space="preserve">修复，并进一步恢复 </w:t>
+      </w:r>
+      <w:r>
+        <w:rPr/>
+        <w:t xml:space="preserve">future utility </w:t>
+      </w:r>
+      <w:r>
+        <w:rPr/>
+        <w:t xml:space="preserve">与 </w:t>
+      </w:r>
+      <w:r>
+        <w:rPr/>
+        <w:t>Camera success</w:t>
+      </w:r>
+      <w:r>
+        <w:rPr/>
+        <w:t>；实验不支持这条完整机制链。项目因而冻结负结果、停止追求正结果的调参，并用只读失败分解将下一问题从“几何不够好”收敛为“</w:t>
+      </w:r>
+      <w:r>
+        <w:rPr/>
+        <w:t xml:space="preserve">future utility </w:t>
+      </w:r>
+      <w:r>
+        <w:rPr/>
+        <w:t xml:space="preserve">具有 </w:t>
+      </w:r>
+      <w:r>
+        <w:rPr/>
+        <w:t>condition/noise-stage dependence”</w:t>
+      </w:r>
+      <w:r>
+        <w:rPr/>
+        <w:t xml:space="preserve">，形成完整的 </w:t>
+      </w:r>
+      <w:r>
+        <w:rPr/>
+        <w:t xml:space="preserve">hypothesis–intervention–falsification </w:t>
+      </w:r>
+      <w:r>
+        <w:rPr/>
+        <w:t>闭环。</w:t>
       </w:r>
     </w:p>
     <w:p>
@@ -314,7 +339,19 @@
         <w:rPr>
           <w:rStyle w:val="StrongEmphasis"/>
         </w:rPr>
-        <w:t>泛化评测与未来效用审计</w:t>
+        <w:t xml:space="preserve">泛化与 </w:t>
+      </w:r>
+      <w:r>
+        <w:rPr>
+          <w:rStyle w:val="StrongEmphasis"/>
+        </w:rPr>
+        <w:t xml:space="preserve">Future Utility </w:t>
+      </w:r>
+      <w:r>
+        <w:rPr>
+          <w:rStyle w:val="StrongEmphasis"/>
+        </w:rPr>
+        <w:t>机制证伪</w:t>
       </w:r>
       <w:r>
         <w:rPr/>
@@ -1934,37 +1971,33 @@
       </w:r>
       <w:r>
         <w:rPr/>
-        <w:t xml:space="preserve">；五项 </w:t>
-      </w:r>
-      <w:r>
-        <w:rPr/>
-        <w:t xml:space="preserve">Gate </w:t>
-      </w:r>
-      <w:r>
-        <w:rPr/>
-        <w:t xml:space="preserve">全 </w:t>
-      </w:r>
-      <w:r>
-        <w:rPr/>
-        <w:t xml:space="preserve">false </w:t>
-      </w:r>
-      <w:r>
-        <w:rPr/>
-        <w:t xml:space="preserve">后停止预计 </w:t>
-      </w:r>
-      <w:r>
-        <w:rPr>
-          <w:rStyle w:val="SourceText"/>
-        </w:rPr>
-        <w:t>28–45 h</w:t>
-      </w:r>
-      <w:r>
-        <w:rPr/>
-        <w:t xml:space="preserve"> formal</w:t>
-      </w:r>
-      <w:r>
-        <w:rPr/>
-        <w:t xml:space="preserve">，避免结果后扩大计算。 </w:t>
+        <w:t>；</w:t>
+      </w:r>
+      <w:r>
+        <w:rPr/>
+        <w:t xml:space="preserve">G4 gap </w:t>
+      </w:r>
+      <w:r>
+        <w:rPr/>
+        <w:t xml:space="preserve">反而缩小 </w:t>
+      </w:r>
+      <w:r>
+        <w:rPr>
+          <w:rStyle w:val="SourceText"/>
+        </w:rPr>
+        <w:t>25.82%</w:t>
+      </w:r>
+      <w:r>
+        <w:rPr/>
+        <w:t xml:space="preserve">，正确 </w:t>
+      </w:r>
+      <w:r>
+        <w:rPr/>
+        <w:t xml:space="preserve">Geo-REPA correspondence </w:t>
+      </w:r>
+      <w:r>
+        <w:rPr/>
+        <w:t xml:space="preserve">的特异贡献未被识别。 </w:t>
       </w:r>
     </w:p>
     <w:p>
@@ -1986,15 +2019,53 @@
       </w:pPr>
       <w:r>
         <w:rPr/>
-        <w:t xml:space="preserve">对 </w:t>
-      </w:r>
-      <w:r>
-        <w:rPr/>
-        <w:t xml:space="preserve">Pilot </w:t>
-      </w:r>
-      <w:r>
-        <w:rPr/>
-        <w:t xml:space="preserve">的 </w:t>
+        <w:t xml:space="preserve">五项 </w:t>
+      </w:r>
+      <w:r>
+        <w:rPr/>
+        <w:t xml:space="preserve">Gate </w:t>
+      </w:r>
+      <w:r>
+        <w:rPr/>
+        <w:t xml:space="preserve">全 </w:t>
+      </w:r>
+      <w:r>
+        <w:rPr/>
+        <w:t xml:space="preserve">false </w:t>
+      </w:r>
+      <w:r>
+        <w:rPr/>
+        <w:t xml:space="preserve">后冻结当前 </w:t>
+      </w:r>
+      <w:r>
+        <w:rPr/>
+        <w:t>recipe</w:t>
+      </w:r>
+      <w:r>
+        <w:rPr/>
+        <w:t xml:space="preserve">，停止预计 </w:t>
+      </w:r>
+      <w:r>
+        <w:rPr>
+          <w:rStyle w:val="SourceText"/>
+        </w:rPr>
+        <w:t>28–45 h</w:t>
+      </w:r>
+      <w:r>
+        <w:rPr/>
+        <w:t xml:space="preserve"> formal</w:t>
+      </w:r>
+      <w:r>
+        <w:rPr/>
+        <w:t xml:space="preserve">，不通过更多 </w:t>
+      </w:r>
+      <w:r>
+        <w:rPr/>
+        <w:t xml:space="preserve">LR/checkpoint/outcome </w:t>
+      </w:r>
+      <w:r>
+        <w:rPr/>
+        <w:t xml:space="preserve">追求正结果；对 </w:t>
       </w:r>
       <w:r>
         <w:rPr/>
@@ -2010,7 +2081,7 @@
       </w:r>
       <w:r>
         <w:rPr/>
-        <w:t xml:space="preserve">只读失败分解，定位 </w:t>
+        <w:t xml:space="preserve">只读分解，发现 </w:t>
       </w:r>
       <w:r>
         <w:rPr/>
@@ -2031,6 +2102,10 @@
         <w:t xml:space="preserve">Camera </w:t>
       </w:r>
       <w:r>
+        <w:rPr/>
+        <w:t xml:space="preserve">均值 </w:t>
+      </w:r>
+      <w:r>
         <w:rPr>
           <w:rStyle w:val="SourceText"/>
         </w:rPr>
@@ -2038,57 +2113,39 @@
       </w:r>
       <w:r>
         <w:rPr/>
-        <w:t xml:space="preserve"> </w:t>
-      </w:r>
-      <w:r>
-        <w:rPr/>
-        <w:t xml:space="preserve">与低 </w:t>
-      </w:r>
-      <w:r>
-        <w:rPr/>
-        <w:t xml:space="preserve">effective-sigma </w:t>
-      </w:r>
-      <w:r>
-        <w:rPr/>
-        <w:t xml:space="preserve">伤害；验证 </w:t>
-      </w:r>
-      <w:r>
-        <w:rPr/>
-        <w:t xml:space="preserve">RayPose gate/grad/injection </w:t>
-      </w:r>
-      <w:r>
-        <w:rPr/>
-        <w:t xml:space="preserve">非零，同时因缺少 </w:t>
-      </w:r>
-      <w:r>
-        <w:rPr/>
-        <w:t xml:space="preserve">gate-zero/G1/G2 </w:t>
-      </w:r>
-      <w:r>
-        <w:rPr/>
-        <w:t xml:space="preserve">对照而拒绝独立因果归因，并用 </w:t>
-      </w:r>
-      <w:r>
-        <w:rPr/>
-        <w:t xml:space="preserve">G3/G4 </w:t>
-      </w:r>
-      <w:r>
-        <w:rPr/>
-        <w:t xml:space="preserve">轨迹相关 </w:t>
-      </w:r>
-      <w:r>
-        <w:rPr>
-          <w:rStyle w:val="SourceText"/>
-        </w:rPr>
-        <w:t>0.999986</w:t>
-      </w:r>
-      <w:r>
-        <w:rPr/>
-        <w:t xml:space="preserve"> </w:t>
-      </w:r>
-      <w:r>
-        <w:rPr/>
-        <w:t xml:space="preserve">识别共享正则混淆。 </w:t>
+        <w:t xml:space="preserve">，且低 </w:t>
+      </w:r>
+      <w:r>
+        <w:rPr/>
+        <w:t xml:space="preserve">sigma bucket </w:t>
+      </w:r>
+      <w:r>
+        <w:rPr/>
+        <w:t xml:space="preserve">效用低至 </w:t>
+      </w:r>
+      <w:r>
+        <w:rPr>
+          <w:rStyle w:val="SourceText"/>
+        </w:rPr>
+        <w:t>−</w:t>
+      </w:r>
+      <w:r>
+        <w:rPr>
+          <w:rStyle w:val="SourceText"/>
+        </w:rPr>
+        <w:t>0.049520</w:t>
+      </w:r>
+      <w:r>
+        <w:rPr/>
+        <w:t xml:space="preserve">，将下一假设收窄为 </w:t>
+      </w:r>
+      <w:r>
+        <w:rPr/>
+        <w:t>condition/noise-stage dependence</w:t>
+      </w:r>
+      <w:r>
+        <w:rPr/>
+        <w:t xml:space="preserve">。 </w:t>
       </w:r>
     </w:p>
     <w:p>
@@ -2103,6 +2160,68 @@
           <w:tab w:val="left" w:pos="789" w:leader="none"/>
         </w:tabs>
         <w:bidi w:val="0"/>
+        <w:spacing w:before="80" w:after="0"/>
+        <w:ind w:start="789" w:end="80" w:hanging="283"/>
+        <w:jc w:val="start"/>
+        <w:rPr/>
+      </w:pPr>
+      <w:r>
+        <w:rPr/>
+        <w:t xml:space="preserve">验证 </w:t>
+      </w:r>
+      <w:r>
+        <w:rPr/>
+        <w:t xml:space="preserve">RayPose gate/grad/injection </w:t>
+      </w:r>
+      <w:r>
+        <w:rPr/>
+        <w:t xml:space="preserve">非零，但因缺少 </w:t>
+      </w:r>
+      <w:r>
+        <w:rPr/>
+        <w:t xml:space="preserve">gate-zero/G1/G2 </w:t>
+      </w:r>
+      <w:r>
+        <w:rPr/>
+        <w:t>对照而拒绝独立因果归因；最终得到“</w:t>
+      </w:r>
+      <w:r>
+        <w:rPr/>
+        <w:t xml:space="preserve">Camera gap </w:t>
+      </w:r>
+      <w:r>
+        <w:rPr/>
+        <w:t xml:space="preserve">存在，但当前 </w:t>
+      </w:r>
+      <w:r>
+        <w:rPr/>
+        <w:t xml:space="preserve">Geo-REPA + Pose/Ray </w:t>
+      </w:r>
+      <w:r>
+        <w:rPr/>
+        <w:t xml:space="preserve">不能恢复 </w:t>
+      </w:r>
+      <w:r>
+        <w:rPr/>
+        <w:t>aggregate future utility/success”</w:t>
+      </w:r>
+      <w:r>
+        <w:rPr/>
+        <w:t xml:space="preserve">的完整证伪闭环，而非一个被调参掩盖的负性能结果。 </w:t>
+      </w:r>
+    </w:p>
+    <w:p>
+      <w:pPr>
+        <w:pStyle w:val="TextBody"/>
+        <w:numPr>
+          <w:ilvl w:val="0"/>
+          <w:numId w:val="1"/>
+        </w:numPr>
+        <w:tabs>
+          <w:tab w:val="clear" w:pos="1134"/>
+          <w:tab w:val="left" w:pos="789" w:leader="none"/>
+        </w:tabs>
+        <w:bidi w:val="0"/>
         <w:ind w:start="789" w:end="80" w:hanging="283"/>
         <w:jc w:val="start"/>
         <w:rPr/>
@@ -3156,217 +3275,15 @@
       </w:pPr>
       <w:r>
         <w:rPr/>
+        <w:t xml:space="preserve">进入 </w:t>
+      </w:r>
+      <w:r>
+        <w:rPr/>
         <w:t xml:space="preserve">Thought5 </w:t>
       </w:r>
       <w:r>
         <w:rPr/>
-        <w:t xml:space="preserve">没有把方法推荐当成方法有效，而是实现 </w:t>
-      </w:r>
-      <w:r>
-        <w:rPr/>
-        <w:t>matched B1/G3/G4</w:t>
-      </w:r>
-      <w:r>
-        <w:rPr/>
-        <w:t>：</w:t>
-      </w:r>
-      <w:r>
-        <w:rPr/>
-        <w:t xml:space="preserve">G3 </w:t>
-      </w:r>
-      <w:r>
-        <w:rPr/>
-        <w:t xml:space="preserve">使用正确 </w:t>
-      </w:r>
-      <w:r>
-        <w:rPr/>
-        <w:t>Geo-REPA correspondence</w:t>
-      </w:r>
-      <w:r>
-        <w:rPr/>
-        <w:t>，</w:t>
-      </w:r>
-      <w:r>
-        <w:rPr/>
-        <w:t xml:space="preserve">G4 </w:t>
-      </w:r>
-      <w:r>
-        <w:rPr/>
-        <w:t xml:space="preserve">只打乱 </w:t>
-      </w:r>
-      <w:r>
-        <w:rPr/>
-        <w:t>correspondence</w:t>
-      </w:r>
-      <w:r>
-        <w:rPr/>
-        <w:t xml:space="preserve">，二者共享 </w:t>
-      </w:r>
-      <w:r>
-        <w:rPr/>
-        <w:t>RayPose</w:t>
-      </w:r>
-      <w:r>
-        <w:rPr/>
-        <w:t>、</w:t>
-      </w:r>
-      <w:r>
-        <w:rPr/>
-        <w:t xml:space="preserve">auxiliary loss </w:t>
-      </w:r>
-      <w:r>
-        <w:rPr/>
-        <w:t xml:space="preserve">与 </w:t>
-      </w:r>
-      <w:r>
-        <w:rPr/>
-        <w:t>LoRA</w:t>
-      </w:r>
-      <w:r>
-        <w:rPr/>
-        <w:t>。</w:t>
-      </w:r>
-      <w:r>
-        <w:rPr/>
-        <w:t xml:space="preserve">G3 </w:t>
-      </w:r>
-      <w:r>
-        <w:rPr/>
-        <w:t xml:space="preserve">虽缩小 </w:t>
-      </w:r>
-      <w:r>
-        <w:rPr/>
-        <w:t>20.94% Camera gap</w:t>
-      </w:r>
-      <w:r>
-        <w:rPr/>
-        <w:t xml:space="preserve">，却低于 </w:t>
-      </w:r>
-      <w:r>
-        <w:rPr/>
-        <w:t xml:space="preserve">25% </w:t>
-      </w:r>
-      <w:r>
-        <w:rPr/>
-        <w:t xml:space="preserve">门槛且 </w:t>
-      </w:r>
-      <w:r>
-        <w:rPr/>
-        <w:t xml:space="preserve">G4 </w:t>
-      </w:r>
-      <w:r>
-        <w:rPr/>
-        <w:t>更小；</w:t>
-      </w:r>
-      <w:r>
-        <w:rPr/>
-        <w:t xml:space="preserve">future utility </w:t>
-      </w:r>
-      <w:r>
-        <w:rPr/>
-        <w:t>仍负、</w:t>
-      </w:r>
-      <w:r>
-        <w:rPr/>
-        <w:t xml:space="preserve">Camera success </w:t>
-      </w:r>
-      <w:r>
-        <w:rPr/>
-        <w:t xml:space="preserve">没有提升。因此停止预计 </w:t>
-      </w:r>
-      <w:r>
-        <w:rPr/>
-        <w:t xml:space="preserve">28–45 </w:t>
-      </w:r>
-      <w:r>
-        <w:rPr/>
-        <w:t xml:space="preserve">小时 </w:t>
-      </w:r>
-      <w:r>
-        <w:rPr/>
-        <w:t>formal</w:t>
-      </w:r>
-      <w:r>
-        <w:rPr/>
-        <w:t>。</w:t>
-      </w:r>
-    </w:p>
-    <w:p>
-      <w:pPr>
-        <w:pStyle w:val="TextBody"/>
-        <w:bidi w:val="0"/>
-        <w:spacing w:before="80" w:after="120"/>
-        <w:ind w:start="80" w:end="80" w:hanging="0"/>
-        <w:jc w:val="start"/>
-        <w:rPr/>
-      </w:pPr>
-      <w:r>
-        <w:rPr/>
-        <w:t xml:space="preserve">停止后只解析已有工件，发现伤害集中在 </w:t>
-      </w:r>
-      <w:r>
-        <w:rPr/>
-        <w:t>Clean/</w:t>
-      </w:r>
-      <w:r>
-        <w:rPr/>
-        <w:t xml:space="preserve">低 </w:t>
-      </w:r>
-      <w:r>
-        <w:rPr/>
-        <w:t>sigma</w:t>
-      </w:r>
-      <w:r>
-        <w:rPr/>
-        <w:t xml:space="preserve">，同时 </w:t>
-      </w:r>
-      <w:r>
-        <w:rPr/>
-        <w:t xml:space="preserve">RayPose </w:t>
-      </w:r>
-      <w:r>
-        <w:rPr/>
-        <w:t xml:space="preserve">路径虽非零 但缺少独立 </w:t>
-      </w:r>
-      <w:r>
-        <w:rPr/>
-        <w:t>ablation</w:t>
-      </w:r>
-      <w:r>
-        <w:rPr/>
-        <w:t xml:space="preserve">。这个步骤生成了下一假设，却没有改变旧 </w:t>
-      </w:r>
-      <w:r>
-        <w:rPr/>
-        <w:t>Gate</w:t>
-      </w:r>
-      <w:r>
-        <w:rPr/>
-        <w:t xml:space="preserve">，也没有用 </w:t>
-      </w:r>
-      <w:r>
-        <w:rPr/>
-        <w:t xml:space="preserve">Pilot </w:t>
-      </w:r>
-      <w:r>
-        <w:rPr/>
-        <w:t>继续调参。</w:t>
-      </w:r>
-    </w:p>
-    <w:p>
-      <w:pPr>
-        <w:pStyle w:val="Heading3"/>
-        <w:bidi w:val="0"/>
-        <w:jc w:val="start"/>
-        <w:rPr/>
-      </w:pPr>
-      <w:r>
-        <w:rPr/>
-        <w:t xml:space="preserve">7. </w:t>
-      </w:r>
-      <w:r>
-        <w:rPr/>
-        <w:t>整体决策链</w:t>
+        <w:t>时，我把原假设冻结成一条必须逐环成立的机制链：</w:t>
       </w:r>
     </w:p>
     <w:p>
@@ -3385,19 +3302,7 @@
         <w:rPr>
           <w:rStyle w:val="SourceText"/>
         </w:rPr>
-        <w:t xml:space="preserve">同一模型在 </w:t>
-      </w:r>
-      <w:r>
-        <w:rPr>
-          <w:rStyle w:val="SourceText"/>
-        </w:rPr>
-        <w:t xml:space="preserve">OOD </w:t>
-      </w:r>
-      <w:r>
-        <w:rPr>
-          <w:rStyle w:val="SourceText"/>
-        </w:rPr>
-        <w:t>下是否掉点？</w:t>
+        <w:t>Camera Equivariance Gap</w:t>
       </w:r>
     </w:p>
     <w:p>
@@ -3416,19 +3321,25 @@
         <w:rPr>
           <w:rStyle w:val="SourceText"/>
         </w:rPr>
-        <w:t xml:space="preserve">        │  </w:t>
-      </w:r>
-      <w:r>
-        <w:rPr>
-          <w:rStyle w:val="SourceText"/>
-        </w:rPr>
-        <w:t>是：</w:t>
-      </w:r>
-      <w:r>
-        <w:rPr>
-          <w:rStyle w:val="SourceText"/>
-        </w:rPr>
-        <w:t>97.25% → 47.70%</w:t>
+        <w:t xml:space="preserve">        → </w:t>
+      </w:r>
+      <w:r>
+        <w:rPr>
+          <w:rStyle w:val="SourceText"/>
+        </w:rPr>
+        <w:t xml:space="preserve">Geo-REPA + Pose/Ray </w:t>
+      </w:r>
+      <w:r>
+        <w:rPr>
+          <w:rStyle w:val="SourceText"/>
+        </w:rPr>
+        <w:t xml:space="preserve">特异修复 </w:t>
+      </w:r>
+      <w:r>
+        <w:rPr>
+          <w:rStyle w:val="SourceText"/>
+        </w:rPr>
+        <w:t>representation</w:t>
       </w:r>
     </w:p>
     <w:p>
@@ -3447,7 +3358,19 @@
         <w:rPr>
           <w:rStyle w:val="SourceText"/>
         </w:rPr>
-        <w:t xml:space="preserve">        ▼</w:t>
+        <w:t xml:space="preserve">        → </w:t>
+      </w:r>
+      <w:r>
+        <w:rPr>
+          <w:rStyle w:val="SourceText"/>
+        </w:rPr>
+        <w:t xml:space="preserve">future geometry </w:t>
+      </w:r>
+      <w:r>
+        <w:rPr>
+          <w:rStyle w:val="SourceText"/>
+        </w:rPr>
+        <w:t>改善</w:t>
       </w:r>
     </w:p>
     <w:p>
@@ -3466,25 +3389,282 @@
         <w:rPr>
           <w:rStyle w:val="SourceText"/>
         </w:rPr>
-        <w:t xml:space="preserve">shadow future </w:t>
-      </w:r>
-      <w:r>
-        <w:rPr>
-          <w:rStyle w:val="SourceText"/>
-        </w:rPr>
-        <w:t xml:space="preserve">在 </w:t>
-      </w:r>
-      <w:r>
-        <w:rPr>
-          <w:rStyle w:val="SourceText"/>
-        </w:rPr>
-        <w:t xml:space="preserve">OOD </w:t>
-      </w:r>
-      <w:r>
-        <w:rPr>
-          <w:rStyle w:val="SourceText"/>
-        </w:rPr>
-        <w:t>下是否更不一致并与失败相关？</w:t>
+        <w:t xml:space="preserve">        → </w:t>
+      </w:r>
+      <w:r>
+        <w:rPr>
+          <w:rStyle w:val="SourceText"/>
+        </w:rPr>
+        <w:t xml:space="preserve">correct future utility </w:t>
+      </w:r>
+      <w:r>
+        <w:rPr>
+          <w:rStyle w:val="SourceText"/>
+        </w:rPr>
+        <w:t>转正</w:t>
+      </w:r>
+    </w:p>
+    <w:p>
+      <w:pPr>
+        <w:pStyle w:val="PreformattedText"/>
+        <w:bidi w:val="0"/>
+        <w:spacing w:before="0" w:after="283"/>
+        <w:jc w:val="start"/>
+        <w:rPr/>
+      </w:pPr>
+      <w:r>
+        <w:rPr>
+          <w:rStyle w:val="SourceText"/>
+        </w:rPr>
+        <w:t xml:space="preserve">        → </w:t>
+      </w:r>
+      <w:r>
+        <w:rPr>
+          <w:rStyle w:val="SourceText"/>
+        </w:rPr>
+        <w:t xml:space="preserve">Camera rollout success </w:t>
+      </w:r>
+      <w:r>
+        <w:rPr>
+          <w:rStyle w:val="SourceText"/>
+        </w:rPr>
+        <w:t>提升</w:t>
+      </w:r>
+    </w:p>
+    <w:p>
+      <w:pPr>
+        <w:pStyle w:val="TextBody"/>
+        <w:bidi w:val="0"/>
+        <w:spacing w:before="80" w:after="120"/>
+        <w:ind w:start="80" w:end="80" w:hanging="0"/>
+        <w:jc w:val="start"/>
+        <w:rPr/>
+      </w:pPr>
+      <w:r>
+        <w:rPr/>
+        <w:t>任意关键箭头未通过，都不能用前一环的弱正信号替代整链收益。</w:t>
+      </w:r>
+      <w:r>
+        <w:rPr/>
+        <w:t xml:space="preserve">Thought5 </w:t>
+      </w:r>
+      <w:r>
+        <w:rPr/>
+        <w:t xml:space="preserve">因而 没有把方法推荐当成方法有效，而是实现 </w:t>
+      </w:r>
+      <w:r>
+        <w:rPr/>
+        <w:t>matched B1/G3/G4</w:t>
+      </w:r>
+      <w:r>
+        <w:rPr/>
+        <w:t>：</w:t>
+      </w:r>
+      <w:r>
+        <w:rPr/>
+        <w:t xml:space="preserve">G3 </w:t>
+      </w:r>
+      <w:r>
+        <w:rPr/>
+        <w:t xml:space="preserve">使用正确 </w:t>
+      </w:r>
+      <w:r>
+        <w:rPr/>
+        <w:t>Geo-REPA correspondence</w:t>
+      </w:r>
+      <w:r>
+        <w:rPr/>
+        <w:t>，</w:t>
+      </w:r>
+      <w:r>
+        <w:rPr/>
+        <w:t xml:space="preserve">G4 </w:t>
+      </w:r>
+      <w:r>
+        <w:rPr/>
+        <w:t xml:space="preserve">只打乱 </w:t>
+      </w:r>
+      <w:r>
+        <w:rPr/>
+        <w:t>correspondence</w:t>
+      </w:r>
+      <w:r>
+        <w:rPr/>
+        <w:t xml:space="preserve">，二者共享 </w:t>
+      </w:r>
+      <w:r>
+        <w:rPr/>
+        <w:t>RayPose</w:t>
+      </w:r>
+      <w:r>
+        <w:rPr/>
+        <w:t>、</w:t>
+      </w:r>
+      <w:r>
+        <w:rPr/>
+        <w:t xml:space="preserve">auxiliary loss </w:t>
+      </w:r>
+      <w:r>
+        <w:rPr/>
+        <w:t xml:space="preserve">与 </w:t>
+      </w:r>
+      <w:r>
+        <w:rPr/>
+        <w:t>LoRA</w:t>
+      </w:r>
+      <w:r>
+        <w:rPr/>
+        <w:t>。</w:t>
+      </w:r>
+      <w:r>
+        <w:rPr/>
+        <w:t xml:space="preserve">G3 </w:t>
+      </w:r>
+      <w:r>
+        <w:rPr/>
+        <w:t xml:space="preserve">虽缩小 </w:t>
+      </w:r>
+      <w:r>
+        <w:rPr/>
+        <w:t>20.94% Camera gap</w:t>
+      </w:r>
+      <w:r>
+        <w:rPr/>
+        <w:t xml:space="preserve">，却低于 </w:t>
+      </w:r>
+      <w:r>
+        <w:rPr/>
+        <w:t xml:space="preserve">25% </w:t>
+      </w:r>
+      <w:r>
+        <w:rPr/>
+        <w:t xml:space="preserve">门槛且 </w:t>
+      </w:r>
+      <w:r>
+        <w:rPr/>
+        <w:t xml:space="preserve">G4 </w:t>
+      </w:r>
+      <w:r>
+        <w:rPr/>
+        <w:t>更小；</w:t>
+      </w:r>
+      <w:r>
+        <w:rPr/>
+        <w:t xml:space="preserve">future utility </w:t>
+      </w:r>
+      <w:r>
+        <w:rPr/>
+        <w:t>仍负、</w:t>
+      </w:r>
+      <w:r>
+        <w:rPr/>
+        <w:t xml:space="preserve">Camera success </w:t>
+      </w:r>
+      <w:r>
+        <w:rPr/>
+        <w:t xml:space="preserve">没有提升。因此停止预计 </w:t>
+      </w:r>
+      <w:r>
+        <w:rPr/>
+        <w:t xml:space="preserve">28–45 </w:t>
+      </w:r>
+      <w:r>
+        <w:rPr/>
+        <w:t xml:space="preserve">小时 </w:t>
+      </w:r>
+      <w:r>
+        <w:rPr/>
+        <w:t>formal</w:t>
+      </w:r>
+      <w:r>
+        <w:rPr/>
+        <w:t>。</w:t>
+      </w:r>
+    </w:p>
+    <w:p>
+      <w:pPr>
+        <w:pStyle w:val="TextBody"/>
+        <w:bidi w:val="0"/>
+        <w:spacing w:before="80" w:after="120"/>
+        <w:ind w:start="80" w:end="80" w:hanging="0"/>
+        <w:jc w:val="start"/>
+        <w:rPr/>
+      </w:pPr>
+      <w:r>
+        <w:rPr/>
+        <w:t xml:space="preserve">停止后只解析已有工件，发现伤害集中在 </w:t>
+      </w:r>
+      <w:r>
+        <w:rPr/>
+        <w:t>Clean/</w:t>
+      </w:r>
+      <w:r>
+        <w:rPr/>
+        <w:t xml:space="preserve">低 </w:t>
+      </w:r>
+      <w:r>
+        <w:rPr/>
+        <w:t>sigma</w:t>
+      </w:r>
+      <w:r>
+        <w:rPr/>
+        <w:t xml:space="preserve">，同时 </w:t>
+      </w:r>
+      <w:r>
+        <w:rPr/>
+        <w:t xml:space="preserve">RayPose </w:t>
+      </w:r>
+      <w:r>
+        <w:rPr/>
+        <w:t xml:space="preserve">路径虽非零 但缺少独立 </w:t>
+      </w:r>
+      <w:r>
+        <w:rPr/>
+        <w:t>ablation</w:t>
+      </w:r>
+      <w:r>
+        <w:rPr/>
+        <w:t xml:space="preserve">。这个步骤没有挽救旧假设，而是生成了一个更窄的新问题： </w:t>
+      </w:r>
+      <w:r>
+        <w:rPr/>
+        <w:t xml:space="preserve">future utility </w:t>
+      </w:r>
+      <w:r>
+        <w:rPr/>
+        <w:t xml:space="preserve">是否取决于 </w:t>
+      </w:r>
+      <w:r>
+        <w:rPr/>
+        <w:t xml:space="preserve">condition </w:t>
+      </w:r>
+      <w:r>
+        <w:rPr/>
+        <w:t xml:space="preserve">与 </w:t>
+      </w:r>
+      <w:r>
+        <w:rPr/>
+        <w:t>effective-noise regime</w:t>
+      </w:r>
+      <w:r>
+        <w:rPr/>
+        <w:t>。因此，项目的闭环不是 “方法涨点”，而是“假设被充分干预并得到明确否证”。</w:t>
+      </w:r>
+    </w:p>
+    <w:p>
+      <w:pPr>
+        <w:pStyle w:val="Heading3"/>
+        <w:bidi w:val="0"/>
+        <w:jc w:val="start"/>
+        <w:rPr/>
+      </w:pPr>
+      <w:r>
+        <w:rPr/>
+        <w:t xml:space="preserve">7. </w:t>
+      </w:r>
+      <w:r>
+        <w:rPr/>
+        <w:t>整体决策链</w:t>
       </w:r>
     </w:p>
     <w:p>
@@ -3503,13 +3683,19 @@
         <w:rPr>
           <w:rStyle w:val="SourceText"/>
         </w:rPr>
-        <w:t xml:space="preserve">        │  </w:t>
-      </w:r>
-      <w:r>
-        <w:rPr>
-          <w:rStyle w:val="SourceText"/>
-        </w:rPr>
-        <w:t>是：但仅为非因果关联</w:t>
+        <w:t xml:space="preserve">同一模型在 </w:t>
+      </w:r>
+      <w:r>
+        <w:rPr>
+          <w:rStyle w:val="SourceText"/>
+        </w:rPr>
+        <w:t xml:space="preserve">OOD </w:t>
+      </w:r>
+      <w:r>
+        <w:rPr>
+          <w:rStyle w:val="SourceText"/>
+        </w:rPr>
+        <w:t>下是否掉点？</w:t>
       </w:r>
     </w:p>
     <w:p>
@@ -3528,7 +3714,19 @@
         <w:rPr>
           <w:rStyle w:val="SourceText"/>
         </w:rPr>
-        <w:t xml:space="preserve">        ▼</w:t>
+        <w:t xml:space="preserve">        │  </w:t>
+      </w:r>
+      <w:r>
+        <w:rPr>
+          <w:rStyle w:val="SourceText"/>
+        </w:rPr>
+        <w:t>是：</w:t>
+      </w:r>
+      <w:r>
+        <w:rPr>
+          <w:rStyle w:val="SourceText"/>
+        </w:rPr>
+        <w:t>97.25% → 47.70%</w:t>
       </w:r>
     </w:p>
     <w:p>
@@ -3547,19 +3745,7 @@
         <w:rPr>
           <w:rStyle w:val="SourceText"/>
         </w:rPr>
-        <w:t xml:space="preserve">替换 </w:t>
-      </w:r>
-      <w:r>
-        <w:rPr>
-          <w:rStyle w:val="SourceText"/>
-        </w:rPr>
-        <w:t xml:space="preserve">future </w:t>
-      </w:r>
-      <w:r>
-        <w:rPr>
-          <w:rStyle w:val="SourceText"/>
-        </w:rPr>
-        <w:t>内容是否会改变动作？</w:t>
+        <w:t xml:space="preserve">        ▼</w:t>
       </w:r>
     </w:p>
     <w:p>
@@ -3578,25 +3764,25 @@
         <w:rPr>
           <w:rStyle w:val="SourceText"/>
         </w:rPr>
-        <w:t xml:space="preserve">        │  </w:t>
-      </w:r>
-      <w:r>
-        <w:rPr>
-          <w:rStyle w:val="SourceText"/>
-        </w:rPr>
-        <w:t>是：</w:t>
-      </w:r>
-      <w:r>
-        <w:rPr>
-          <w:rStyle w:val="SourceText"/>
-        </w:rPr>
-        <w:t xml:space="preserve">8/8 </w:t>
-      </w:r>
-      <w:r>
-        <w:rPr>
-          <w:rStyle w:val="SourceText"/>
-        </w:rPr>
-        <w:t>技术反事实</w:t>
+        <w:t xml:space="preserve">shadow future </w:t>
+      </w:r>
+      <w:r>
+        <w:rPr>
+          <w:rStyle w:val="SourceText"/>
+        </w:rPr>
+        <w:t xml:space="preserve">在 </w:t>
+      </w:r>
+      <w:r>
+        <w:rPr>
+          <w:rStyle w:val="SourceText"/>
+        </w:rPr>
+        <w:t xml:space="preserve">OOD </w:t>
+      </w:r>
+      <w:r>
+        <w:rPr>
+          <w:rStyle w:val="SourceText"/>
+        </w:rPr>
+        <w:t>下是否更不一致并与失败相关？</w:t>
       </w:r>
     </w:p>
     <w:p>
@@ -3615,7 +3801,13 @@
         <w:rPr>
           <w:rStyle w:val="SourceText"/>
         </w:rPr>
-        <w:t xml:space="preserve">        ▼</w:t>
+        <w:t xml:space="preserve">        │  </w:t>
+      </w:r>
+      <w:r>
+        <w:rPr>
+          <w:rStyle w:val="SourceText"/>
+        </w:rPr>
+        <w:t>是：但仅为非因果关联</w:t>
       </w:r>
     </w:p>
     <w:p>
@@ -3634,19 +3826,7 @@
         <w:rPr>
           <w:rStyle w:val="SourceText"/>
         </w:rPr>
-        <w:t xml:space="preserve">这种敏感性是否改善 </w:t>
-      </w:r>
-      <w:r>
-        <w:rPr>
-          <w:rStyle w:val="SourceText"/>
-        </w:rPr>
-        <w:t>held-out objective</w:t>
-      </w:r>
-      <w:r>
-        <w:rPr>
-          <w:rStyle w:val="SourceText"/>
-        </w:rPr>
-        <w:t>？</w:t>
+        <w:t xml:space="preserve">        ▼</w:t>
       </w:r>
     </w:p>
     <w:p>
@@ -3665,13 +3845,19 @@
         <w:rPr>
           <w:rStyle w:val="SourceText"/>
         </w:rPr>
-        <w:t xml:space="preserve">        │  </w:t>
-      </w:r>
-      <w:r>
-        <w:rPr>
-          <w:rStyle w:val="SourceText"/>
-        </w:rPr>
-        <w:t>当前冻结配方下没有</w:t>
+        <w:t xml:space="preserve">替换 </w:t>
+      </w:r>
+      <w:r>
+        <w:rPr>
+          <w:rStyle w:val="SourceText"/>
+        </w:rPr>
+        <w:t xml:space="preserve">future </w:t>
+      </w:r>
+      <w:r>
+        <w:rPr>
+          <w:rStyle w:val="SourceText"/>
+        </w:rPr>
+        <w:t>内容是否会改变动作？</w:t>
       </w:r>
     </w:p>
     <w:p>
@@ -3690,7 +3876,25 @@
         <w:rPr>
           <w:rStyle w:val="SourceText"/>
         </w:rPr>
-        <w:t xml:space="preserve">        ▼</w:t>
+        <w:t xml:space="preserve">        │  </w:t>
+      </w:r>
+      <w:r>
+        <w:rPr>
+          <w:rStyle w:val="SourceText"/>
+        </w:rPr>
+        <w:t>是：</w:t>
+      </w:r>
+      <w:r>
+        <w:rPr>
+          <w:rStyle w:val="SourceText"/>
+        </w:rPr>
+        <w:t xml:space="preserve">8/8 </w:t>
+      </w:r>
+      <w:r>
+        <w:rPr>
+          <w:rStyle w:val="SourceText"/>
+        </w:rPr>
+        <w:t>技术反事实</w:t>
       </w:r>
     </w:p>
     <w:p>
@@ -3709,13 +3913,7 @@
         <w:rPr>
           <w:rStyle w:val="SourceText"/>
         </w:rPr>
-        <w:t xml:space="preserve">Camera </w:t>
-      </w:r>
-      <w:r>
-        <w:rPr>
-          <w:rStyle w:val="SourceText"/>
-        </w:rPr>
-        <w:t>缺口更符合哪类机制？</w:t>
+        <w:t xml:space="preserve">        ▼</w:t>
       </w:r>
     </w:p>
     <w:p>
@@ -3734,13 +3932,19 @@
         <w:rPr>
           <w:rStyle w:val="SourceText"/>
         </w:rPr>
-        <w:t xml:space="preserve">        │  </w:t>
-      </w:r>
-      <w:r>
-        <w:rPr>
-          <w:rStyle w:val="SourceText"/>
-        </w:rPr>
-        <w:t>camera equivariance gap</w:t>
+        <w:t xml:space="preserve">这种敏感性是否改善 </w:t>
+      </w:r>
+      <w:r>
+        <w:rPr>
+          <w:rStyle w:val="SourceText"/>
+        </w:rPr>
+        <w:t>held-out objective</w:t>
+      </w:r>
+      <w:r>
+        <w:rPr>
+          <w:rStyle w:val="SourceText"/>
+        </w:rPr>
+        <w:t>？</w:t>
       </w:r>
     </w:p>
     <w:p>
@@ -3759,7 +3963,13 @@
         <w:rPr>
           <w:rStyle w:val="SourceText"/>
         </w:rPr>
-        <w:t xml:space="preserve">        ▼</w:t>
+        <w:t xml:space="preserve">        │  </w:t>
+      </w:r>
+      <w:r>
+        <w:rPr>
+          <w:rStyle w:val="SourceText"/>
+        </w:rPr>
+        <w:t>当前冻结配方下没有</w:t>
       </w:r>
     </w:p>
     <w:p>
@@ -3778,31 +3988,7 @@
         <w:rPr>
           <w:rStyle w:val="SourceText"/>
         </w:rPr>
-        <w:t xml:space="preserve">针对性 </w:t>
-      </w:r>
-      <w:r>
-        <w:rPr>
-          <w:rStyle w:val="SourceText"/>
-        </w:rPr>
-        <w:t xml:space="preserve">GeoEq </w:t>
-      </w:r>
-      <w:r>
-        <w:rPr>
-          <w:rStyle w:val="SourceText"/>
-        </w:rPr>
-        <w:t xml:space="preserve">是否通过 </w:t>
-      </w:r>
-      <w:r>
-        <w:rPr>
-          <w:rStyle w:val="SourceText"/>
-        </w:rPr>
-        <w:t>representation/utility/rollout Gate</w:t>
-      </w:r>
-      <w:r>
-        <w:rPr>
-          <w:rStyle w:val="SourceText"/>
-        </w:rPr>
-        <w:t>？</w:t>
+        <w:t xml:space="preserve">        ▼</w:t>
       </w:r>
     </w:p>
     <w:p>
@@ -3821,43 +4007,13 @@
         <w:rPr>
           <w:rStyle w:val="SourceText"/>
         </w:rPr>
-        <w:t xml:space="preserve">        │  </w:t>
-      </w:r>
-      <w:r>
-        <w:rPr>
-          <w:rStyle w:val="SourceText"/>
-        </w:rPr>
-        <w:t>没有：弱且非特异、</w:t>
-      </w:r>
-      <w:r>
-        <w:rPr>
-          <w:rStyle w:val="SourceText"/>
-        </w:rPr>
-        <w:t>utility&lt;0</w:t>
-      </w:r>
-      <w:r>
-        <w:rPr>
-          <w:rStyle w:val="SourceText"/>
-        </w:rPr>
-        <w:t>、</w:t>
-      </w:r>
-      <w:r>
-        <w:rPr>
-          <w:rStyle w:val="SourceText"/>
-        </w:rPr>
-        <w:t xml:space="preserve">success </w:t>
-      </w:r>
-      <w:r>
-        <w:rPr>
-          <w:rStyle w:val="SourceText"/>
-        </w:rPr>
-        <w:t xml:space="preserve">无 </w:t>
-      </w:r>
-      <w:r>
-        <w:rPr>
-          <w:rStyle w:val="SourceText"/>
-        </w:rPr>
-        <w:t>gain</w:t>
+        <w:t xml:space="preserve">Camera </w:t>
+      </w:r>
+      <w:r>
+        <w:rPr>
+          <w:rStyle w:val="SourceText"/>
+        </w:rPr>
+        <w:t>缺口更符合哪类机制？</w:t>
       </w:r>
     </w:p>
     <w:p>
@@ -3876,12 +4032,229 @@
         <w:rPr>
           <w:rStyle w:val="SourceText"/>
         </w:rPr>
+        <w:t xml:space="preserve">        │  </w:t>
+      </w:r>
+      <w:r>
+        <w:rPr>
+          <w:rStyle w:val="SourceText"/>
+        </w:rPr>
+        <w:t>camera equivariance gap</w:t>
+      </w:r>
+    </w:p>
+    <w:p>
+      <w:pPr>
+        <w:pStyle w:val="PreformattedText"/>
+        <w:pBdr>
+          <w:left w:val="single" w:sz="24" w:space="7" w:color="7D9FC4"/>
+        </w:pBdr>
+        <w:shd w:fill="F3F6F9" w:val="clear"/>
+        <w:bidi w:val="0"/>
+        <w:spacing w:lineRule="auto" w:line="324" w:before="0" w:after="0"/>
+        <w:jc w:val="start"/>
+        <w:rPr/>
+      </w:pPr>
+      <w:r>
+        <w:rPr>
+          <w:rStyle w:val="SourceText"/>
+        </w:rPr>
         <w:t xml:space="preserve">        ▼</w:t>
       </w:r>
     </w:p>
     <w:p>
       <w:pPr>
         <w:pStyle w:val="PreformattedText"/>
+        <w:pBdr>
+          <w:left w:val="single" w:sz="24" w:space="7" w:color="7D9FC4"/>
+        </w:pBdr>
+        <w:shd w:fill="F3F6F9" w:val="clear"/>
+        <w:bidi w:val="0"/>
+        <w:spacing w:lineRule="auto" w:line="324" w:before="0" w:after="0"/>
+        <w:jc w:val="start"/>
+        <w:rPr/>
+      </w:pPr>
+      <w:r>
+        <w:rPr>
+          <w:rStyle w:val="SourceText"/>
+        </w:rPr>
+        <w:t xml:space="preserve">针对性 </w:t>
+      </w:r>
+      <w:r>
+        <w:rPr>
+          <w:rStyle w:val="SourceText"/>
+        </w:rPr>
+        <w:t xml:space="preserve">GeoEq </w:t>
+      </w:r>
+      <w:r>
+        <w:rPr>
+          <w:rStyle w:val="SourceText"/>
+        </w:rPr>
+        <w:t xml:space="preserve">是否通过 </w:t>
+      </w:r>
+      <w:r>
+        <w:rPr>
+          <w:rStyle w:val="SourceText"/>
+        </w:rPr>
+        <w:t>representation/utility/rollout Gate</w:t>
+      </w:r>
+      <w:r>
+        <w:rPr>
+          <w:rStyle w:val="SourceText"/>
+        </w:rPr>
+        <w:t>？</w:t>
+      </w:r>
+    </w:p>
+    <w:p>
+      <w:pPr>
+        <w:pStyle w:val="PreformattedText"/>
+        <w:pBdr>
+          <w:left w:val="single" w:sz="24" w:space="7" w:color="7D9FC4"/>
+        </w:pBdr>
+        <w:shd w:fill="F3F6F9" w:val="clear"/>
+        <w:bidi w:val="0"/>
+        <w:spacing w:lineRule="auto" w:line="324" w:before="0" w:after="0"/>
+        <w:jc w:val="start"/>
+        <w:rPr/>
+      </w:pPr>
+      <w:r>
+        <w:rPr>
+          <w:rStyle w:val="SourceText"/>
+        </w:rPr>
+        <w:t xml:space="preserve">        │  </w:t>
+      </w:r>
+      <w:r>
+        <w:rPr>
+          <w:rStyle w:val="SourceText"/>
+        </w:rPr>
+        <w:t>没有：弱且非特异、</w:t>
+      </w:r>
+      <w:r>
+        <w:rPr>
+          <w:rStyle w:val="SourceText"/>
+        </w:rPr>
+        <w:t>utility&lt;0</w:t>
+      </w:r>
+      <w:r>
+        <w:rPr>
+          <w:rStyle w:val="SourceText"/>
+        </w:rPr>
+        <w:t>、</w:t>
+      </w:r>
+      <w:r>
+        <w:rPr>
+          <w:rStyle w:val="SourceText"/>
+        </w:rPr>
+        <w:t xml:space="preserve">success </w:t>
+      </w:r>
+      <w:r>
+        <w:rPr>
+          <w:rStyle w:val="SourceText"/>
+        </w:rPr>
+        <w:t xml:space="preserve">无 </w:t>
+      </w:r>
+      <w:r>
+        <w:rPr>
+          <w:rStyle w:val="SourceText"/>
+        </w:rPr>
+        <w:t>gain</w:t>
+      </w:r>
+    </w:p>
+    <w:p>
+      <w:pPr>
+        <w:pStyle w:val="PreformattedText"/>
+        <w:pBdr>
+          <w:left w:val="single" w:sz="24" w:space="7" w:color="7D9FC4"/>
+        </w:pBdr>
+        <w:shd w:fill="F3F6F9" w:val="clear"/>
+        <w:bidi w:val="0"/>
+        <w:spacing w:lineRule="auto" w:line="324" w:before="0" w:after="0"/>
+        <w:jc w:val="start"/>
+        <w:rPr/>
+      </w:pPr>
+      <w:r>
+        <w:rPr>
+          <w:rStyle w:val="SourceText"/>
+        </w:rPr>
+        <w:t xml:space="preserve">        ▼</w:t>
+      </w:r>
+    </w:p>
+    <w:p>
+      <w:pPr>
+        <w:pStyle w:val="PreformattedText"/>
+        <w:pBdr>
+          <w:left w:val="single" w:sz="24" w:space="7" w:color="7D9FC4"/>
+        </w:pBdr>
+        <w:shd w:fill="F3F6F9" w:val="clear"/>
+        <w:bidi w:val="0"/>
+        <w:spacing w:lineRule="auto" w:line="324" w:before="0" w:after="0"/>
+        <w:jc w:val="start"/>
+        <w:rPr/>
+      </w:pPr>
+      <w:r>
+        <w:rPr>
+          <w:rStyle w:val="SourceText"/>
+        </w:rPr>
+        <w:t xml:space="preserve">冻结负结果并停止 </w:t>
+      </w:r>
+      <w:r>
+        <w:rPr>
+          <w:rStyle w:val="SourceText"/>
+        </w:rPr>
+        <w:t>formal</w:t>
+      </w:r>
+      <w:r>
+        <w:rPr>
+          <w:rStyle w:val="SourceText"/>
+        </w:rPr>
+        <w:t xml:space="preserve">；只读定位 </w:t>
+      </w:r>
+      <w:r>
+        <w:rPr>
+          <w:rStyle w:val="SourceText"/>
+        </w:rPr>
+        <w:t>condition/noise-stage dependence</w:t>
+      </w:r>
+    </w:p>
+    <w:p>
+      <w:pPr>
+        <w:pStyle w:val="PreformattedText"/>
+        <w:pBdr>
+          <w:left w:val="single" w:sz="24" w:space="7" w:color="7D9FC4"/>
+        </w:pBdr>
+        <w:shd w:fill="F3F6F9" w:val="clear"/>
+        <w:bidi w:val="0"/>
+        <w:spacing w:lineRule="auto" w:line="324" w:before="0" w:after="0"/>
+        <w:jc w:val="start"/>
+        <w:rPr/>
+      </w:pPr>
+      <w:r>
+        <w:rPr>
+          <w:rStyle w:val="SourceText"/>
+        </w:rPr>
+        <w:t xml:space="preserve">        │</w:t>
+      </w:r>
+    </w:p>
+    <w:p>
+      <w:pPr>
+        <w:pStyle w:val="PreformattedText"/>
+        <w:pBdr>
+          <w:left w:val="single" w:sz="24" w:space="7" w:color="7D9FC4"/>
+        </w:pBdr>
+        <w:shd w:fill="F3F6F9" w:val="clear"/>
+        <w:bidi w:val="0"/>
+        <w:spacing w:lineRule="auto" w:line="324" w:before="0" w:after="0"/>
+        <w:jc w:val="start"/>
+        <w:rPr/>
+      </w:pPr>
+      <w:r>
+        <w:rPr>
+          <w:rStyle w:val="SourceText"/>
+        </w:rPr>
+        <w:t xml:space="preserve">        ▼</w:t>
+      </w:r>
+    </w:p>
+    <w:p>
+      <w:pPr>
+        <w:pStyle w:val="PreformattedText"/>
         <w:bidi w:val="0"/>
         <w:spacing w:before="0" w:after="283"/>
         <w:jc w:val="start"/>
@@ -3891,31 +4264,29 @@
         <w:rPr>
           <w:rStyle w:val="SourceText"/>
         </w:rPr>
-        <w:t xml:space="preserve">停止 </w:t>
-      </w:r>
-      <w:r>
-        <w:rPr>
-          <w:rStyle w:val="SourceText"/>
-        </w:rPr>
-        <w:t>formal</w:t>
-      </w:r>
-      <w:r>
-        <w:rPr>
-          <w:rStyle w:val="SourceText"/>
-        </w:rPr>
-        <w:t xml:space="preserve">；只读定位下一条 </w:t>
-      </w:r>
-      <w:r>
-        <w:rPr>
-          <w:rStyle w:val="SourceText"/>
-        </w:rPr>
-        <w:t xml:space="preserve">condition-aware/low-noise </w:t>
-      </w:r>
-      <w:r>
-        <w:rPr>
-          <w:rStyle w:val="SourceText"/>
-        </w:rPr>
-        <w:t>假设</w:t>
+        <w:t>原机制链被否证，但研究问题得到回答</w:t>
+      </w:r>
+    </w:p>
+    <w:p>
+      <w:pPr>
+        <w:pStyle w:val="TextBody"/>
+        <w:bidi w:val="0"/>
+        <w:spacing w:before="80" w:after="120"/>
+        <w:ind w:start="80" w:end="80" w:hanging="0"/>
+        <w:jc w:val="start"/>
+        <w:rPr/>
+      </w:pPr>
+      <w:r>
+        <w:rPr/>
+        <w:t xml:space="preserve">这条链路的核心价值是：前一阶段的弱正证据只用于解锁下一个更强问题， 不用于遮蔽后一阶段的负结果。这是完整的 </w:t>
+      </w:r>
+      <w:r>
+        <w:rPr/>
+        <w:t xml:space="preserve">hypothesis–intervention–falsification </w:t>
+      </w:r>
+      <w:r>
+        <w:rPr/>
+        <w:t>闭环，只是不是正向性能闭环。</w:t>
       </w:r>
     </w:p>
     <w:p>
@@ -6035,7 +6406,7 @@
       </w:pPr>
       <w:r>
         <w:rPr/>
-        <w:t xml:space="preserve">正式报告负结果，并用冻结停止规则阻止事后选择，体现了比单一正指标更强的实验设计能力。 </w:t>
+        <w:t xml:space="preserve">正式报告负结果，并用冻结停止规则阻止事后选择；最终不是“没有做成方法”，而是“完整机制假设已经被实验回答”。 </w:t>
       </w:r>
     </w:p>
     <w:p>
@@ -6050,6 +6421,52 @@
           <w:tab w:val="left" w:pos="789" w:leader="none"/>
         </w:tabs>
         <w:bidi w:val="0"/>
+        <w:spacing w:before="80" w:after="0"/>
+        <w:ind w:start="789" w:end="80" w:hanging="283"/>
+        <w:jc w:val="start"/>
+        <w:rPr/>
+      </w:pPr>
+      <w:r>
+        <w:rPr/>
+        <w:t xml:space="preserve">将失败分析与调参分开：只读分解只负责将新假设收窄到 </w:t>
+      </w:r>
+      <w:r>
+        <w:rPr/>
+        <w:t>condition/noise-stage dependence</w:t>
+      </w:r>
+      <w:r>
+        <w:rPr/>
+        <w:t xml:space="preserve">，不回改旧 </w:t>
+      </w:r>
+      <w:r>
+        <w:rPr/>
+        <w:t xml:space="preserve">Gate </w:t>
+      </w:r>
+      <w:r>
+        <w:rPr/>
+        <w:t xml:space="preserve">或重启已停止 </w:t>
+      </w:r>
+      <w:r>
+        <w:rPr/>
+        <w:t>recipe</w:t>
+      </w:r>
+      <w:r>
+        <w:rPr/>
+        <w:t xml:space="preserve">。 </w:t>
+      </w:r>
+    </w:p>
+    <w:p>
+      <w:pPr>
+        <w:pStyle w:val="TextBody"/>
+        <w:numPr>
+          <w:ilvl w:val="0"/>
+          <w:numId w:val="2"/>
+        </w:numPr>
+        <w:tabs>
+          <w:tab w:val="clear" w:pos="1134"/>
+          <w:tab w:val="left" w:pos="789" w:leader="none"/>
+        </w:tabs>
+        <w:bidi w:val="0"/>
         <w:ind w:start="789" w:end="80" w:hanging="283"/>
         <w:jc w:val="start"/>
         <w:rPr/>
@@ -6570,31 +6987,23 @@
       </w:r>
       <w:r>
         <w:rPr/>
-        <w:t xml:space="preserve">，并定位 </w:t>
-      </w:r>
-      <w:r>
-        <w:rPr/>
-        <w:t>Clean/</w:t>
-      </w:r>
-      <w:r>
-        <w:rPr/>
-        <w:t xml:space="preserve">低 </w:t>
-      </w:r>
-      <w:r>
-        <w:rPr/>
-        <w:t xml:space="preserve">sigma </w:t>
-      </w:r>
-      <w:r>
-        <w:rPr/>
-        <w:t xml:space="preserve">与 </w:t>
-      </w:r>
-      <w:r>
-        <w:rPr/>
-        <w:t xml:space="preserve">RayPose </w:t>
-      </w:r>
-      <w:r>
-        <w:rPr/>
-        <w:t xml:space="preserve">因果缺口。 </w:t>
+        <w:t xml:space="preserve">，并将结论从 </w:t>
+      </w:r>
+      <w:r>
+        <w:rPr/>
+        <w:t xml:space="preserve">geometry insufficiency </w:t>
+      </w:r>
+      <w:r>
+        <w:rPr/>
+        <w:t xml:space="preserve">收窄到 </w:t>
+      </w:r>
+      <w:r>
+        <w:rPr/>
+        <w:t>condition/noise-stage-dependent utility</w:t>
+      </w:r>
+      <w:r>
+        <w:rPr/>
+        <w:t xml:space="preserve">。 </w:t>
       </w:r>
     </w:p>
     <w:p>
@@ -7835,6 +8244,128 @@
       <w:r>
         <w:rPr/>
         <w:t>与单变量对照。</w:t>
+      </w:r>
+    </w:p>
+    <w:p>
+      <w:pPr>
+        <w:pStyle w:val="Heading3"/>
+        <w:bidi w:val="0"/>
+        <w:jc w:val="start"/>
+        <w:rPr/>
+      </w:pPr>
+      <w:r>
+        <w:rPr/>
+        <w:t xml:space="preserve">伏笔 </w:t>
+      </w:r>
+      <w:r>
+        <w:rPr/>
+        <w:t>11</w:t>
+      </w:r>
+      <w:r>
+        <w:rPr/>
+        <w:t>：方法没有涨点，为什么这个项目仍然是完整的？</w:t>
+      </w:r>
+    </w:p>
+    <w:p>
+      <w:pPr>
+        <w:pStyle w:val="TextBody"/>
+        <w:bidi w:val="0"/>
+        <w:spacing w:before="80" w:after="120"/>
+        <w:ind w:start="80" w:end="80" w:hanging="0"/>
+        <w:jc w:val="start"/>
+        <w:rPr/>
+      </w:pPr>
+      <w:r>
+        <w:rPr/>
+        <w:t>因为项目目标不是为了找到一组能涨点的参数，而是检验一条可证伪机制：</w:t>
+      </w:r>
+      <w:r>
+        <w:rPr/>
+        <w:t xml:space="preserve">Camera Equivariance Gap </w:t>
+      </w:r>
+      <w:r>
+        <w:rPr/>
+        <w:t xml:space="preserve">能否由 </w:t>
+      </w:r>
+      <w:r>
+        <w:rPr/>
+        <w:t xml:space="preserve">Geo-REPA + Pose/Ray </w:t>
+      </w:r>
+      <w:r>
+        <w:rPr/>
+        <w:t xml:space="preserve">修复，并恢复 </w:t>
+      </w:r>
+      <w:r>
+        <w:rPr/>
+        <w:t xml:space="preserve">future utility </w:t>
+      </w:r>
+      <w:r>
+        <w:rPr/>
+        <w:t xml:space="preserve">和 </w:t>
+      </w:r>
+      <w:r>
+        <w:rPr/>
+        <w:t>Camera success</w:t>
+      </w:r>
+      <w:r>
+        <w:rPr/>
+        <w:t>。</w:t>
+      </w:r>
+      <w:r>
+        <w:rPr/>
+        <w:t xml:space="preserve">Thought4 </w:t>
+      </w:r>
+      <w:r>
+        <w:rPr/>
+        <w:t xml:space="preserve">支持 </w:t>
+      </w:r>
+      <w:r>
+        <w:rPr/>
+        <w:t xml:space="preserve">gap </w:t>
+      </w:r>
+      <w:r>
+        <w:rPr/>
+        <w:t xml:space="preserve">诊断，但 </w:t>
+      </w:r>
+      <w:r>
+        <w:rPr/>
+        <w:t xml:space="preserve">Thought5 </w:t>
+      </w:r>
+      <w:r>
+        <w:rPr/>
+        <w:t>的特异性、</w:t>
+      </w:r>
+      <w:r>
+        <w:rPr/>
+        <w:t>future geometry</w:t>
+      </w:r>
+      <w:r>
+        <w:rPr/>
+        <w:t xml:space="preserve">、 </w:t>
+      </w:r>
+      <w:r>
+        <w:rPr/>
+        <w:t xml:space="preserve">absolute utility </w:t>
+      </w:r>
+      <w:r>
+        <w:rPr/>
+        <w:t xml:space="preserve">和 </w:t>
+      </w:r>
+      <w:r>
+        <w:rPr/>
+        <w:t xml:space="preserve">rollout Gate </w:t>
+      </w:r>
+      <w:r>
+        <w:rPr/>
+        <w:t xml:space="preserve">均未通过，所以完整机制链已被回答为“不支持”。 我没有继续调参改写结论，而是冻结负结果并用只读分析生成下一个更窄假设。 因此它是完整的 </w:t>
+      </w:r>
+      <w:r>
+        <w:rPr/>
+        <w:t xml:space="preserve">hypothesis–intervention–falsification </w:t>
+      </w:r>
+      <w:r>
+        <w:rPr/>
+        <w:t>闭环，只是不是正向性能闭环。</w:t>
       </w:r>
     </w:p>
     <w:p>
@@ -8648,19 +9179,59 @@
       </w:r>
       <w:r>
         <w:rPr/>
-        <w:t xml:space="preserve">Clean/Camera </w:t>
-      </w:r>
-      <w:r>
-        <w:rPr/>
-        <w:t xml:space="preserve">与 </w:t>
-      </w:r>
-      <w:r>
-        <w:rPr/>
-        <w:t xml:space="preserve">sigma </w:t>
-      </w:r>
-      <w:r>
-        <w:rPr/>
-        <w:t xml:space="preserve">结果只能生成 新假设，不能回改 </w:t>
+        <w:t xml:space="preserve">G3 Camera utility </w:t>
+      </w:r>
+      <w:r>
+        <w:rPr/>
+        <w:t xml:space="preserve">的 </w:t>
+      </w:r>
+      <w:r>
+        <w:rPr>
+          <w:rStyle w:val="SourceText"/>
+        </w:rPr>
+        <w:t>+0.004807</w:t>
+      </w:r>
+      <w:r>
+        <w:rPr/>
+        <w:t xml:space="preserve"> </w:t>
+      </w:r>
+      <w:r>
+        <w:rPr/>
+        <w:t>只是点估计，</w:t>
+      </w:r>
+      <w:r>
+        <w:rPr/>
+        <w:t xml:space="preserve">95% CI </w:t>
+      </w:r>
+      <w:r>
+        <w:rPr>
+          <w:rStyle w:val="SourceText"/>
+        </w:rPr>
+        <w:t>[−0.009028, +0.018498]</w:t>
+      </w:r>
+      <w:r>
+        <w:rPr/>
+        <w:t xml:space="preserve"> </w:t>
+      </w:r>
+      <w:r>
+        <w:rPr/>
+        <w:t xml:space="preserve">跨 </w:t>
+      </w:r>
+      <w:r>
+        <w:rPr/>
+        <w:t>0</w:t>
+      </w:r>
+      <w:r>
+        <w:rPr/>
+        <w:t>。</w:t>
+      </w:r>
+      <w:r>
+        <w:rPr/>
+        <w:t xml:space="preserve">condition/sigma </w:t>
+      </w:r>
+      <w:r>
+        <w:rPr/>
+        <w:t xml:space="preserve">结果只能 生成新假设，不能回改 </w:t>
       </w:r>
       <w:r>
         <w:rPr/>
@@ -8676,7 +9247,7 @@
       </w:r>
       <w:r>
         <w:rPr/>
-        <w:t>。</w:t>
+        <w:t>；</w:t>
       </w:r>
       <w:r>
         <w:rPr/>
@@ -8684,7 +9255,7 @@
       </w:r>
       <w:r>
         <w:rPr/>
-        <w:t xml:space="preserve">路径执行非零不等于其独立 因果贡献已识别。 </w:t>
+        <w:t xml:space="preserve">路径执行非零也不等于 其独立因果贡献已识别。 </w:t>
       </w:r>
     </w:p>
     <w:p>
